--- a/lab_3.docx
+++ b/lab_3.docx
@@ -2207,7 +2207,7 @@
           <w:color w:val="C9D1D9"/>
           <w:sz w:val="18"/>
           <w:szCs w:val="18"/>
-          <w:lang w:val="ru-RU" w:eastAsia="ru-RU"/>
+          <w:lang w:eastAsia="ru-RU"/>
         </w:rPr>
       </w:pPr>
       <w:r>
@@ -2220,25 +2220,23 @@
         </w:rPr>
         <w:t xml:space="preserve">    </w:t>
       </w:r>
-      <w:proofErr w:type="spellStart"/>
       <w:r>
         <w:rPr>
           <w:rFonts w:ascii="Menlo" w:hAnsi="Menlo" w:cs="Menlo"/>
           <w:color w:val="C586C0"/>
           <w:sz w:val="18"/>
           <w:szCs w:val="18"/>
-          <w:lang w:val="ru-RU" w:eastAsia="ru-RU"/>
+          <w:lang w:eastAsia="ru-RU"/>
         </w:rPr>
         <w:t>return</w:t>
       </w:r>
-      <w:proofErr w:type="spellEnd"/>
-      <w:r>
-        <w:rPr>
-          <w:rFonts w:ascii="Menlo" w:hAnsi="Menlo" w:cs="Menlo"/>
-          <w:color w:val="BBBEBF"/>
-          <w:sz w:val="18"/>
-          <w:szCs w:val="18"/>
-          <w:lang w:val="ru-RU" w:eastAsia="ru-RU"/>
+      <w:r>
+        <w:rPr>
+          <w:rFonts w:ascii="Menlo" w:hAnsi="Menlo" w:cs="Menlo"/>
+          <w:color w:val="BBBEBF"/>
+          <w:sz w:val="18"/>
+          <w:szCs w:val="18"/>
+          <w:lang w:eastAsia="ru-RU"/>
         </w:rPr>
         <w:t xml:space="preserve"> </w:t>
       </w:r>
@@ -2248,7 +2246,7 @@
           <w:color w:val="C9D1D9"/>
           <w:sz w:val="18"/>
           <w:szCs w:val="18"/>
-          <w:lang w:val="ru-RU" w:eastAsia="ru-RU"/>
+          <w:lang w:eastAsia="ru-RU"/>
         </w:rPr>
         <w:t>a</w:t>
       </w:r>
@@ -2262,7 +2260,7 @@
           <w:color w:val="BBBEBF"/>
           <w:sz w:val="18"/>
           <w:szCs w:val="18"/>
-          <w:lang w:val="ru-RU" w:eastAsia="ru-RU"/>
+          <w:lang w:eastAsia="ru-RU"/>
         </w:rPr>
       </w:pPr>
     </w:p>
@@ -10236,7 +10234,7 @@
           <w:color w:val="BBBEBF"/>
           <w:sz w:val="18"/>
           <w:szCs w:val="18"/>
-          <w:lang w:val="ru-RU" w:eastAsia="ru-RU"/>
+          <w:lang w:eastAsia="ru-RU"/>
         </w:rPr>
       </w:pPr>
       <w:r>
@@ -10255,7 +10253,7 @@
           <w:color w:val="BBBEBF"/>
           <w:sz w:val="18"/>
           <w:szCs w:val="18"/>
-          <w:lang w:val="ru-RU" w:eastAsia="ru-RU"/>
+          <w:lang w:eastAsia="ru-RU"/>
         </w:rPr>
         <w:t xml:space="preserve"> </w:t>
       </w:r>
@@ -17862,16 +17860,34 @@
           <m:jc m:val="left"/>
         </m:oMathParaPr>
         <m:oMath>
-          <m:r>
-            <w:rPr>
-              <w:rFonts w:ascii="Cambria Math" w:hAnsi="Cambria Math" w:cs="Times New Roman"/>
-              <w:color w:val="000000" w:themeColor="text1"/>
-              <w:sz w:val="28"/>
-              <w:szCs w:val="28"/>
-              <w:lang w:eastAsia="ru-RU"/>
-            </w:rPr>
-            <m:t>[5, 2, 9, 1, 7]</m:t>
-          </m:r>
+          <m:d>
+            <m:dPr>
+              <m:begChr m:val="["/>
+              <m:endChr m:val="]"/>
+              <m:ctrlPr>
+                <w:rPr>
+                  <w:rFonts w:ascii="Cambria Math" w:hAnsi="Cambria Math" w:cs="Times New Roman"/>
+                  <w:i/>
+                  <w:color w:val="000000" w:themeColor="text1"/>
+                  <w:sz w:val="28"/>
+                  <w:szCs w:val="28"/>
+                  <w:lang w:eastAsia="ru-RU"/>
+                </w:rPr>
+              </m:ctrlPr>
+            </m:dPr>
+            <m:e>
+              <m:r>
+                <w:rPr>
+                  <w:rFonts w:ascii="Cambria Math" w:hAnsi="Cambria Math" w:cs="Times New Roman"/>
+                  <w:color w:val="000000" w:themeColor="text1"/>
+                  <w:sz w:val="28"/>
+                  <w:szCs w:val="28"/>
+                  <w:lang w:eastAsia="ru-RU"/>
+                </w:rPr>
+                <m:t>5, 2, 9, 1, 7</m:t>
+              </m:r>
+            </m:e>
+          </m:d>
         </m:oMath>
       </m:oMathPara>
     </w:p>
@@ -17925,26 +17941,44 @@
           <m:jc m:val="left"/>
         </m:oMathParaPr>
         <m:oMath>
-          <m:r>
-            <w:rPr>
-              <w:rFonts w:ascii="Cambria Math" w:hAnsi="Cambria Math" w:cs="Times New Roman"/>
-              <w:color w:val="000000" w:themeColor="text1"/>
-              <w:sz w:val="28"/>
-              <w:szCs w:val="28"/>
-              <w:lang w:val="ru-RU" w:eastAsia="ru-RU"/>
-            </w:rPr>
-            <m:t>[1, 2, 5, 7, 9</m:t>
-          </m:r>
-          <m:r>
-            <w:rPr>
-              <w:rFonts w:ascii="Cambria Math" w:hAnsi="Cambria Math" w:cs="Times New Roman"/>
-              <w:color w:val="000000" w:themeColor="text1"/>
-              <w:sz w:val="28"/>
-              <w:szCs w:val="28"/>
-              <w:lang w:eastAsia="ru-RU"/>
-            </w:rPr>
-            <m:t>]</m:t>
-          </m:r>
+          <m:d>
+            <m:dPr>
+              <m:begChr m:val="["/>
+              <m:endChr m:val="]"/>
+              <m:ctrlPr>
+                <w:rPr>
+                  <w:rFonts w:ascii="Cambria Math" w:hAnsi="Cambria Math" w:cs="Times New Roman"/>
+                  <w:i/>
+                  <w:color w:val="000000" w:themeColor="text1"/>
+                  <w:sz w:val="28"/>
+                  <w:szCs w:val="28"/>
+                  <w:lang w:val="ru-RU" w:eastAsia="ru-RU"/>
+                </w:rPr>
+              </m:ctrlPr>
+            </m:dPr>
+            <m:e>
+              <m:r>
+                <w:rPr>
+                  <w:rFonts w:ascii="Cambria Math" w:hAnsi="Cambria Math" w:cs="Times New Roman"/>
+                  <w:color w:val="000000" w:themeColor="text1"/>
+                  <w:sz w:val="28"/>
+                  <w:szCs w:val="28"/>
+                  <w:lang w:val="ru-RU" w:eastAsia="ru-RU"/>
+                </w:rPr>
+                <m:t>1, 2, 5, 7, 9</m:t>
+              </m:r>
+              <m:ctrlPr>
+                <w:rPr>
+                  <w:rFonts w:ascii="Cambria Math" w:hAnsi="Cambria Math" w:cs="Times New Roman"/>
+                  <w:i/>
+                  <w:color w:val="000000" w:themeColor="text1"/>
+                  <w:sz w:val="28"/>
+                  <w:szCs w:val="28"/>
+                  <w:lang w:eastAsia="ru-RU"/>
+                </w:rPr>
+              </m:ctrlPr>
+            </m:e>
+          </m:d>
         </m:oMath>
       </m:oMathPara>
     </w:p>
@@ -18104,16 +18138,34 @@
             </w:pPr>
             <m:oMathPara>
               <m:oMath>
-                <m:r>
-                  <w:rPr>
-                    <w:rFonts w:ascii="Cambria Math" w:hAnsi="Cambria Math" w:cs="Times New Roman"/>
-                    <w:color w:val="000000" w:themeColor="text1"/>
-                    <w:sz w:val="28"/>
-                    <w:szCs w:val="28"/>
-                    <w:lang w:eastAsia="ru-RU"/>
-                  </w:rPr>
-                  <m:t>[5, 2, 9, 1, 7]</m:t>
-                </m:r>
+                <m:d>
+                  <m:dPr>
+                    <m:begChr m:val="["/>
+                    <m:endChr m:val="]"/>
+                    <m:ctrlPr>
+                      <w:rPr>
+                        <w:rFonts w:ascii="Cambria Math" w:hAnsi="Cambria Math" w:cs="Times New Roman"/>
+                        <w:i/>
+                        <w:color w:val="000000" w:themeColor="text1"/>
+                        <w:sz w:val="28"/>
+                        <w:szCs w:val="28"/>
+                        <w:lang w:eastAsia="ru-RU"/>
+                      </w:rPr>
+                    </m:ctrlPr>
+                  </m:dPr>
+                  <m:e>
+                    <m:r>
+                      <w:rPr>
+                        <w:rFonts w:ascii="Cambria Math" w:hAnsi="Cambria Math" w:cs="Times New Roman"/>
+                        <w:color w:val="000000" w:themeColor="text1"/>
+                        <w:sz w:val="28"/>
+                        <w:szCs w:val="28"/>
+                        <w:lang w:eastAsia="ru-RU"/>
+                      </w:rPr>
+                      <m:t>5, 2, 9, 1, 7</m:t>
+                    </m:r>
+                  </m:e>
+                </m:d>
               </m:oMath>
             </m:oMathPara>
           </w:p>
@@ -18136,26 +18188,44 @@
             </w:pPr>
             <m:oMathPara>
               <m:oMath>
-                <m:r>
-                  <w:rPr>
-                    <w:rFonts w:ascii="Cambria Math" w:hAnsi="Cambria Math" w:cs="Times New Roman"/>
-                    <w:color w:val="000000" w:themeColor="text1"/>
-                    <w:sz w:val="28"/>
-                    <w:szCs w:val="28"/>
-                    <w:lang w:val="ru-RU" w:eastAsia="ru-RU"/>
-                  </w:rPr>
-                  <m:t>[1, 2, 5, 7, 9</m:t>
-                </m:r>
-                <m:r>
-                  <w:rPr>
-                    <w:rFonts w:ascii="Cambria Math" w:hAnsi="Cambria Math" w:cs="Times New Roman"/>
-                    <w:color w:val="000000" w:themeColor="text1"/>
-                    <w:sz w:val="28"/>
-                    <w:szCs w:val="28"/>
-                    <w:lang w:eastAsia="ru-RU"/>
-                  </w:rPr>
-                  <m:t>]</m:t>
-                </m:r>
+                <m:d>
+                  <m:dPr>
+                    <m:begChr m:val="["/>
+                    <m:endChr m:val="]"/>
+                    <m:ctrlPr>
+                      <w:rPr>
+                        <w:rFonts w:ascii="Cambria Math" w:hAnsi="Cambria Math" w:cs="Times New Roman"/>
+                        <w:i/>
+                        <w:color w:val="000000" w:themeColor="text1"/>
+                        <w:sz w:val="28"/>
+                        <w:szCs w:val="28"/>
+                        <w:lang w:val="ru-RU" w:eastAsia="ru-RU"/>
+                      </w:rPr>
+                    </m:ctrlPr>
+                  </m:dPr>
+                  <m:e>
+                    <m:r>
+                      <w:rPr>
+                        <w:rFonts w:ascii="Cambria Math" w:hAnsi="Cambria Math" w:cs="Times New Roman"/>
+                        <w:color w:val="000000" w:themeColor="text1"/>
+                        <w:sz w:val="28"/>
+                        <w:szCs w:val="28"/>
+                        <w:lang w:val="ru-RU" w:eastAsia="ru-RU"/>
+                      </w:rPr>
+                      <m:t>1, 2, 5, 7, 9</m:t>
+                    </m:r>
+                    <m:ctrlPr>
+                      <w:rPr>
+                        <w:rFonts w:ascii="Cambria Math" w:hAnsi="Cambria Math" w:cs="Times New Roman"/>
+                        <w:i/>
+                        <w:color w:val="000000" w:themeColor="text1"/>
+                        <w:sz w:val="28"/>
+                        <w:szCs w:val="28"/>
+                        <w:lang w:eastAsia="ru-RU"/>
+                      </w:rPr>
+                    </m:ctrlPr>
+                  </m:e>
+                </m:d>
               </m:oMath>
             </m:oMathPara>
           </w:p>
@@ -18208,16 +18278,34 @@
             </w:pPr>
             <m:oMathPara>
               <m:oMath>
-                <m:r>
-                  <w:rPr>
-                    <w:rFonts w:ascii="Cambria Math" w:hAnsi="Cambria Math" w:cs="Times New Roman"/>
-                    <w:color w:val="000000" w:themeColor="text1"/>
-                    <w:sz w:val="28"/>
-                    <w:szCs w:val="28"/>
-                    <w:lang w:eastAsia="ru-RU"/>
-                  </w:rPr>
-                  <m:t>[5, 2, 9, 1, 7]</m:t>
-                </m:r>
+                <m:d>
+                  <m:dPr>
+                    <m:begChr m:val="["/>
+                    <m:endChr m:val="]"/>
+                    <m:ctrlPr>
+                      <w:rPr>
+                        <w:rFonts w:ascii="Cambria Math" w:hAnsi="Cambria Math" w:cs="Times New Roman"/>
+                        <w:i/>
+                        <w:color w:val="000000" w:themeColor="text1"/>
+                        <w:sz w:val="28"/>
+                        <w:szCs w:val="28"/>
+                        <w:lang w:eastAsia="ru-RU"/>
+                      </w:rPr>
+                    </m:ctrlPr>
+                  </m:dPr>
+                  <m:e>
+                    <m:r>
+                      <w:rPr>
+                        <w:rFonts w:ascii="Cambria Math" w:hAnsi="Cambria Math" w:cs="Times New Roman"/>
+                        <w:color w:val="000000" w:themeColor="text1"/>
+                        <w:sz w:val="28"/>
+                        <w:szCs w:val="28"/>
+                        <w:lang w:eastAsia="ru-RU"/>
+                      </w:rPr>
+                      <m:t>5, 2, 9, 1, 7</m:t>
+                    </m:r>
+                  </m:e>
+                </m:d>
               </m:oMath>
             </m:oMathPara>
           </w:p>
@@ -18240,26 +18328,44 @@
             </w:pPr>
             <m:oMathPara>
               <m:oMath>
-                <m:r>
-                  <w:rPr>
-                    <w:rFonts w:ascii="Cambria Math" w:hAnsi="Cambria Math" w:cs="Times New Roman"/>
-                    <w:color w:val="000000" w:themeColor="text1"/>
-                    <w:sz w:val="28"/>
-                    <w:szCs w:val="28"/>
-                    <w:lang w:val="ru-RU" w:eastAsia="ru-RU"/>
-                  </w:rPr>
-                  <m:t>[1, 2, 5, 7, 9</m:t>
-                </m:r>
-                <m:r>
-                  <w:rPr>
-                    <w:rFonts w:ascii="Cambria Math" w:hAnsi="Cambria Math" w:cs="Times New Roman"/>
-                    <w:color w:val="000000" w:themeColor="text1"/>
-                    <w:sz w:val="28"/>
-                    <w:szCs w:val="28"/>
-                    <w:lang w:eastAsia="ru-RU"/>
-                  </w:rPr>
-                  <m:t>]</m:t>
-                </m:r>
+                <m:d>
+                  <m:dPr>
+                    <m:begChr m:val="["/>
+                    <m:endChr m:val="]"/>
+                    <m:ctrlPr>
+                      <w:rPr>
+                        <w:rFonts w:ascii="Cambria Math" w:hAnsi="Cambria Math" w:cs="Times New Roman"/>
+                        <w:i/>
+                        <w:color w:val="000000" w:themeColor="text1"/>
+                        <w:sz w:val="28"/>
+                        <w:szCs w:val="28"/>
+                        <w:lang w:val="ru-RU" w:eastAsia="ru-RU"/>
+                      </w:rPr>
+                    </m:ctrlPr>
+                  </m:dPr>
+                  <m:e>
+                    <m:r>
+                      <w:rPr>
+                        <w:rFonts w:ascii="Cambria Math" w:hAnsi="Cambria Math" w:cs="Times New Roman"/>
+                        <w:color w:val="000000" w:themeColor="text1"/>
+                        <w:sz w:val="28"/>
+                        <w:szCs w:val="28"/>
+                        <w:lang w:val="ru-RU" w:eastAsia="ru-RU"/>
+                      </w:rPr>
+                      <m:t>1, 2, 5, 7, 9</m:t>
+                    </m:r>
+                    <m:ctrlPr>
+                      <w:rPr>
+                        <w:rFonts w:ascii="Cambria Math" w:hAnsi="Cambria Math" w:cs="Times New Roman"/>
+                        <w:i/>
+                        <w:color w:val="000000" w:themeColor="text1"/>
+                        <w:sz w:val="28"/>
+                        <w:szCs w:val="28"/>
+                        <w:lang w:eastAsia="ru-RU"/>
+                      </w:rPr>
+                    </m:ctrlPr>
+                  </m:e>
+                </m:d>
               </m:oMath>
             </m:oMathPara>
           </w:p>
@@ -18312,16 +18418,34 @@
             </w:pPr>
             <m:oMathPara>
               <m:oMath>
-                <m:r>
-                  <w:rPr>
-                    <w:rFonts w:ascii="Cambria Math" w:hAnsi="Cambria Math" w:cs="Times New Roman"/>
-                    <w:color w:val="000000" w:themeColor="text1"/>
-                    <w:sz w:val="28"/>
-                    <w:szCs w:val="28"/>
-                    <w:lang w:eastAsia="ru-RU"/>
-                  </w:rPr>
-                  <m:t>[5, 2, 9, 1, 7]</m:t>
-                </m:r>
+                <m:d>
+                  <m:dPr>
+                    <m:begChr m:val="["/>
+                    <m:endChr m:val="]"/>
+                    <m:ctrlPr>
+                      <w:rPr>
+                        <w:rFonts w:ascii="Cambria Math" w:hAnsi="Cambria Math" w:cs="Times New Roman"/>
+                        <w:i/>
+                        <w:color w:val="000000" w:themeColor="text1"/>
+                        <w:sz w:val="28"/>
+                        <w:szCs w:val="28"/>
+                        <w:lang w:eastAsia="ru-RU"/>
+                      </w:rPr>
+                    </m:ctrlPr>
+                  </m:dPr>
+                  <m:e>
+                    <m:r>
+                      <w:rPr>
+                        <w:rFonts w:ascii="Cambria Math" w:hAnsi="Cambria Math" w:cs="Times New Roman"/>
+                        <w:color w:val="000000" w:themeColor="text1"/>
+                        <w:sz w:val="28"/>
+                        <w:szCs w:val="28"/>
+                        <w:lang w:eastAsia="ru-RU"/>
+                      </w:rPr>
+                      <m:t>5, 2, 9, 1, 7</m:t>
+                    </m:r>
+                  </m:e>
+                </m:d>
               </m:oMath>
             </m:oMathPara>
           </w:p>
@@ -18344,26 +18468,44 @@
             </w:pPr>
             <m:oMathPara>
               <m:oMath>
-                <m:r>
-                  <w:rPr>
-                    <w:rFonts w:ascii="Cambria Math" w:hAnsi="Cambria Math" w:cs="Times New Roman"/>
-                    <w:color w:val="000000" w:themeColor="text1"/>
-                    <w:sz w:val="28"/>
-                    <w:szCs w:val="28"/>
-                    <w:lang w:val="ru-RU" w:eastAsia="ru-RU"/>
-                  </w:rPr>
-                  <m:t>[1, 2, 5, 7, 9</m:t>
-                </m:r>
-                <m:r>
-                  <w:rPr>
-                    <w:rFonts w:ascii="Cambria Math" w:hAnsi="Cambria Math" w:cs="Times New Roman"/>
-                    <w:color w:val="000000" w:themeColor="text1"/>
-                    <w:sz w:val="28"/>
-                    <w:szCs w:val="28"/>
-                    <w:lang w:eastAsia="ru-RU"/>
-                  </w:rPr>
-                  <m:t>]</m:t>
-                </m:r>
+                <m:d>
+                  <m:dPr>
+                    <m:begChr m:val="["/>
+                    <m:endChr m:val="]"/>
+                    <m:ctrlPr>
+                      <w:rPr>
+                        <w:rFonts w:ascii="Cambria Math" w:hAnsi="Cambria Math" w:cs="Times New Roman"/>
+                        <w:i/>
+                        <w:color w:val="000000" w:themeColor="text1"/>
+                        <w:sz w:val="28"/>
+                        <w:szCs w:val="28"/>
+                        <w:lang w:val="ru-RU" w:eastAsia="ru-RU"/>
+                      </w:rPr>
+                    </m:ctrlPr>
+                  </m:dPr>
+                  <m:e>
+                    <m:r>
+                      <w:rPr>
+                        <w:rFonts w:ascii="Cambria Math" w:hAnsi="Cambria Math" w:cs="Times New Roman"/>
+                        <w:color w:val="000000" w:themeColor="text1"/>
+                        <w:sz w:val="28"/>
+                        <w:szCs w:val="28"/>
+                        <w:lang w:val="ru-RU" w:eastAsia="ru-RU"/>
+                      </w:rPr>
+                      <m:t>1, 2, 5, 7, 9</m:t>
+                    </m:r>
+                    <m:ctrlPr>
+                      <w:rPr>
+                        <w:rFonts w:ascii="Cambria Math" w:hAnsi="Cambria Math" w:cs="Times New Roman"/>
+                        <w:i/>
+                        <w:color w:val="000000" w:themeColor="text1"/>
+                        <w:sz w:val="28"/>
+                        <w:szCs w:val="28"/>
+                        <w:lang w:eastAsia="ru-RU"/>
+                      </w:rPr>
+                    </m:ctrlPr>
+                  </m:e>
+                </m:d>
               </m:oMath>
             </m:oMathPara>
           </w:p>
@@ -18427,24 +18569,650 @@
     <w:p>
       <w:pPr>
         <w:spacing w:after="0" w:line="360" w:lineRule="auto"/>
-        <w:jc w:val="both"/>
         <w:rPr>
           <w:rFonts w:cs="Times New Roman"/>
+          <w:b/>
+          <w:bCs/>
           <w:color w:val="000000" w:themeColor="text1"/>
-          <w:sz w:val="28"/>
-          <w:szCs w:val="28"/>
+          <w:sz w:val="32"/>
+          <w:szCs w:val="32"/>
           <w:lang w:val="ru-RU" w:eastAsia="ru-RU"/>
         </w:rPr>
       </w:pPr>
-      <w:r>
-        <w:rPr>
-          <w:rFonts w:cs="Times New Roman"/>
+    </w:p>
+    <w:p>
+      <w:pPr>
+        <w:pStyle w:val="2"/>
+        <w:spacing w:line="360" w:lineRule="auto"/>
+        <w:rPr>
+          <w:rFonts w:ascii="Times New Roman" w:hAnsi="Times New Roman" w:cs="Times New Roman"/>
+          <w:b/>
+          <w:bCs/>
           <w:color w:val="000000" w:themeColor="text1"/>
-          <w:sz w:val="28"/>
-          <w:szCs w:val="28"/>
-          <w:lang w:val="ru-RU" w:eastAsia="ru-RU"/>
-        </w:rPr>
-        <w:t>Сортировка вставками:</w:t>
+          <w:lang w:val="ru-RU"/>
+        </w:rPr>
+      </w:pPr>
+      <w:r>
+        <w:rPr>
+          <w:rStyle w:val="s1"/>
+          <w:rFonts w:ascii="Times New Roman" w:hAnsi="Times New Roman" w:cs="Times New Roman"/>
+          <w:b/>
+          <w:bCs/>
+          <w:color w:val="000000" w:themeColor="text1"/>
+          <w:lang w:val="ru-RU"/>
+        </w:rPr>
+        <w:t>1. Сортировка вставками</w:t>
+      </w:r>
+    </w:p>
+    <w:p>
+      <w:pPr>
+        <w:pStyle w:val="p2"/>
+        <w:spacing w:line="360" w:lineRule="auto"/>
+        <w:rPr>
+          <w:color w:val="000000" w:themeColor="text1"/>
+          <w:sz w:val="28"/>
+          <w:szCs w:val="28"/>
+          <w:lang w:val="en-US"/>
+        </w:rPr>
+      </w:pPr>
+      <w:r>
+        <w:rPr>
+          <w:b/>
+          <w:bCs/>
+          <w:color w:val="000000" w:themeColor="text1"/>
+          <w:sz w:val="28"/>
+          <w:szCs w:val="28"/>
+        </w:rPr>
+        <w:t>Точная оценка.</w:t>
+      </w:r>
+      <w:r>
+        <w:rPr>
+          <w:color w:val="000000" w:themeColor="text1"/>
+          <w:sz w:val="28"/>
+          <w:szCs w:val="28"/>
+        </w:rPr>
+        <w:br/>
+        <w:t xml:space="preserve">Внешний цикл выполняется </w:t>
+      </w:r>
+      <m:oMath>
+        <m:r>
+          <w:rPr>
+            <w:rFonts w:ascii="Cambria Math" w:hAnsi="Cambria Math"/>
+            <w:color w:val="000000" w:themeColor="text1"/>
+            <w:sz w:val="28"/>
+            <w:szCs w:val="28"/>
+          </w:rPr>
+          <m:t>n</m:t>
+        </m:r>
+        <m:r>
+          <w:rPr>
+            <w:rFonts w:ascii="Cambria Math" w:hAnsi="Cambria Math"/>
+            <w:color w:val="000000" w:themeColor="text1"/>
+            <w:sz w:val="28"/>
+            <w:szCs w:val="28"/>
+          </w:rPr>
+          <m:t>-1</m:t>
+        </m:r>
+      </m:oMath>
+      <w:r>
+        <w:rPr>
+          <w:color w:val="000000" w:themeColor="text1"/>
+          <w:sz w:val="28"/>
+          <w:szCs w:val="28"/>
+        </w:rPr>
+        <w:t xml:space="preserve"> раз.</w:t>
+      </w:r>
+      <w:r>
+        <w:rPr>
+          <w:color w:val="000000" w:themeColor="text1"/>
+          <w:sz w:val="28"/>
+          <w:szCs w:val="28"/>
+        </w:rPr>
+        <w:br/>
+        <w:t>Во внутреннем цикле в среднем случае элемент может сдвигаться примерно на половину уже отсортированной части массива. Тогда число сравнений и сдвигов можно оценить суммой:</w:t>
+      </w:r>
+    </w:p>
+    <w:p>
+      <w:pPr>
+        <w:pStyle w:val="p3"/>
+        <w:spacing w:line="360" w:lineRule="auto"/>
+        <w:jc w:val="center"/>
+        <w:rPr>
+          <w:i/>
+          <w:color w:val="000000" w:themeColor="text1"/>
+          <w:sz w:val="28"/>
+          <w:szCs w:val="28"/>
+          <w:lang w:val="en-US"/>
+        </w:rPr>
+      </w:pPr>
+      <m:oMath>
+        <m:r>
+          <w:rPr>
+            <w:rStyle w:val="HTML"/>
+            <w:rFonts w:ascii="Cambria Math" w:eastAsiaTheme="majorEastAsia" w:hAnsi="Cambria Math" w:cs="Times New Roman"/>
+            <w:color w:val="000000" w:themeColor="text1"/>
+            <w:sz w:val="28"/>
+            <w:szCs w:val="28"/>
+          </w:rPr>
+          <m:t>1+2+3+</m:t>
+        </m:r>
+      </m:oMath>
+      <w:r>
+        <w:rPr>
+          <w:rStyle w:val="HTML"/>
+          <w:rFonts w:ascii="Times New Roman" w:eastAsiaTheme="majorEastAsia" w:hAnsi="Times New Roman" w:cs="Times New Roman"/>
+          <w:color w:val="000000" w:themeColor="text1"/>
+          <w:sz w:val="28"/>
+          <w:szCs w:val="28"/>
+        </w:rPr>
+        <w:t>…</w:t>
+      </w:r>
+      <m:oMath>
+        <m:r>
+          <w:rPr>
+            <w:rStyle w:val="HTML"/>
+            <w:rFonts w:ascii="Cambria Math" w:eastAsiaTheme="majorEastAsia" w:hAnsi="Cambria Math" w:cs="Times New Roman"/>
+            <w:color w:val="000000" w:themeColor="text1"/>
+            <w:sz w:val="28"/>
+            <w:szCs w:val="28"/>
+          </w:rPr>
+          <m:t>+</m:t>
+        </m:r>
+        <m:r>
+          <w:rPr>
+            <w:rStyle w:val="HTML"/>
+            <w:rFonts w:ascii="Cambria Math" w:eastAsiaTheme="majorEastAsia" w:hAnsi="Cambria Math" w:cs="Times New Roman"/>
+            <w:color w:val="000000" w:themeColor="text1"/>
+            <w:sz w:val="28"/>
+            <w:szCs w:val="28"/>
+          </w:rPr>
+          <m:t xml:space="preserve"> </m:t>
+        </m:r>
+        <m:d>
+          <m:dPr>
+            <m:ctrlPr>
+              <w:rPr>
+                <w:rStyle w:val="HTML"/>
+                <w:rFonts w:ascii="Cambria Math" w:eastAsiaTheme="majorEastAsia" w:hAnsi="Cambria Math" w:cs="Times New Roman"/>
+                <w:i/>
+                <w:color w:val="000000" w:themeColor="text1"/>
+                <w:sz w:val="28"/>
+                <w:szCs w:val="28"/>
+                <w:lang w:val="en-US"/>
+              </w:rPr>
+            </m:ctrlPr>
+          </m:dPr>
+          <m:e>
+            <m:r>
+              <w:rPr>
+                <w:rStyle w:val="HTML"/>
+                <w:rFonts w:ascii="Cambria Math" w:eastAsiaTheme="majorEastAsia" w:hAnsi="Cambria Math" w:cs="Times New Roman"/>
+                <w:color w:val="000000" w:themeColor="text1"/>
+                <w:sz w:val="28"/>
+                <w:szCs w:val="28"/>
+                <w:lang w:val="en-US"/>
+              </w:rPr>
+              <m:t>n-1</m:t>
+            </m:r>
+          </m:e>
+        </m:d>
+      </m:oMath>
+    </w:p>
+    <w:p>
+      <w:pPr>
+        <w:pStyle w:val="p2"/>
+        <w:spacing w:line="360" w:lineRule="auto"/>
+        <w:rPr>
+          <w:color w:val="000000" w:themeColor="text1"/>
+          <w:sz w:val="28"/>
+          <w:szCs w:val="28"/>
+        </w:rPr>
+      </w:pPr>
+      <w:r>
+        <w:rPr>
+          <w:color w:val="000000" w:themeColor="text1"/>
+          <w:sz w:val="28"/>
+          <w:szCs w:val="28"/>
+        </w:rPr>
+        <w:t>Эта сумма равна:</w:t>
+      </w:r>
+    </w:p>
+    <w:p>
+      <w:pPr>
+        <w:pStyle w:val="p3"/>
+        <w:spacing w:line="360" w:lineRule="auto"/>
+        <w:jc w:val="center"/>
+        <w:rPr>
+          <w:i/>
+          <w:color w:val="000000" w:themeColor="text1"/>
+          <w:sz w:val="32"/>
+          <w:szCs w:val="32"/>
+          <w:lang w:val="en-US"/>
+        </w:rPr>
+      </w:pPr>
+      <m:oMathPara>
+        <m:oMath>
+          <m:f>
+            <m:fPr>
+              <m:ctrlPr>
+                <w:rPr>
+                  <w:rStyle w:val="HTML"/>
+                  <w:rFonts w:ascii="Cambria Math" w:eastAsiaTheme="majorEastAsia" w:hAnsi="Cambria Math" w:cs="Times New Roman"/>
+                  <w:i/>
+                  <w:color w:val="000000" w:themeColor="text1"/>
+                  <w:sz w:val="32"/>
+                  <w:szCs w:val="32"/>
+                </w:rPr>
+              </m:ctrlPr>
+            </m:fPr>
+            <m:num>
+              <m:r>
+                <w:rPr>
+                  <w:rStyle w:val="HTML"/>
+                  <w:rFonts w:ascii="Cambria Math" w:eastAsiaTheme="majorEastAsia" w:hAnsi="Cambria Math" w:cs="Times New Roman"/>
+                  <w:color w:val="000000" w:themeColor="text1"/>
+                  <w:sz w:val="32"/>
+                  <w:szCs w:val="32"/>
+                </w:rPr>
+                <m:t>n</m:t>
+              </m:r>
+              <m:d>
+                <m:dPr>
+                  <m:ctrlPr>
+                    <w:rPr>
+                      <w:rStyle w:val="HTML"/>
+                      <w:rFonts w:ascii="Cambria Math" w:eastAsiaTheme="majorEastAsia" w:hAnsi="Cambria Math" w:cs="Times New Roman"/>
+                      <w:i/>
+                      <w:color w:val="000000" w:themeColor="text1"/>
+                      <w:sz w:val="32"/>
+                      <w:szCs w:val="32"/>
+                      <w:lang w:val="en-US"/>
+                    </w:rPr>
+                  </m:ctrlPr>
+                </m:dPr>
+                <m:e>
+                  <m:r>
+                    <w:rPr>
+                      <w:rStyle w:val="HTML"/>
+                      <w:rFonts w:ascii="Cambria Math" w:eastAsiaTheme="majorEastAsia" w:hAnsi="Cambria Math" w:cs="Times New Roman"/>
+                      <w:color w:val="000000" w:themeColor="text1"/>
+                      <w:sz w:val="32"/>
+                      <w:szCs w:val="32"/>
+                      <w:lang w:val="en-US"/>
+                    </w:rPr>
+                    <m:t>n-1</m:t>
+                  </m:r>
+                </m:e>
+              </m:d>
+            </m:num>
+            <m:den>
+              <m:r>
+                <w:rPr>
+                  <w:rStyle w:val="HTML"/>
+                  <w:rFonts w:ascii="Cambria Math" w:eastAsiaTheme="majorEastAsia" w:hAnsi="Cambria Math" w:cs="Times New Roman"/>
+                  <w:color w:val="000000" w:themeColor="text1"/>
+                  <w:sz w:val="32"/>
+                  <w:szCs w:val="32"/>
+                </w:rPr>
+                <m:t>2</m:t>
+              </m:r>
+            </m:den>
+          </m:f>
+        </m:oMath>
+      </m:oMathPara>
+    </w:p>
+    <w:p>
+      <w:pPr>
+        <w:pStyle w:val="p2"/>
+        <w:spacing w:line="360" w:lineRule="auto"/>
+        <w:rPr>
+          <w:rStyle w:val="HTML"/>
+          <w:rFonts w:ascii="Times New Roman" w:hAnsi="Times New Roman" w:cs="Times New Roman"/>
+          <w:color w:val="000000" w:themeColor="text1"/>
+          <w:sz w:val="28"/>
+          <w:szCs w:val="28"/>
+          <w:lang w:val="en-US"/>
+        </w:rPr>
+      </w:pPr>
+      <w:r>
+        <w:rPr>
+          <w:color w:val="000000" w:themeColor="text1"/>
+          <w:sz w:val="28"/>
+          <w:szCs w:val="28"/>
+        </w:rPr>
+        <w:lastRenderedPageBreak/>
+        <w:t>Следовательно, точная оценка трудоемкости в среднем и худшем случае имеет порядок:</w:t>
+      </w:r>
+    </w:p>
+    <w:p>
+      <w:pPr>
+        <w:pStyle w:val="p3"/>
+        <w:spacing w:line="360" w:lineRule="auto"/>
+        <w:rPr>
+          <w:color w:val="000000" w:themeColor="text1"/>
+          <w:sz w:val="28"/>
+          <w:szCs w:val="28"/>
+          <w:lang w:val="en-US"/>
+        </w:rPr>
+      </w:pPr>
+      <m:oMathPara>
+        <m:oMath>
+          <m:r>
+            <w:rPr>
+              <w:rFonts w:ascii="Cambria Math" w:hAnsi="Cambria Math"/>
+              <w:color w:val="000000" w:themeColor="text1"/>
+              <w:sz w:val="28"/>
+              <w:szCs w:val="28"/>
+              <w:lang w:val="en-US"/>
+            </w:rPr>
+            <m:t>T</m:t>
+          </m:r>
+          <m:d>
+            <m:dPr>
+              <m:ctrlPr>
+                <w:rPr>
+                  <w:rFonts w:ascii="Cambria Math" w:hAnsi="Cambria Math"/>
+                  <w:i/>
+                  <w:color w:val="000000" w:themeColor="text1"/>
+                  <w:sz w:val="28"/>
+                  <w:szCs w:val="28"/>
+                  <w:lang w:val="en-US"/>
+                </w:rPr>
+              </m:ctrlPr>
+            </m:dPr>
+            <m:e>
+              <m:r>
+                <w:rPr>
+                  <w:rFonts w:ascii="Cambria Math" w:hAnsi="Cambria Math"/>
+                  <w:color w:val="000000" w:themeColor="text1"/>
+                  <w:sz w:val="28"/>
+                  <w:szCs w:val="28"/>
+                  <w:lang w:val="en-US"/>
+                </w:rPr>
+                <m:t>n</m:t>
+              </m:r>
+            </m:e>
+          </m:d>
+          <m:r>
+            <w:rPr>
+              <w:rFonts w:ascii="Cambria Math" w:hAnsi="Cambria Math"/>
+              <w:color w:val="000000" w:themeColor="text1"/>
+              <w:sz w:val="28"/>
+              <w:szCs w:val="28"/>
+              <w:lang w:val="en-US"/>
+            </w:rPr>
+            <m:t>=</m:t>
+          </m:r>
+          <m:f>
+            <m:fPr>
+              <m:ctrlPr>
+                <w:rPr>
+                  <w:rFonts w:ascii="Cambria Math" w:hAnsi="Cambria Math"/>
+                  <w:i/>
+                  <w:color w:val="000000" w:themeColor="text1"/>
+                  <w:sz w:val="28"/>
+                  <w:szCs w:val="28"/>
+                  <w:lang w:val="en-US"/>
+                </w:rPr>
+              </m:ctrlPr>
+            </m:fPr>
+            <m:num>
+              <m:r>
+                <w:rPr>
+                  <w:rFonts w:ascii="Cambria Math" w:hAnsi="Cambria Math"/>
+                  <w:color w:val="000000" w:themeColor="text1"/>
+                  <w:sz w:val="28"/>
+                  <w:szCs w:val="28"/>
+                  <w:lang w:val="en-US"/>
+                </w:rPr>
+                <m:t>n</m:t>
+              </m:r>
+              <m:d>
+                <m:dPr>
+                  <m:ctrlPr>
+                    <w:rPr>
+                      <w:rFonts w:ascii="Cambria Math" w:hAnsi="Cambria Math"/>
+                      <w:i/>
+                      <w:color w:val="000000" w:themeColor="text1"/>
+                      <w:sz w:val="28"/>
+                      <w:szCs w:val="28"/>
+                      <w:lang w:val="en-US"/>
+                    </w:rPr>
+                  </m:ctrlPr>
+                </m:dPr>
+                <m:e>
+                  <m:r>
+                    <w:rPr>
+                      <w:rFonts w:ascii="Cambria Math" w:hAnsi="Cambria Math"/>
+                      <w:color w:val="000000" w:themeColor="text1"/>
+                      <w:sz w:val="28"/>
+                      <w:szCs w:val="28"/>
+                      <w:lang w:val="en-US"/>
+                    </w:rPr>
+                    <m:t>n-1</m:t>
+                  </m:r>
+                </m:e>
+              </m:d>
+            </m:num>
+            <m:den>
+              <m:r>
+                <w:rPr>
+                  <w:rFonts w:ascii="Cambria Math" w:hAnsi="Cambria Math"/>
+                  <w:color w:val="000000" w:themeColor="text1"/>
+                  <w:sz w:val="28"/>
+                  <w:szCs w:val="28"/>
+                  <w:lang w:val="en-US"/>
+                </w:rPr>
+                <m:t>2</m:t>
+              </m:r>
+            </m:den>
+          </m:f>
+        </m:oMath>
+      </m:oMathPara>
+    </w:p>
+    <w:p>
+      <w:pPr>
+        <w:pStyle w:val="p2"/>
+        <w:spacing w:line="360" w:lineRule="auto"/>
+        <w:rPr>
+          <w:rStyle w:val="HTML"/>
+          <w:rFonts w:ascii="Times New Roman" w:hAnsi="Times New Roman" w:cs="Times New Roman"/>
+          <w:color w:val="000000" w:themeColor="text1"/>
+          <w:sz w:val="28"/>
+          <w:szCs w:val="28"/>
+          <w:lang w:val="en-US"/>
+        </w:rPr>
+      </w:pPr>
+      <w:r>
+        <w:rPr>
+          <w:color w:val="000000" w:themeColor="text1"/>
+          <w:sz w:val="28"/>
+          <w:szCs w:val="28"/>
+        </w:rPr>
+        <w:t>При раскрытии получаем:</w:t>
+      </w:r>
+    </w:p>
+    <w:p>
+      <w:pPr>
+        <w:pStyle w:val="p3"/>
+        <w:spacing w:line="360" w:lineRule="auto"/>
+        <w:rPr>
+          <w:color w:val="000000" w:themeColor="text1"/>
+          <w:sz w:val="28"/>
+          <w:szCs w:val="28"/>
+          <w:lang w:val="en-US"/>
+        </w:rPr>
+      </w:pPr>
+      <m:oMathPara>
+        <m:oMath>
+          <m:r>
+            <w:rPr>
+              <w:rFonts w:ascii="Cambria Math" w:hAnsi="Cambria Math"/>
+              <w:color w:val="000000" w:themeColor="text1"/>
+              <w:sz w:val="28"/>
+              <w:szCs w:val="28"/>
+              <w:lang w:val="en-US"/>
+            </w:rPr>
+            <m:t>T</m:t>
+          </m:r>
+          <m:d>
+            <m:dPr>
+              <m:ctrlPr>
+                <w:rPr>
+                  <w:rFonts w:ascii="Cambria Math" w:hAnsi="Cambria Math"/>
+                  <w:i/>
+                  <w:color w:val="000000" w:themeColor="text1"/>
+                  <w:sz w:val="28"/>
+                  <w:szCs w:val="28"/>
+                  <w:lang w:val="en-US"/>
+                </w:rPr>
+              </m:ctrlPr>
+            </m:dPr>
+            <m:e>
+              <m:r>
+                <w:rPr>
+                  <w:rFonts w:ascii="Cambria Math" w:hAnsi="Cambria Math"/>
+                  <w:color w:val="000000" w:themeColor="text1"/>
+                  <w:sz w:val="28"/>
+                  <w:szCs w:val="28"/>
+                  <w:lang w:val="en-US"/>
+                </w:rPr>
+                <m:t>n</m:t>
+              </m:r>
+            </m:e>
+          </m:d>
+          <m:r>
+            <w:rPr>
+              <w:rFonts w:ascii="Cambria Math" w:hAnsi="Cambria Math"/>
+              <w:color w:val="000000" w:themeColor="text1"/>
+              <w:sz w:val="28"/>
+              <w:szCs w:val="28"/>
+              <w:lang w:val="en-US"/>
+            </w:rPr>
+            <m:t>=</m:t>
+          </m:r>
+          <m:f>
+            <m:fPr>
+              <m:ctrlPr>
+                <w:rPr>
+                  <w:rFonts w:ascii="Cambria Math" w:hAnsi="Cambria Math"/>
+                  <w:i/>
+                  <w:color w:val="000000" w:themeColor="text1"/>
+                  <w:sz w:val="28"/>
+                  <w:szCs w:val="28"/>
+                  <w:lang w:val="en-US"/>
+                </w:rPr>
+              </m:ctrlPr>
+            </m:fPr>
+            <m:num>
+              <m:d>
+                <m:dPr>
+                  <m:ctrlPr>
+                    <w:rPr>
+                      <w:rFonts w:ascii="Cambria Math" w:hAnsi="Cambria Math"/>
+                      <w:i/>
+                      <w:color w:val="000000" w:themeColor="text1"/>
+                      <w:sz w:val="28"/>
+                      <w:szCs w:val="28"/>
+                      <w:lang w:val="en-US"/>
+                    </w:rPr>
+                  </m:ctrlPr>
+                </m:dPr>
+                <m:e>
+                  <m:sSup>
+                    <m:sSupPr>
+                      <m:ctrlPr>
+                        <w:rPr>
+                          <w:rFonts w:ascii="Cambria Math" w:hAnsi="Cambria Math"/>
+                          <w:i/>
+                          <w:color w:val="000000" w:themeColor="text1"/>
+                          <w:sz w:val="28"/>
+                          <w:szCs w:val="28"/>
+                          <w:lang w:val="en-US"/>
+                        </w:rPr>
+                      </m:ctrlPr>
+                    </m:sSupPr>
+                    <m:e>
+                      <m:r>
+                        <w:rPr>
+                          <w:rFonts w:ascii="Cambria Math" w:hAnsi="Cambria Math"/>
+                          <w:color w:val="000000" w:themeColor="text1"/>
+                          <w:sz w:val="28"/>
+                          <w:szCs w:val="28"/>
+                          <w:lang w:val="en-US"/>
+                        </w:rPr>
+                        <m:t>n</m:t>
+                      </m:r>
+                    </m:e>
+                    <m:sup>
+                      <m:r>
+                        <w:rPr>
+                          <w:rFonts w:ascii="Cambria Math" w:hAnsi="Cambria Math"/>
+                          <w:color w:val="000000" w:themeColor="text1"/>
+                          <w:sz w:val="28"/>
+                          <w:szCs w:val="28"/>
+                          <w:lang w:val="en-US"/>
+                        </w:rPr>
+                        <m:t>2</m:t>
+                      </m:r>
+                    </m:sup>
+                  </m:sSup>
+                  <m:r>
+                    <w:rPr>
+                      <w:rFonts w:ascii="Cambria Math" w:hAnsi="Cambria Math"/>
+                      <w:color w:val="000000" w:themeColor="text1"/>
+                      <w:sz w:val="28"/>
+                      <w:szCs w:val="28"/>
+                      <w:lang w:val="en-US"/>
+                    </w:rPr>
+                    <m:t>-</m:t>
+                  </m:r>
+                  <m:r>
+                    <w:rPr>
+                      <w:rFonts w:ascii="Cambria Math" w:hAnsi="Cambria Math"/>
+                      <w:color w:val="000000" w:themeColor="text1"/>
+                      <w:sz w:val="28"/>
+                      <w:szCs w:val="28"/>
+                      <w:lang w:val="en-US"/>
+                    </w:rPr>
+                    <m:t>n</m:t>
+                  </m:r>
+                </m:e>
+              </m:d>
+            </m:num>
+            <m:den>
+              <m:r>
+                <w:rPr>
+                  <w:rFonts w:ascii="Cambria Math" w:hAnsi="Cambria Math"/>
+                  <w:color w:val="000000" w:themeColor="text1"/>
+                  <w:sz w:val="28"/>
+                  <w:szCs w:val="28"/>
+                  <w:lang w:val="en-US"/>
+                </w:rPr>
+                <m:t>2</m:t>
+              </m:r>
+            </m:den>
+          </m:f>
+        </m:oMath>
+      </m:oMathPara>
+    </w:p>
+    <w:p>
+      <w:pPr>
+        <w:pStyle w:val="p4"/>
+        <w:spacing w:line="360" w:lineRule="auto"/>
+        <w:rPr>
+          <w:color w:val="000000" w:themeColor="text1"/>
+          <w:sz w:val="28"/>
+          <w:szCs w:val="28"/>
+        </w:rPr>
+      </w:pPr>
+      <w:r>
+        <w:rPr>
+          <w:color w:val="000000" w:themeColor="text1"/>
+          <w:sz w:val="28"/>
+          <w:szCs w:val="28"/>
+        </w:rPr>
+        <w:t>Отсюда после отбрасывания констант и менее значимых слагаемых:</w:t>
       </w:r>
     </w:p>
     <w:p>
@@ -18517,671 +19285,6 @@
           <w:lang w:eastAsia="ru-RU"/>
         </w:rPr>
         <w:t xml:space="preserve"> </w:t>
-      </w:r>
-      <m:oMath>
-        <m:r>
-          <w:rPr>
-            <w:rFonts w:ascii="Cambria Math" w:hAnsi="Cambria Math" w:cs="Times New Roman"/>
-            <w:color w:val="000000" w:themeColor="text1"/>
-            <w:sz w:val="28"/>
-            <w:szCs w:val="28"/>
-            <w:lang w:eastAsia="ru-RU"/>
-          </w:rPr>
-          <m:t>O(n)</m:t>
-        </m:r>
-      </m:oMath>
-    </w:p>
-    <w:p>
-      <w:pPr>
-        <w:pStyle w:val="a7"/>
-        <w:numPr>
-          <w:ilvl w:val="0"/>
-          <w:numId w:val="2"/>
-        </w:numPr>
-        <w:spacing w:after="0" w:line="360" w:lineRule="auto"/>
-        <w:jc w:val="both"/>
-        <w:rPr>
-          <w:rFonts w:cs="Times New Roman"/>
-          <w:color w:val="000000" w:themeColor="text1"/>
-          <w:sz w:val="28"/>
-          <w:szCs w:val="28"/>
-          <w:lang w:eastAsia="ru-RU"/>
-        </w:rPr>
-      </w:pPr>
-      <w:proofErr w:type="spellStart"/>
-      <w:r>
-        <w:rPr>
-          <w:rFonts w:cs="Times New Roman"/>
-          <w:color w:val="000000" w:themeColor="text1"/>
-          <w:sz w:val="28"/>
-          <w:szCs w:val="28"/>
-          <w:lang w:eastAsia="ru-RU"/>
-        </w:rPr>
-        <w:t>средний</w:t>
-      </w:r>
-      <w:proofErr w:type="spellEnd"/>
-      <w:r>
-        <w:rPr>
-          <w:rFonts w:cs="Times New Roman"/>
-          <w:color w:val="000000" w:themeColor="text1"/>
-          <w:sz w:val="28"/>
-          <w:szCs w:val="28"/>
-          <w:lang w:eastAsia="ru-RU"/>
-        </w:rPr>
-        <w:t xml:space="preserve"> </w:t>
-      </w:r>
-      <w:proofErr w:type="spellStart"/>
-      <w:r>
-        <w:rPr>
-          <w:rFonts w:cs="Times New Roman"/>
-          <w:color w:val="000000" w:themeColor="text1"/>
-          <w:sz w:val="28"/>
-          <w:szCs w:val="28"/>
-          <w:lang w:eastAsia="ru-RU"/>
-        </w:rPr>
-        <w:t>случай</w:t>
-      </w:r>
-      <w:proofErr w:type="spellEnd"/>
-      <w:r>
-        <w:rPr>
-          <w:rFonts w:cs="Times New Roman"/>
-          <w:color w:val="000000" w:themeColor="text1"/>
-          <w:sz w:val="28"/>
-          <w:szCs w:val="28"/>
-          <w:lang w:eastAsia="ru-RU"/>
-        </w:rPr>
-        <w:t>:</w:t>
-      </w:r>
-      <w:r>
-        <w:t xml:space="preserve"> </w:t>
-      </w:r>
-      <m:oMath>
-        <m:r>
-          <w:rPr>
-            <w:rFonts w:ascii="Cambria Math" w:hAnsi="Cambria Math"/>
-          </w:rPr>
-          <m:t>O(</m:t>
-        </m:r>
-        <m:sSup>
-          <m:sSupPr>
-            <m:ctrlPr>
-              <w:rPr>
-                <w:rFonts w:ascii="Cambria Math" w:hAnsi="Cambria Math"/>
-                <w:i/>
-              </w:rPr>
-            </m:ctrlPr>
-          </m:sSupPr>
-          <m:e>
-            <m:r>
-              <w:rPr>
-                <w:rFonts w:ascii="Cambria Math" w:hAnsi="Cambria Math"/>
-              </w:rPr>
-              <m:t>n</m:t>
-            </m:r>
-          </m:e>
-          <m:sup>
-            <m:r>
-              <w:rPr>
-                <w:rFonts w:ascii="Cambria Math" w:hAnsi="Cambria Math"/>
-              </w:rPr>
-              <m:t>2</m:t>
-            </m:r>
-          </m:sup>
-        </m:sSup>
-        <m:r>
-          <w:rPr>
-            <w:rFonts w:ascii="Cambria Math" w:hAnsi="Cambria Math"/>
-          </w:rPr>
-          <m:t>)</m:t>
-        </m:r>
-      </m:oMath>
-    </w:p>
-    <w:p>
-      <w:pPr>
-        <w:pStyle w:val="a7"/>
-        <w:numPr>
-          <w:ilvl w:val="0"/>
-          <w:numId w:val="2"/>
-        </w:numPr>
-        <w:spacing w:after="0" w:line="360" w:lineRule="auto"/>
-        <w:jc w:val="both"/>
-        <w:rPr>
-          <w:rFonts w:cs="Times New Roman"/>
-          <w:color w:val="000000" w:themeColor="text1"/>
-          <w:sz w:val="28"/>
-          <w:szCs w:val="28"/>
-          <w:lang w:eastAsia="ru-RU"/>
-        </w:rPr>
-      </w:pPr>
-      <w:proofErr w:type="spellStart"/>
-      <w:r>
-        <w:rPr>
-          <w:rFonts w:cs="Times New Roman"/>
-          <w:color w:val="000000" w:themeColor="text1"/>
-          <w:sz w:val="28"/>
-          <w:szCs w:val="28"/>
-          <w:lang w:eastAsia="ru-RU"/>
-        </w:rPr>
-        <w:t>худший</w:t>
-      </w:r>
-      <w:proofErr w:type="spellEnd"/>
-      <w:r>
-        <w:rPr>
-          <w:rFonts w:cs="Times New Roman"/>
-          <w:color w:val="000000" w:themeColor="text1"/>
-          <w:sz w:val="28"/>
-          <w:szCs w:val="28"/>
-          <w:lang w:eastAsia="ru-RU"/>
-        </w:rPr>
-        <w:t xml:space="preserve"> </w:t>
-      </w:r>
-      <w:proofErr w:type="spellStart"/>
-      <w:r>
-        <w:rPr>
-          <w:rFonts w:cs="Times New Roman"/>
-          <w:color w:val="000000" w:themeColor="text1"/>
-          <w:sz w:val="28"/>
-          <w:szCs w:val="28"/>
-          <w:lang w:eastAsia="ru-RU"/>
-        </w:rPr>
-        <w:t>случай</w:t>
-      </w:r>
-      <w:proofErr w:type="spellEnd"/>
-      <w:r>
-        <w:rPr>
-          <w:rFonts w:cs="Times New Roman"/>
-          <w:color w:val="000000" w:themeColor="text1"/>
-          <w:sz w:val="28"/>
-          <w:szCs w:val="28"/>
-          <w:lang w:eastAsia="ru-RU"/>
-        </w:rPr>
-        <w:t>:</w:t>
-      </w:r>
-      <w:r>
-        <w:rPr>
-          <w:rFonts w:cs="Times New Roman"/>
-          <w:color w:val="000000" w:themeColor="text1"/>
-          <w:sz w:val="28"/>
-          <w:szCs w:val="28"/>
-          <w:lang w:eastAsia="ru-RU"/>
-        </w:rPr>
-        <w:t xml:space="preserve"> </w:t>
-      </w:r>
-      <m:oMath>
-        <m:r>
-          <w:rPr>
-            <w:rFonts w:ascii="Cambria Math" w:hAnsi="Cambria Math"/>
-          </w:rPr>
-          <m:t>O(</m:t>
-        </m:r>
-        <m:sSup>
-          <m:sSupPr>
-            <m:ctrlPr>
-              <w:rPr>
-                <w:rFonts w:ascii="Cambria Math" w:hAnsi="Cambria Math"/>
-                <w:i/>
-              </w:rPr>
-            </m:ctrlPr>
-          </m:sSupPr>
-          <m:e>
-            <m:r>
-              <w:rPr>
-                <w:rFonts w:ascii="Cambria Math" w:hAnsi="Cambria Math"/>
-              </w:rPr>
-              <m:t>n</m:t>
-            </m:r>
-          </m:e>
-          <m:sup>
-            <m:r>
-              <w:rPr>
-                <w:rFonts w:ascii="Cambria Math" w:hAnsi="Cambria Math"/>
-              </w:rPr>
-              <m:t>2</m:t>
-            </m:r>
-          </m:sup>
-        </m:sSup>
-        <m:r>
-          <w:rPr>
-            <w:rFonts w:ascii="Cambria Math" w:hAnsi="Cambria Math"/>
-          </w:rPr>
-          <m:t>)</m:t>
-        </m:r>
-      </m:oMath>
-    </w:p>
-    <w:p>
-      <w:pPr>
-        <w:spacing w:after="0" w:line="360" w:lineRule="auto"/>
-        <w:jc w:val="both"/>
-        <w:rPr>
-          <w:rFonts w:cs="Times New Roman"/>
-          <w:color w:val="000000" w:themeColor="text1"/>
-          <w:sz w:val="28"/>
-          <w:szCs w:val="28"/>
-          <w:lang w:val="ru-RU" w:eastAsia="ru-RU"/>
-        </w:rPr>
-      </w:pPr>
-    </w:p>
-    <w:p>
-      <w:pPr>
-        <w:spacing w:after="0" w:line="360" w:lineRule="auto"/>
-        <w:jc w:val="both"/>
-        <w:rPr>
-          <w:rFonts w:cs="Times New Roman"/>
-          <w:color w:val="000000" w:themeColor="text1"/>
-          <w:sz w:val="28"/>
-          <w:szCs w:val="28"/>
-          <w:lang w:val="ru-RU" w:eastAsia="ru-RU"/>
-        </w:rPr>
-      </w:pPr>
-      <w:r>
-        <w:rPr>
-          <w:rFonts w:cs="Times New Roman"/>
-          <w:color w:val="000000" w:themeColor="text1"/>
-          <w:sz w:val="28"/>
-          <w:szCs w:val="28"/>
-          <w:lang w:val="ru-RU" w:eastAsia="ru-RU"/>
-        </w:rPr>
-        <w:t>Сортировка пузырьком:</w:t>
-      </w:r>
-    </w:p>
-    <w:p>
-      <w:pPr>
-        <w:pStyle w:val="a7"/>
-        <w:numPr>
-          <w:ilvl w:val="0"/>
-          <w:numId w:val="2"/>
-        </w:numPr>
-        <w:spacing w:after="0" w:line="360" w:lineRule="auto"/>
-        <w:jc w:val="both"/>
-        <w:rPr>
-          <w:rFonts w:cs="Times New Roman"/>
-          <w:color w:val="000000" w:themeColor="text1"/>
-          <w:sz w:val="28"/>
-          <w:szCs w:val="28"/>
-          <w:lang w:eastAsia="ru-RU"/>
-        </w:rPr>
-      </w:pPr>
-      <w:proofErr w:type="spellStart"/>
-      <w:r>
-        <w:rPr>
-          <w:rFonts w:cs="Times New Roman"/>
-          <w:color w:val="000000" w:themeColor="text1"/>
-          <w:sz w:val="28"/>
-          <w:szCs w:val="28"/>
-          <w:lang w:eastAsia="ru-RU"/>
-        </w:rPr>
-        <w:t>лучший</w:t>
-      </w:r>
-      <w:proofErr w:type="spellEnd"/>
-      <w:r>
-        <w:rPr>
-          <w:rFonts w:cs="Times New Roman"/>
-          <w:color w:val="000000" w:themeColor="text1"/>
-          <w:sz w:val="28"/>
-          <w:szCs w:val="28"/>
-          <w:lang w:eastAsia="ru-RU"/>
-        </w:rPr>
-        <w:t xml:space="preserve"> </w:t>
-      </w:r>
-      <w:proofErr w:type="spellStart"/>
-      <w:r>
-        <w:rPr>
-          <w:rFonts w:cs="Times New Roman"/>
-          <w:color w:val="000000" w:themeColor="text1"/>
-          <w:sz w:val="28"/>
-          <w:szCs w:val="28"/>
-          <w:lang w:eastAsia="ru-RU"/>
-        </w:rPr>
-        <w:t>случай</w:t>
-      </w:r>
-      <w:proofErr w:type="spellEnd"/>
-      <w:r>
-        <w:rPr>
-          <w:rFonts w:cs="Times New Roman"/>
-          <w:color w:val="000000" w:themeColor="text1"/>
-          <w:sz w:val="28"/>
-          <w:szCs w:val="28"/>
-          <w:lang w:eastAsia="ru-RU"/>
-        </w:rPr>
-        <w:t>:</w:t>
-      </w:r>
-      <w:r>
-        <w:rPr>
-          <w:rFonts w:cs="Times New Roman"/>
-          <w:color w:val="000000" w:themeColor="text1"/>
-          <w:sz w:val="28"/>
-          <w:szCs w:val="28"/>
-          <w:lang w:eastAsia="ru-RU"/>
-        </w:rPr>
-        <w:t xml:space="preserve"> </w:t>
-      </w:r>
-      <m:oMath>
-        <m:r>
-          <w:rPr>
-            <w:rFonts w:ascii="Cambria Math" w:hAnsi="Cambria Math"/>
-          </w:rPr>
-          <m:t>O(</m:t>
-        </m:r>
-        <m:sSup>
-          <m:sSupPr>
-            <m:ctrlPr>
-              <w:rPr>
-                <w:rFonts w:ascii="Cambria Math" w:hAnsi="Cambria Math"/>
-                <w:i/>
-              </w:rPr>
-            </m:ctrlPr>
-          </m:sSupPr>
-          <m:e>
-            <m:r>
-              <w:rPr>
-                <w:rFonts w:ascii="Cambria Math" w:hAnsi="Cambria Math"/>
-              </w:rPr>
-              <m:t>n</m:t>
-            </m:r>
-          </m:e>
-          <m:sup>
-            <m:r>
-              <w:rPr>
-                <w:rFonts w:ascii="Cambria Math" w:hAnsi="Cambria Math"/>
-              </w:rPr>
-              <m:t>2</m:t>
-            </m:r>
-          </m:sup>
-        </m:sSup>
-        <m:r>
-          <w:rPr>
-            <w:rFonts w:ascii="Cambria Math" w:hAnsi="Cambria Math"/>
-          </w:rPr>
-          <m:t>)</m:t>
-        </m:r>
-      </m:oMath>
-    </w:p>
-    <w:p>
-      <w:pPr>
-        <w:pStyle w:val="a7"/>
-        <w:numPr>
-          <w:ilvl w:val="0"/>
-          <w:numId w:val="2"/>
-        </w:numPr>
-        <w:spacing w:after="0" w:line="360" w:lineRule="auto"/>
-        <w:jc w:val="both"/>
-        <w:rPr>
-          <w:rFonts w:cs="Times New Roman"/>
-          <w:color w:val="000000" w:themeColor="text1"/>
-          <w:sz w:val="28"/>
-          <w:szCs w:val="28"/>
-          <w:lang w:eastAsia="ru-RU"/>
-        </w:rPr>
-      </w:pPr>
-      <w:proofErr w:type="spellStart"/>
-      <w:r>
-        <w:rPr>
-          <w:rFonts w:cs="Times New Roman"/>
-          <w:color w:val="000000" w:themeColor="text1"/>
-          <w:sz w:val="28"/>
-          <w:szCs w:val="28"/>
-          <w:lang w:eastAsia="ru-RU"/>
-        </w:rPr>
-        <w:t>средний</w:t>
-      </w:r>
-      <w:proofErr w:type="spellEnd"/>
-      <w:r>
-        <w:rPr>
-          <w:rFonts w:cs="Times New Roman"/>
-          <w:color w:val="000000" w:themeColor="text1"/>
-          <w:sz w:val="28"/>
-          <w:szCs w:val="28"/>
-          <w:lang w:eastAsia="ru-RU"/>
-        </w:rPr>
-        <w:t xml:space="preserve"> </w:t>
-      </w:r>
-      <w:proofErr w:type="spellStart"/>
-      <w:r>
-        <w:rPr>
-          <w:rFonts w:cs="Times New Roman"/>
-          <w:color w:val="000000" w:themeColor="text1"/>
-          <w:sz w:val="28"/>
-          <w:szCs w:val="28"/>
-          <w:lang w:eastAsia="ru-RU"/>
-        </w:rPr>
-        <w:t>случай</w:t>
-      </w:r>
-      <w:proofErr w:type="spellEnd"/>
-      <w:r>
-        <w:rPr>
-          <w:rFonts w:cs="Times New Roman"/>
-          <w:color w:val="000000" w:themeColor="text1"/>
-          <w:sz w:val="28"/>
-          <w:szCs w:val="28"/>
-          <w:lang w:eastAsia="ru-RU"/>
-        </w:rPr>
-        <w:t>:</w:t>
-      </w:r>
-      <w:r>
-        <w:rPr>
-          <w:rFonts w:cs="Times New Roman"/>
-          <w:color w:val="000000" w:themeColor="text1"/>
-          <w:sz w:val="28"/>
-          <w:szCs w:val="28"/>
-          <w:lang w:eastAsia="ru-RU"/>
-        </w:rPr>
-        <w:t xml:space="preserve"> </w:t>
-      </w:r>
-      <m:oMath>
-        <m:r>
-          <w:rPr>
-            <w:rFonts w:ascii="Cambria Math" w:hAnsi="Cambria Math"/>
-          </w:rPr>
-          <m:t>O(</m:t>
-        </m:r>
-        <m:sSup>
-          <m:sSupPr>
-            <m:ctrlPr>
-              <w:rPr>
-                <w:rFonts w:ascii="Cambria Math" w:hAnsi="Cambria Math"/>
-                <w:i/>
-              </w:rPr>
-            </m:ctrlPr>
-          </m:sSupPr>
-          <m:e>
-            <m:r>
-              <w:rPr>
-                <w:rFonts w:ascii="Cambria Math" w:hAnsi="Cambria Math"/>
-              </w:rPr>
-              <m:t>n</m:t>
-            </m:r>
-          </m:e>
-          <m:sup>
-            <m:r>
-              <w:rPr>
-                <w:rFonts w:ascii="Cambria Math" w:hAnsi="Cambria Math"/>
-              </w:rPr>
-              <m:t>2</m:t>
-            </m:r>
-          </m:sup>
-        </m:sSup>
-        <m:r>
-          <w:rPr>
-            <w:rFonts w:ascii="Cambria Math" w:hAnsi="Cambria Math"/>
-          </w:rPr>
-          <m:t>)</m:t>
-        </m:r>
-      </m:oMath>
-    </w:p>
-    <w:p>
-      <w:pPr>
-        <w:pStyle w:val="a7"/>
-        <w:numPr>
-          <w:ilvl w:val="0"/>
-          <w:numId w:val="2"/>
-        </w:numPr>
-        <w:spacing w:after="0" w:line="360" w:lineRule="auto"/>
-        <w:jc w:val="both"/>
-        <w:rPr>
-          <w:rFonts w:cs="Times New Roman"/>
-          <w:color w:val="000000" w:themeColor="text1"/>
-          <w:sz w:val="28"/>
-          <w:szCs w:val="28"/>
-          <w:lang w:eastAsia="ru-RU"/>
-        </w:rPr>
-      </w:pPr>
-      <w:proofErr w:type="spellStart"/>
-      <w:r>
-        <w:rPr>
-          <w:rFonts w:cs="Times New Roman"/>
-          <w:color w:val="000000" w:themeColor="text1"/>
-          <w:sz w:val="28"/>
-          <w:szCs w:val="28"/>
-          <w:lang w:eastAsia="ru-RU"/>
-        </w:rPr>
-        <w:t>худший</w:t>
-      </w:r>
-      <w:proofErr w:type="spellEnd"/>
-      <w:r>
-        <w:rPr>
-          <w:rFonts w:cs="Times New Roman"/>
-          <w:color w:val="000000" w:themeColor="text1"/>
-          <w:sz w:val="28"/>
-          <w:szCs w:val="28"/>
-          <w:lang w:eastAsia="ru-RU"/>
-        </w:rPr>
-        <w:t xml:space="preserve"> </w:t>
-      </w:r>
-      <w:proofErr w:type="spellStart"/>
-      <w:r>
-        <w:rPr>
-          <w:rFonts w:cs="Times New Roman"/>
-          <w:color w:val="000000" w:themeColor="text1"/>
-          <w:sz w:val="28"/>
-          <w:szCs w:val="28"/>
-          <w:lang w:eastAsia="ru-RU"/>
-        </w:rPr>
-        <w:t>случай</w:t>
-      </w:r>
-      <w:proofErr w:type="spellEnd"/>
-      <w:r>
-        <w:rPr>
-          <w:rFonts w:cs="Times New Roman"/>
-          <w:color w:val="000000" w:themeColor="text1"/>
-          <w:sz w:val="28"/>
-          <w:szCs w:val="28"/>
-          <w:lang w:eastAsia="ru-RU"/>
-        </w:rPr>
-        <w:t>:</w:t>
-      </w:r>
-      <w:r>
-        <w:rPr>
-          <w:rFonts w:cs="Times New Roman"/>
-          <w:color w:val="000000" w:themeColor="text1"/>
-          <w:sz w:val="28"/>
-          <w:szCs w:val="28"/>
-          <w:lang w:eastAsia="ru-RU"/>
-        </w:rPr>
-        <w:t xml:space="preserve"> </w:t>
-      </w:r>
-      <m:oMath>
-        <m:r>
-          <w:rPr>
-            <w:rFonts w:ascii="Cambria Math" w:hAnsi="Cambria Math"/>
-          </w:rPr>
-          <m:t>O(</m:t>
-        </m:r>
-        <m:sSup>
-          <m:sSupPr>
-            <m:ctrlPr>
-              <w:rPr>
-                <w:rFonts w:ascii="Cambria Math" w:hAnsi="Cambria Math"/>
-                <w:i/>
-              </w:rPr>
-            </m:ctrlPr>
-          </m:sSupPr>
-          <m:e>
-            <m:r>
-              <w:rPr>
-                <w:rFonts w:ascii="Cambria Math" w:hAnsi="Cambria Math"/>
-              </w:rPr>
-              <m:t>n</m:t>
-            </m:r>
-          </m:e>
-          <m:sup>
-            <m:r>
-              <w:rPr>
-                <w:rFonts w:ascii="Cambria Math" w:hAnsi="Cambria Math"/>
-              </w:rPr>
-              <m:t>2</m:t>
-            </m:r>
-          </m:sup>
-        </m:sSup>
-        <m:r>
-          <w:rPr>
-            <w:rFonts w:ascii="Cambria Math" w:hAnsi="Cambria Math"/>
-          </w:rPr>
-          <m:t>)</m:t>
-        </m:r>
-      </m:oMath>
-    </w:p>
-    <w:p>
-      <w:pPr>
-        <w:spacing w:after="0" w:line="360" w:lineRule="auto"/>
-        <w:jc w:val="both"/>
-        <w:rPr>
-          <w:rFonts w:cs="Times New Roman"/>
-          <w:color w:val="000000" w:themeColor="text1"/>
-          <w:sz w:val="28"/>
-          <w:szCs w:val="28"/>
-          <w:lang w:val="ru-RU" w:eastAsia="ru-RU"/>
-        </w:rPr>
-      </w:pPr>
-    </w:p>
-    <w:p>
-      <w:pPr>
-        <w:spacing w:after="0" w:line="360" w:lineRule="auto"/>
-        <w:jc w:val="both"/>
-        <w:rPr>
-          <w:rFonts w:cs="Times New Roman"/>
-          <w:color w:val="000000" w:themeColor="text1"/>
-          <w:sz w:val="28"/>
-          <w:szCs w:val="28"/>
-          <w:lang w:val="ru-RU" w:eastAsia="ru-RU"/>
-        </w:rPr>
-      </w:pPr>
-      <w:r>
-        <w:rPr>
-          <w:rFonts w:cs="Times New Roman"/>
-          <w:color w:val="000000" w:themeColor="text1"/>
-          <w:sz w:val="28"/>
-          <w:szCs w:val="28"/>
-          <w:lang w:val="ru-RU" w:eastAsia="ru-RU"/>
-        </w:rPr>
-        <w:t>Быстрая сортировка:</w:t>
-      </w:r>
-    </w:p>
-    <w:p>
-      <w:pPr>
-        <w:pStyle w:val="a7"/>
-        <w:numPr>
-          <w:ilvl w:val="0"/>
-          <w:numId w:val="2"/>
-        </w:numPr>
-        <w:spacing w:after="0" w:line="360" w:lineRule="auto"/>
-        <w:jc w:val="both"/>
-        <w:rPr>
-          <w:rFonts w:cs="Times New Roman"/>
-          <w:color w:val="000000" w:themeColor="text1"/>
-          <w:sz w:val="28"/>
-          <w:szCs w:val="28"/>
-          <w:lang w:val="ru-RU" w:eastAsia="ru-RU"/>
-        </w:rPr>
-      </w:pPr>
-      <w:r>
-        <w:rPr>
-          <w:rFonts w:cs="Times New Roman"/>
-          <w:color w:val="000000" w:themeColor="text1"/>
-          <w:sz w:val="28"/>
-          <w:szCs w:val="28"/>
-          <w:lang w:val="ru-RU" w:eastAsia="ru-RU"/>
-        </w:rPr>
-        <w:t xml:space="preserve">лучший случай: </w:t>
       </w:r>
       <m:oMath>
         <m:r>
@@ -19194,28 +19297,8 @@
           </w:rPr>
           <m:t>O</m:t>
         </m:r>
-        <m:r>
-          <w:rPr>
-            <w:rFonts w:ascii="Cambria Math" w:hAnsi="Cambria Math" w:cs="Times New Roman"/>
-            <w:color w:val="000000" w:themeColor="text1"/>
-            <w:sz w:val="28"/>
-            <w:szCs w:val="28"/>
-            <w:lang w:val="ru-RU" w:eastAsia="ru-RU"/>
-          </w:rPr>
-          <m:t>(</m:t>
-        </m:r>
-        <m:r>
-          <w:rPr>
-            <w:rFonts w:ascii="Cambria Math" w:hAnsi="Cambria Math" w:cs="Times New Roman"/>
-            <w:color w:val="000000" w:themeColor="text1"/>
-            <w:sz w:val="28"/>
-            <w:szCs w:val="28"/>
-            <w:lang w:eastAsia="ru-RU"/>
-          </w:rPr>
-          <m:t>n</m:t>
-        </m:r>
-        <m:func>
-          <m:funcPr>
+        <m:d>
+          <m:dPr>
             <m:ctrlPr>
               <w:rPr>
                 <w:rFonts w:ascii="Cambria Math" w:hAnsi="Cambria Math" w:cs="Times New Roman"/>
@@ -19226,21 +19309,7 @@
                 <w:lang w:eastAsia="ru-RU"/>
               </w:rPr>
             </m:ctrlPr>
-          </m:funcPr>
-          <m:fName>
-            <m:r>
-              <m:rPr>
-                <m:sty m:val="p"/>
-              </m:rPr>
-              <w:rPr>
-                <w:rFonts w:ascii="Cambria Math" w:hAnsi="Cambria Math" w:cs="Times New Roman"/>
-                <w:color w:val="000000" w:themeColor="text1"/>
-                <w:sz w:val="28"/>
-                <w:szCs w:val="28"/>
-              </w:rPr>
-              <m:t>log</m:t>
-            </m:r>
-          </m:fName>
+          </m:dPr>
           <m:e>
             <m:r>
               <w:rPr>
@@ -19253,17 +19322,7 @@
               <m:t>n</m:t>
             </m:r>
           </m:e>
-        </m:func>
-        <m:r>
-          <w:rPr>
-            <w:rFonts w:ascii="Cambria Math" w:hAnsi="Cambria Math" w:cs="Times New Roman"/>
-            <w:color w:val="000000" w:themeColor="text1"/>
-            <w:sz w:val="28"/>
-            <w:szCs w:val="28"/>
-            <w:lang w:val="ru-RU" w:eastAsia="ru-RU"/>
-          </w:rPr>
-          <m:t>)</m:t>
-        </m:r>
+        </m:d>
       </m:oMath>
     </w:p>
     <w:p>
@@ -19280,18 +19339,3739 @@
           <w:color w:val="000000" w:themeColor="text1"/>
           <w:sz w:val="28"/>
           <w:szCs w:val="28"/>
-          <w:lang w:val="ru-RU" w:eastAsia="ru-RU"/>
-        </w:rPr>
-      </w:pPr>
+          <w:lang w:eastAsia="ru-RU"/>
+        </w:rPr>
+      </w:pPr>
+      <w:proofErr w:type="spellStart"/>
       <w:r>
         <w:rPr>
           <w:rFonts w:cs="Times New Roman"/>
           <w:color w:val="000000" w:themeColor="text1"/>
           <w:sz w:val="28"/>
           <w:szCs w:val="28"/>
+          <w:lang w:eastAsia="ru-RU"/>
+        </w:rPr>
+        <w:t>средний</w:t>
+      </w:r>
+      <w:proofErr w:type="spellEnd"/>
+      <w:r>
+        <w:rPr>
+          <w:rFonts w:cs="Times New Roman"/>
+          <w:color w:val="000000" w:themeColor="text1"/>
+          <w:sz w:val="28"/>
+          <w:szCs w:val="28"/>
+          <w:lang w:eastAsia="ru-RU"/>
+        </w:rPr>
+        <w:t xml:space="preserve"> </w:t>
+      </w:r>
+      <w:proofErr w:type="spellStart"/>
+      <w:r>
+        <w:rPr>
+          <w:rFonts w:cs="Times New Roman"/>
+          <w:color w:val="000000" w:themeColor="text1"/>
+          <w:sz w:val="28"/>
+          <w:szCs w:val="28"/>
+          <w:lang w:eastAsia="ru-RU"/>
+        </w:rPr>
+        <w:t>случай</w:t>
+      </w:r>
+      <w:proofErr w:type="spellEnd"/>
+      <w:r>
+        <w:rPr>
+          <w:rFonts w:cs="Times New Roman"/>
+          <w:color w:val="000000" w:themeColor="text1"/>
+          <w:sz w:val="28"/>
+          <w:szCs w:val="28"/>
+          <w:lang w:eastAsia="ru-RU"/>
+        </w:rPr>
+        <w:t>:</w:t>
+      </w:r>
+      <w:r>
+        <w:t xml:space="preserve"> </w:t>
+      </w:r>
+      <m:oMath>
+        <m:r>
+          <w:rPr>
+            <w:rFonts w:ascii="Cambria Math" w:hAnsi="Cambria Math"/>
+          </w:rPr>
+          <m:t>O</m:t>
+        </m:r>
+        <m:d>
+          <m:dPr>
+            <m:ctrlPr>
+              <w:rPr>
+                <w:rFonts w:ascii="Cambria Math" w:hAnsi="Cambria Math"/>
+                <w:i/>
+              </w:rPr>
+            </m:ctrlPr>
+          </m:dPr>
+          <m:e>
+            <m:sSup>
+              <m:sSupPr>
+                <m:ctrlPr>
+                  <w:rPr>
+                    <w:rFonts w:ascii="Cambria Math" w:hAnsi="Cambria Math"/>
+                    <w:i/>
+                  </w:rPr>
+                </m:ctrlPr>
+              </m:sSupPr>
+              <m:e>
+                <m:r>
+                  <w:rPr>
+                    <w:rFonts w:ascii="Cambria Math" w:hAnsi="Cambria Math"/>
+                  </w:rPr>
+                  <m:t>n</m:t>
+                </m:r>
+              </m:e>
+              <m:sup>
+                <m:r>
+                  <w:rPr>
+                    <w:rFonts w:ascii="Cambria Math" w:hAnsi="Cambria Math"/>
+                  </w:rPr>
+                  <m:t>2</m:t>
+                </m:r>
+              </m:sup>
+            </m:sSup>
+          </m:e>
+        </m:d>
+      </m:oMath>
+    </w:p>
+    <w:p>
+      <w:pPr>
+        <w:pStyle w:val="a7"/>
+        <w:numPr>
+          <w:ilvl w:val="0"/>
+          <w:numId w:val="2"/>
+        </w:numPr>
+        <w:spacing w:after="0" w:line="360" w:lineRule="auto"/>
+        <w:jc w:val="both"/>
+        <w:rPr>
+          <w:rFonts w:cs="Times New Roman"/>
+          <w:color w:val="000000" w:themeColor="text1"/>
+          <w:sz w:val="28"/>
+          <w:szCs w:val="28"/>
+          <w:lang w:eastAsia="ru-RU"/>
+        </w:rPr>
+      </w:pPr>
+      <w:proofErr w:type="spellStart"/>
+      <w:r>
+        <w:rPr>
+          <w:rFonts w:cs="Times New Roman"/>
+          <w:color w:val="000000" w:themeColor="text1"/>
+          <w:sz w:val="28"/>
+          <w:szCs w:val="28"/>
+          <w:lang w:eastAsia="ru-RU"/>
+        </w:rPr>
+        <w:t>худший</w:t>
+      </w:r>
+      <w:proofErr w:type="spellEnd"/>
+      <w:r>
+        <w:rPr>
+          <w:rFonts w:cs="Times New Roman"/>
+          <w:color w:val="000000" w:themeColor="text1"/>
+          <w:sz w:val="28"/>
+          <w:szCs w:val="28"/>
+          <w:lang w:eastAsia="ru-RU"/>
+        </w:rPr>
+        <w:t xml:space="preserve"> </w:t>
+      </w:r>
+      <w:proofErr w:type="spellStart"/>
+      <w:r>
+        <w:rPr>
+          <w:rFonts w:cs="Times New Roman"/>
+          <w:color w:val="000000" w:themeColor="text1"/>
+          <w:sz w:val="28"/>
+          <w:szCs w:val="28"/>
+          <w:lang w:eastAsia="ru-RU"/>
+        </w:rPr>
+        <w:t>случай</w:t>
+      </w:r>
+      <w:proofErr w:type="spellEnd"/>
+      <w:r>
+        <w:rPr>
+          <w:rFonts w:cs="Times New Roman"/>
+          <w:color w:val="000000" w:themeColor="text1"/>
+          <w:sz w:val="28"/>
+          <w:szCs w:val="28"/>
+          <w:lang w:eastAsia="ru-RU"/>
+        </w:rPr>
+        <w:t>:</w:t>
+      </w:r>
+      <w:r>
+        <w:rPr>
+          <w:rFonts w:cs="Times New Roman"/>
+          <w:color w:val="000000" w:themeColor="text1"/>
+          <w:sz w:val="28"/>
+          <w:szCs w:val="28"/>
+          <w:lang w:eastAsia="ru-RU"/>
+        </w:rPr>
+        <w:t xml:space="preserve"> </w:t>
+      </w:r>
+      <m:oMath>
+        <m:r>
+          <w:rPr>
+            <w:rFonts w:ascii="Cambria Math" w:hAnsi="Cambria Math"/>
+          </w:rPr>
+          <m:t>O</m:t>
+        </m:r>
+        <m:d>
+          <m:dPr>
+            <m:ctrlPr>
+              <w:rPr>
+                <w:rFonts w:ascii="Cambria Math" w:hAnsi="Cambria Math"/>
+                <w:i/>
+              </w:rPr>
+            </m:ctrlPr>
+          </m:dPr>
+          <m:e>
+            <m:sSup>
+              <m:sSupPr>
+                <m:ctrlPr>
+                  <w:rPr>
+                    <w:rFonts w:ascii="Cambria Math" w:hAnsi="Cambria Math"/>
+                    <w:i/>
+                  </w:rPr>
+                </m:ctrlPr>
+              </m:sSupPr>
+              <m:e>
+                <m:r>
+                  <w:rPr>
+                    <w:rFonts w:ascii="Cambria Math" w:hAnsi="Cambria Math"/>
+                  </w:rPr>
+                  <m:t>n</m:t>
+                </m:r>
+              </m:e>
+              <m:sup>
+                <m:r>
+                  <w:rPr>
+                    <w:rFonts w:ascii="Cambria Math" w:hAnsi="Cambria Math"/>
+                  </w:rPr>
+                  <m:t>2</m:t>
+                </m:r>
+              </m:sup>
+            </m:sSup>
+          </m:e>
+        </m:d>
+      </m:oMath>
+    </w:p>
+    <w:p>
+      <w:pPr>
+        <w:spacing w:after="0" w:line="360" w:lineRule="auto"/>
+        <w:jc w:val="both"/>
+        <w:rPr>
+          <w:rFonts w:cs="Times New Roman"/>
+          <w:color w:val="000000" w:themeColor="text1"/>
+          <w:sz w:val="28"/>
+          <w:szCs w:val="28"/>
+          <w:lang w:eastAsia="ru-RU"/>
+        </w:rPr>
+      </w:pPr>
+    </w:p>
+    <w:p>
+      <w:pPr>
+        <w:spacing w:after="0" w:line="360" w:lineRule="auto"/>
+        <w:jc w:val="both"/>
+        <w:rPr>
+          <w:rFonts w:cs="Times New Roman"/>
+          <w:color w:val="000000" w:themeColor="text1"/>
+          <w:sz w:val="28"/>
+          <w:szCs w:val="28"/>
+          <w:lang w:eastAsia="ru-RU"/>
+        </w:rPr>
+      </w:pPr>
+    </w:p>
+    <w:p>
+      <w:pPr>
+        <w:pStyle w:val="2"/>
+        <w:spacing w:line="360" w:lineRule="auto"/>
+        <w:rPr>
+          <w:rFonts w:ascii="Times New Roman" w:hAnsi="Times New Roman" w:cs="Times New Roman"/>
+          <w:b/>
+          <w:bCs/>
+          <w:color w:val="000000" w:themeColor="text1"/>
+          <w:lang w:val="ru-RU"/>
+        </w:rPr>
+      </w:pPr>
+      <w:r>
+        <w:rPr>
+          <w:rStyle w:val="s1"/>
+          <w:rFonts w:ascii="Times New Roman" w:hAnsi="Times New Roman" w:cs="Times New Roman"/>
+          <w:b/>
+          <w:bCs/>
+          <w:color w:val="000000" w:themeColor="text1"/>
+          <w:lang w:val="ru-RU"/>
+        </w:rPr>
+        <w:t>2. Сортировка пузырьком</w:t>
+      </w:r>
+    </w:p>
+    <w:p>
+      <w:pPr>
+        <w:pStyle w:val="p2"/>
+        <w:spacing w:line="360" w:lineRule="auto"/>
+        <w:rPr>
+          <w:color w:val="000000" w:themeColor="text1"/>
+          <w:sz w:val="28"/>
+          <w:szCs w:val="28"/>
+        </w:rPr>
+      </w:pPr>
+      <w:r>
+        <w:rPr>
+          <w:b/>
+          <w:bCs/>
+          <w:color w:val="000000" w:themeColor="text1"/>
+          <w:sz w:val="28"/>
+          <w:szCs w:val="28"/>
+        </w:rPr>
+        <w:t>Точная оценка.</w:t>
+      </w:r>
+      <w:r>
+        <w:rPr>
+          <w:color w:val="000000" w:themeColor="text1"/>
+          <w:sz w:val="28"/>
+          <w:szCs w:val="28"/>
+        </w:rPr>
+        <w:br/>
+        <w:t>В алгоритме используются два вложенных цикла.</w:t>
+      </w:r>
+      <w:r>
+        <w:rPr>
+          <w:color w:val="000000" w:themeColor="text1"/>
+          <w:sz w:val="28"/>
+          <w:szCs w:val="28"/>
+        </w:rPr>
+        <w:br/>
+        <w:t xml:space="preserve">Внешний цикл выполняется </w:t>
+      </w:r>
+      <m:oMath>
+        <m:r>
+          <w:rPr>
+            <w:rFonts w:ascii="Cambria Math" w:hAnsi="Cambria Math"/>
+            <w:color w:val="000000" w:themeColor="text1"/>
+            <w:sz w:val="28"/>
+            <w:szCs w:val="28"/>
+          </w:rPr>
+          <m:t>n</m:t>
+        </m:r>
+        <m:r>
+          <w:rPr>
+            <w:rFonts w:ascii="Cambria Math" w:hAnsi="Cambria Math"/>
+            <w:color w:val="000000" w:themeColor="text1"/>
+            <w:sz w:val="28"/>
+            <w:szCs w:val="28"/>
+          </w:rPr>
+          <m:t>-1</m:t>
+        </m:r>
+      </m:oMath>
+      <w:r>
+        <w:rPr>
+          <w:color w:val="000000" w:themeColor="text1"/>
+          <w:sz w:val="28"/>
+          <w:szCs w:val="28"/>
+        </w:rPr>
+        <w:t xml:space="preserve"> раз, внутренний цикл тоже выполняется </w:t>
+      </w:r>
+      <m:oMath>
+        <m:r>
+          <w:rPr>
+            <w:rFonts w:ascii="Cambria Math" w:hAnsi="Cambria Math"/>
+            <w:color w:val="000000" w:themeColor="text1"/>
+            <w:sz w:val="28"/>
+            <w:szCs w:val="28"/>
+          </w:rPr>
+          <m:t>n</m:t>
+        </m:r>
+        <m:r>
+          <w:rPr>
+            <w:rFonts w:ascii="Cambria Math" w:hAnsi="Cambria Math"/>
+            <w:color w:val="000000" w:themeColor="text1"/>
+            <w:sz w:val="28"/>
+            <w:szCs w:val="28"/>
+          </w:rPr>
+          <m:t>-1</m:t>
+        </m:r>
+      </m:oMath>
+      <w:r>
+        <w:rPr>
+          <w:color w:val="000000" w:themeColor="text1"/>
+          <w:sz w:val="28"/>
+          <w:szCs w:val="28"/>
+        </w:rPr>
+        <w:t xml:space="preserve"> раз</w:t>
+      </w:r>
+      <w:r>
+        <w:rPr>
+          <w:color w:val="000000" w:themeColor="text1"/>
+          <w:sz w:val="28"/>
+          <w:szCs w:val="28"/>
+        </w:rPr>
+        <w:t>.</w:t>
+      </w:r>
+    </w:p>
+    <w:p>
+      <w:pPr>
+        <w:pStyle w:val="p2"/>
+        <w:spacing w:line="360" w:lineRule="auto"/>
+        <w:rPr>
+          <w:rStyle w:val="HTML"/>
+          <w:rFonts w:ascii="Times New Roman" w:hAnsi="Times New Roman" w:cs="Times New Roman"/>
+          <w:color w:val="000000" w:themeColor="text1"/>
+          <w:sz w:val="28"/>
+          <w:szCs w:val="28"/>
+          <w:lang w:val="en-US"/>
+        </w:rPr>
+      </w:pPr>
+      <w:r>
+        <w:rPr>
+          <w:color w:val="000000" w:themeColor="text1"/>
+          <w:sz w:val="28"/>
+          <w:szCs w:val="28"/>
+        </w:rPr>
+        <w:t>Тогда общее число сравнений можно записать как:</w:t>
+      </w:r>
+    </w:p>
+    <w:p>
+      <w:pPr>
+        <w:pStyle w:val="p3"/>
+        <w:spacing w:line="360" w:lineRule="auto"/>
+        <w:rPr>
+          <w:color w:val="000000" w:themeColor="text1"/>
+          <w:sz w:val="28"/>
+          <w:szCs w:val="28"/>
+          <w:lang w:val="en-US"/>
+        </w:rPr>
+      </w:pPr>
+      <m:oMathPara>
+        <m:oMath>
+          <m:r>
+            <w:rPr>
+              <w:rFonts w:ascii="Cambria Math" w:hAnsi="Cambria Math"/>
+              <w:color w:val="000000" w:themeColor="text1"/>
+              <w:sz w:val="28"/>
+              <w:szCs w:val="28"/>
+              <w:lang w:val="en-US"/>
+            </w:rPr>
+            <m:t>T</m:t>
+          </m:r>
+          <m:d>
+            <m:dPr>
+              <m:ctrlPr>
+                <w:rPr>
+                  <w:rFonts w:ascii="Cambria Math" w:hAnsi="Cambria Math"/>
+                  <w:i/>
+                  <w:color w:val="000000" w:themeColor="text1"/>
+                  <w:sz w:val="28"/>
+                  <w:szCs w:val="28"/>
+                  <w:lang w:val="en-US"/>
+                </w:rPr>
+              </m:ctrlPr>
+            </m:dPr>
+            <m:e>
+              <m:r>
+                <w:rPr>
+                  <w:rFonts w:ascii="Cambria Math" w:hAnsi="Cambria Math"/>
+                  <w:color w:val="000000" w:themeColor="text1"/>
+                  <w:sz w:val="28"/>
+                  <w:szCs w:val="28"/>
+                  <w:lang w:val="en-US"/>
+                </w:rPr>
+                <m:t>n</m:t>
+              </m:r>
+            </m:e>
+          </m:d>
+          <m:r>
+            <w:rPr>
+              <w:rFonts w:ascii="Cambria Math" w:hAnsi="Cambria Math"/>
+              <w:color w:val="000000" w:themeColor="text1"/>
+              <w:sz w:val="28"/>
+              <w:szCs w:val="28"/>
+              <w:lang w:val="en-US"/>
+            </w:rPr>
+            <m:t>=(n-1)(n-1)</m:t>
+          </m:r>
+        </m:oMath>
+      </m:oMathPara>
+    </w:p>
+    <w:p>
+      <w:pPr>
+        <w:pStyle w:val="p2"/>
+        <w:spacing w:line="360" w:lineRule="auto"/>
+        <w:rPr>
+          <w:rStyle w:val="HTML"/>
+          <w:rFonts w:ascii="Times New Roman" w:hAnsi="Times New Roman" w:cs="Times New Roman"/>
+          <w:color w:val="000000" w:themeColor="text1"/>
+          <w:sz w:val="28"/>
+          <w:szCs w:val="28"/>
+          <w:lang w:val="en-US"/>
+        </w:rPr>
+      </w:pPr>
+      <w:r>
+        <w:rPr>
+          <w:color w:val="000000" w:themeColor="text1"/>
+          <w:sz w:val="28"/>
+          <w:szCs w:val="28"/>
+        </w:rPr>
+        <w:t>Раскрываем скобки:</w:t>
+      </w:r>
+    </w:p>
+    <w:p>
+      <w:pPr>
+        <w:pStyle w:val="p3"/>
+        <w:spacing w:line="360" w:lineRule="auto"/>
+        <w:rPr>
+          <w:color w:val="000000" w:themeColor="text1"/>
+          <w:sz w:val="28"/>
+          <w:szCs w:val="28"/>
+          <w:lang w:val="en-US"/>
+        </w:rPr>
+      </w:pPr>
+      <m:oMathPara>
+        <m:oMath>
+          <m:r>
+            <w:rPr>
+              <w:rFonts w:ascii="Cambria Math" w:hAnsi="Cambria Math"/>
+              <w:color w:val="000000" w:themeColor="text1"/>
+              <w:sz w:val="28"/>
+              <w:szCs w:val="28"/>
+              <w:lang w:val="en-US"/>
+            </w:rPr>
+            <m:t>T</m:t>
+          </m:r>
+          <m:d>
+            <m:dPr>
+              <m:ctrlPr>
+                <w:rPr>
+                  <w:rFonts w:ascii="Cambria Math" w:hAnsi="Cambria Math"/>
+                  <w:i/>
+                  <w:color w:val="000000" w:themeColor="text1"/>
+                  <w:sz w:val="28"/>
+                  <w:szCs w:val="28"/>
+                  <w:lang w:val="en-US"/>
+                </w:rPr>
+              </m:ctrlPr>
+            </m:dPr>
+            <m:e>
+              <m:r>
+                <w:rPr>
+                  <w:rFonts w:ascii="Cambria Math" w:hAnsi="Cambria Math"/>
+                  <w:color w:val="000000" w:themeColor="text1"/>
+                  <w:sz w:val="28"/>
+                  <w:szCs w:val="28"/>
+                  <w:lang w:val="en-US"/>
+                </w:rPr>
+                <m:t>n</m:t>
+              </m:r>
+            </m:e>
+          </m:d>
+          <m:r>
+            <w:rPr>
+              <w:rFonts w:ascii="Cambria Math" w:hAnsi="Cambria Math"/>
+              <w:color w:val="000000" w:themeColor="text1"/>
+              <w:sz w:val="28"/>
+              <w:szCs w:val="28"/>
+              <w:lang w:val="en-US"/>
+            </w:rPr>
+            <m:t>=</m:t>
+          </m:r>
+          <m:sSup>
+            <m:sSupPr>
+              <m:ctrlPr>
+                <w:rPr>
+                  <w:rFonts w:ascii="Cambria Math" w:hAnsi="Cambria Math"/>
+                  <w:i/>
+                  <w:color w:val="000000" w:themeColor="text1"/>
+                  <w:sz w:val="28"/>
+                  <w:szCs w:val="28"/>
+                  <w:lang w:val="en-US"/>
+                </w:rPr>
+              </m:ctrlPr>
+            </m:sSupPr>
+            <m:e>
+              <m:r>
+                <w:rPr>
+                  <w:rFonts w:ascii="Cambria Math" w:hAnsi="Cambria Math"/>
+                  <w:color w:val="000000" w:themeColor="text1"/>
+                  <w:sz w:val="28"/>
+                  <w:szCs w:val="28"/>
+                  <w:lang w:val="en-US"/>
+                </w:rPr>
+                <m:t>n</m:t>
+              </m:r>
+            </m:e>
+            <m:sup>
+              <m:r>
+                <w:rPr>
+                  <w:rFonts w:ascii="Cambria Math" w:hAnsi="Cambria Math"/>
+                  <w:color w:val="000000" w:themeColor="text1"/>
+                  <w:sz w:val="28"/>
+                  <w:szCs w:val="28"/>
+                  <w:lang w:val="en-US"/>
+                </w:rPr>
+                <m:t>2</m:t>
+              </m:r>
+            </m:sup>
+          </m:sSup>
+          <m:r>
+            <w:rPr>
+              <w:rFonts w:ascii="Cambria Math" w:hAnsi="Cambria Math"/>
+              <w:color w:val="000000" w:themeColor="text1"/>
+              <w:sz w:val="28"/>
+              <w:szCs w:val="28"/>
+              <w:lang w:val="en-US"/>
+            </w:rPr>
+            <m:t>-2n+1</m:t>
+          </m:r>
+        </m:oMath>
+      </m:oMathPara>
+    </w:p>
+    <w:p>
+      <w:pPr>
+        <w:pStyle w:val="p4"/>
+        <w:spacing w:line="360" w:lineRule="auto"/>
+        <w:rPr>
+          <w:color w:val="000000" w:themeColor="text1"/>
+          <w:sz w:val="28"/>
+          <w:szCs w:val="28"/>
+        </w:rPr>
+      </w:pPr>
+    </w:p>
+    <w:p>
+      <w:pPr>
+        <w:pStyle w:val="p4"/>
+        <w:spacing w:line="360" w:lineRule="auto"/>
+        <w:rPr>
+          <w:color w:val="000000" w:themeColor="text1"/>
+          <w:sz w:val="28"/>
+          <w:szCs w:val="28"/>
+        </w:rPr>
+      </w:pPr>
+      <w:r>
+        <w:rPr>
+          <w:color w:val="000000" w:themeColor="text1"/>
+          <w:sz w:val="28"/>
+          <w:szCs w:val="28"/>
+        </w:rPr>
+        <w:lastRenderedPageBreak/>
+        <w:t>Следовательно, после приведения к асимптотическому виду получаем:</w:t>
+      </w:r>
+    </w:p>
+    <w:p>
+      <w:pPr>
+        <w:pStyle w:val="a7"/>
+        <w:numPr>
+          <w:ilvl w:val="0"/>
+          <w:numId w:val="2"/>
+        </w:numPr>
+        <w:spacing w:after="0" w:line="360" w:lineRule="auto"/>
+        <w:jc w:val="both"/>
+        <w:rPr>
+          <w:rFonts w:cs="Times New Roman"/>
+          <w:color w:val="000000" w:themeColor="text1"/>
+          <w:sz w:val="28"/>
+          <w:szCs w:val="28"/>
+          <w:lang w:eastAsia="ru-RU"/>
+        </w:rPr>
+      </w:pPr>
+      <w:proofErr w:type="spellStart"/>
+      <w:r>
+        <w:rPr>
+          <w:rFonts w:cs="Times New Roman"/>
+          <w:color w:val="000000" w:themeColor="text1"/>
+          <w:sz w:val="28"/>
+          <w:szCs w:val="28"/>
+          <w:lang w:eastAsia="ru-RU"/>
+        </w:rPr>
+        <w:t>лучший</w:t>
+      </w:r>
+      <w:proofErr w:type="spellEnd"/>
+      <w:r>
+        <w:rPr>
+          <w:rFonts w:cs="Times New Roman"/>
+          <w:color w:val="000000" w:themeColor="text1"/>
+          <w:sz w:val="28"/>
+          <w:szCs w:val="28"/>
+          <w:lang w:eastAsia="ru-RU"/>
+        </w:rPr>
+        <w:t xml:space="preserve"> </w:t>
+      </w:r>
+      <w:proofErr w:type="spellStart"/>
+      <w:r>
+        <w:rPr>
+          <w:rFonts w:cs="Times New Roman"/>
+          <w:color w:val="000000" w:themeColor="text1"/>
+          <w:sz w:val="28"/>
+          <w:szCs w:val="28"/>
+          <w:lang w:eastAsia="ru-RU"/>
+        </w:rPr>
+        <w:t>случай</w:t>
+      </w:r>
+      <w:proofErr w:type="spellEnd"/>
+      <w:r>
+        <w:rPr>
+          <w:rFonts w:cs="Times New Roman"/>
+          <w:color w:val="000000" w:themeColor="text1"/>
+          <w:sz w:val="28"/>
+          <w:szCs w:val="28"/>
+          <w:lang w:eastAsia="ru-RU"/>
+        </w:rPr>
+        <w:t>:</w:t>
+      </w:r>
+      <w:r>
+        <w:rPr>
+          <w:rFonts w:cs="Times New Roman"/>
+          <w:color w:val="000000" w:themeColor="text1"/>
+          <w:sz w:val="28"/>
+          <w:szCs w:val="28"/>
+          <w:lang w:eastAsia="ru-RU"/>
+        </w:rPr>
+        <w:t xml:space="preserve"> </w:t>
+      </w:r>
+      <m:oMath>
+        <m:r>
+          <w:rPr>
+            <w:rFonts w:ascii="Cambria Math" w:hAnsi="Cambria Math"/>
+          </w:rPr>
+          <m:t>O</m:t>
+        </m:r>
+        <m:d>
+          <m:dPr>
+            <m:ctrlPr>
+              <w:rPr>
+                <w:rFonts w:ascii="Cambria Math" w:hAnsi="Cambria Math"/>
+                <w:i/>
+              </w:rPr>
+            </m:ctrlPr>
+          </m:dPr>
+          <m:e>
+            <m:sSup>
+              <m:sSupPr>
+                <m:ctrlPr>
+                  <w:rPr>
+                    <w:rFonts w:ascii="Cambria Math" w:hAnsi="Cambria Math"/>
+                    <w:i/>
+                  </w:rPr>
+                </m:ctrlPr>
+              </m:sSupPr>
+              <m:e>
+                <m:r>
+                  <w:rPr>
+                    <w:rFonts w:ascii="Cambria Math" w:hAnsi="Cambria Math"/>
+                  </w:rPr>
+                  <m:t>n</m:t>
+                </m:r>
+              </m:e>
+              <m:sup>
+                <m:r>
+                  <w:rPr>
+                    <w:rFonts w:ascii="Cambria Math" w:hAnsi="Cambria Math"/>
+                  </w:rPr>
+                  <m:t>2</m:t>
+                </m:r>
+              </m:sup>
+            </m:sSup>
+          </m:e>
+        </m:d>
+      </m:oMath>
+    </w:p>
+    <w:p>
+      <w:pPr>
+        <w:pStyle w:val="a7"/>
+        <w:numPr>
+          <w:ilvl w:val="0"/>
+          <w:numId w:val="2"/>
+        </w:numPr>
+        <w:spacing w:after="0" w:line="360" w:lineRule="auto"/>
+        <w:jc w:val="both"/>
+        <w:rPr>
+          <w:rFonts w:cs="Times New Roman"/>
+          <w:color w:val="000000" w:themeColor="text1"/>
+          <w:sz w:val="28"/>
+          <w:szCs w:val="28"/>
+          <w:lang w:eastAsia="ru-RU"/>
+        </w:rPr>
+      </w:pPr>
+      <w:proofErr w:type="spellStart"/>
+      <w:r>
+        <w:rPr>
+          <w:rFonts w:cs="Times New Roman"/>
+          <w:color w:val="000000" w:themeColor="text1"/>
+          <w:sz w:val="28"/>
+          <w:szCs w:val="28"/>
+          <w:lang w:eastAsia="ru-RU"/>
+        </w:rPr>
+        <w:t>средний</w:t>
+      </w:r>
+      <w:proofErr w:type="spellEnd"/>
+      <w:r>
+        <w:rPr>
+          <w:rFonts w:cs="Times New Roman"/>
+          <w:color w:val="000000" w:themeColor="text1"/>
+          <w:sz w:val="28"/>
+          <w:szCs w:val="28"/>
+          <w:lang w:eastAsia="ru-RU"/>
+        </w:rPr>
+        <w:t xml:space="preserve"> </w:t>
+      </w:r>
+      <w:proofErr w:type="spellStart"/>
+      <w:r>
+        <w:rPr>
+          <w:rFonts w:cs="Times New Roman"/>
+          <w:color w:val="000000" w:themeColor="text1"/>
+          <w:sz w:val="28"/>
+          <w:szCs w:val="28"/>
+          <w:lang w:eastAsia="ru-RU"/>
+        </w:rPr>
+        <w:t>случай</w:t>
+      </w:r>
+      <w:proofErr w:type="spellEnd"/>
+      <w:r>
+        <w:rPr>
+          <w:rFonts w:cs="Times New Roman"/>
+          <w:color w:val="000000" w:themeColor="text1"/>
+          <w:sz w:val="28"/>
+          <w:szCs w:val="28"/>
+          <w:lang w:eastAsia="ru-RU"/>
+        </w:rPr>
+        <w:t>:</w:t>
+      </w:r>
+      <w:r>
+        <w:rPr>
+          <w:rFonts w:cs="Times New Roman"/>
+          <w:color w:val="000000" w:themeColor="text1"/>
+          <w:sz w:val="28"/>
+          <w:szCs w:val="28"/>
+          <w:lang w:eastAsia="ru-RU"/>
+        </w:rPr>
+        <w:t xml:space="preserve"> </w:t>
+      </w:r>
+      <m:oMath>
+        <m:r>
+          <w:rPr>
+            <w:rFonts w:ascii="Cambria Math" w:hAnsi="Cambria Math"/>
+          </w:rPr>
+          <m:t>O</m:t>
+        </m:r>
+        <m:d>
+          <m:dPr>
+            <m:ctrlPr>
+              <w:rPr>
+                <w:rFonts w:ascii="Cambria Math" w:hAnsi="Cambria Math"/>
+                <w:i/>
+              </w:rPr>
+            </m:ctrlPr>
+          </m:dPr>
+          <m:e>
+            <m:sSup>
+              <m:sSupPr>
+                <m:ctrlPr>
+                  <w:rPr>
+                    <w:rFonts w:ascii="Cambria Math" w:hAnsi="Cambria Math"/>
+                    <w:i/>
+                  </w:rPr>
+                </m:ctrlPr>
+              </m:sSupPr>
+              <m:e>
+                <m:r>
+                  <w:rPr>
+                    <w:rFonts w:ascii="Cambria Math" w:hAnsi="Cambria Math"/>
+                  </w:rPr>
+                  <m:t>n</m:t>
+                </m:r>
+              </m:e>
+              <m:sup>
+                <m:r>
+                  <w:rPr>
+                    <w:rFonts w:ascii="Cambria Math" w:hAnsi="Cambria Math"/>
+                  </w:rPr>
+                  <m:t>2</m:t>
+                </m:r>
+              </m:sup>
+            </m:sSup>
+          </m:e>
+        </m:d>
+      </m:oMath>
+    </w:p>
+    <w:p>
+      <w:pPr>
+        <w:pStyle w:val="a7"/>
+        <w:numPr>
+          <w:ilvl w:val="0"/>
+          <w:numId w:val="2"/>
+        </w:numPr>
+        <w:spacing w:after="0" w:line="360" w:lineRule="auto"/>
+        <w:jc w:val="both"/>
+        <w:rPr>
+          <w:rFonts w:cs="Times New Roman"/>
+          <w:color w:val="000000" w:themeColor="text1"/>
+          <w:sz w:val="28"/>
+          <w:szCs w:val="28"/>
+          <w:lang w:eastAsia="ru-RU"/>
+        </w:rPr>
+      </w:pPr>
+      <w:proofErr w:type="spellStart"/>
+      <w:r>
+        <w:rPr>
+          <w:rFonts w:cs="Times New Roman"/>
+          <w:color w:val="000000" w:themeColor="text1"/>
+          <w:sz w:val="28"/>
+          <w:szCs w:val="28"/>
+          <w:lang w:eastAsia="ru-RU"/>
+        </w:rPr>
+        <w:t>худший</w:t>
+      </w:r>
+      <w:proofErr w:type="spellEnd"/>
+      <w:r>
+        <w:rPr>
+          <w:rFonts w:cs="Times New Roman"/>
+          <w:color w:val="000000" w:themeColor="text1"/>
+          <w:sz w:val="28"/>
+          <w:szCs w:val="28"/>
+          <w:lang w:eastAsia="ru-RU"/>
+        </w:rPr>
+        <w:t xml:space="preserve"> </w:t>
+      </w:r>
+      <w:proofErr w:type="spellStart"/>
+      <w:r>
+        <w:rPr>
+          <w:rFonts w:cs="Times New Roman"/>
+          <w:color w:val="000000" w:themeColor="text1"/>
+          <w:sz w:val="28"/>
+          <w:szCs w:val="28"/>
+          <w:lang w:eastAsia="ru-RU"/>
+        </w:rPr>
+        <w:t>случай</w:t>
+      </w:r>
+      <w:proofErr w:type="spellEnd"/>
+      <w:r>
+        <w:rPr>
+          <w:rFonts w:cs="Times New Roman"/>
+          <w:color w:val="000000" w:themeColor="text1"/>
+          <w:sz w:val="28"/>
+          <w:szCs w:val="28"/>
+          <w:lang w:eastAsia="ru-RU"/>
+        </w:rPr>
+        <w:t>:</w:t>
+      </w:r>
+      <w:r>
+        <w:rPr>
+          <w:rFonts w:cs="Times New Roman"/>
+          <w:color w:val="000000" w:themeColor="text1"/>
+          <w:sz w:val="28"/>
+          <w:szCs w:val="28"/>
+          <w:lang w:eastAsia="ru-RU"/>
+        </w:rPr>
+        <w:t xml:space="preserve"> </w:t>
+      </w:r>
+      <m:oMath>
+        <m:r>
+          <w:rPr>
+            <w:rFonts w:ascii="Cambria Math" w:hAnsi="Cambria Math"/>
+          </w:rPr>
+          <m:t>O</m:t>
+        </m:r>
+        <m:d>
+          <m:dPr>
+            <m:ctrlPr>
+              <w:rPr>
+                <w:rFonts w:ascii="Cambria Math" w:hAnsi="Cambria Math"/>
+                <w:i/>
+              </w:rPr>
+            </m:ctrlPr>
+          </m:dPr>
+          <m:e>
+            <m:sSup>
+              <m:sSupPr>
+                <m:ctrlPr>
+                  <w:rPr>
+                    <w:rFonts w:ascii="Cambria Math" w:hAnsi="Cambria Math"/>
+                    <w:i/>
+                  </w:rPr>
+                </m:ctrlPr>
+              </m:sSupPr>
+              <m:e>
+                <m:r>
+                  <w:rPr>
+                    <w:rFonts w:ascii="Cambria Math" w:hAnsi="Cambria Math"/>
+                  </w:rPr>
+                  <m:t>n</m:t>
+                </m:r>
+              </m:e>
+              <m:sup>
+                <m:r>
+                  <w:rPr>
+                    <w:rFonts w:ascii="Cambria Math" w:hAnsi="Cambria Math"/>
+                  </w:rPr>
+                  <m:t>2</m:t>
+                </m:r>
+              </m:sup>
+            </m:sSup>
+          </m:e>
+        </m:d>
+      </m:oMath>
+    </w:p>
+    <w:p>
+      <w:pPr>
+        <w:spacing w:after="0" w:line="360" w:lineRule="auto"/>
+        <w:rPr>
+          <w:rFonts w:cs="Times New Roman"/>
+          <w:color w:val="000000" w:themeColor="text1"/>
+          <w:sz w:val="28"/>
+          <w:szCs w:val="28"/>
+        </w:rPr>
+      </w:pPr>
+    </w:p>
+    <w:p>
+      <w:pPr>
+        <w:spacing w:after="0" w:line="360" w:lineRule="auto"/>
+        <w:rPr>
+          <w:rFonts w:cs="Times New Roman"/>
+          <w:color w:val="000000" w:themeColor="text1"/>
+          <w:sz w:val="28"/>
+          <w:szCs w:val="28"/>
+        </w:rPr>
+      </w:pPr>
+    </w:p>
+    <w:p>
+      <w:pPr>
+        <w:spacing w:after="0" w:line="360" w:lineRule="auto"/>
+        <w:rPr>
+          <w:rFonts w:cs="Times New Roman"/>
+          <w:color w:val="000000" w:themeColor="text1"/>
+          <w:sz w:val="28"/>
+          <w:szCs w:val="28"/>
+        </w:rPr>
+      </w:pPr>
+    </w:p>
+    <w:p>
+      <w:pPr>
+        <w:pStyle w:val="2"/>
+        <w:spacing w:line="360" w:lineRule="auto"/>
+        <w:rPr>
+          <w:rFonts w:ascii="Times New Roman" w:hAnsi="Times New Roman" w:cs="Times New Roman"/>
+          <w:b/>
+          <w:bCs/>
+          <w:color w:val="000000" w:themeColor="text1"/>
+          <w:lang w:val="ru-RU"/>
+        </w:rPr>
+      </w:pPr>
+      <w:r>
+        <w:rPr>
+          <w:rStyle w:val="s1"/>
+          <w:rFonts w:ascii="Times New Roman" w:hAnsi="Times New Roman" w:cs="Times New Roman"/>
+          <w:b/>
+          <w:bCs/>
+          <w:color w:val="000000" w:themeColor="text1"/>
+          <w:lang w:val="ru-RU"/>
+        </w:rPr>
+        <w:t>3. Быстрая сортировка</w:t>
+      </w:r>
+    </w:p>
+    <w:p>
+      <w:pPr>
+        <w:pStyle w:val="p2"/>
+        <w:spacing w:line="360" w:lineRule="auto"/>
+        <w:rPr>
+          <w:color w:val="000000" w:themeColor="text1"/>
+          <w:sz w:val="28"/>
+          <w:szCs w:val="28"/>
+        </w:rPr>
+      </w:pPr>
+      <w:r>
+        <w:rPr>
+          <w:color w:val="000000" w:themeColor="text1"/>
+          <w:sz w:val="28"/>
+          <w:szCs w:val="28"/>
+        </w:rPr>
+        <w:t xml:space="preserve">Быстрая сортировка основана на принципе «разделяй и властвуй», поэтому ее удобно оценивать с помощью </w:t>
+      </w:r>
+      <w:r>
+        <w:rPr>
+          <w:rStyle w:val="s1"/>
+          <w:rFonts w:eastAsiaTheme="majorEastAsia"/>
+          <w:b/>
+          <w:bCs/>
+          <w:color w:val="000000" w:themeColor="text1"/>
+          <w:sz w:val="28"/>
+          <w:szCs w:val="28"/>
+        </w:rPr>
+        <w:t>мастер-теоремы</w:t>
+      </w:r>
+      <w:r>
+        <w:rPr>
+          <w:color w:val="000000" w:themeColor="text1"/>
+          <w:sz w:val="28"/>
+          <w:szCs w:val="28"/>
+        </w:rPr>
+        <w:t>.</w:t>
+      </w:r>
+    </w:p>
+    <w:p>
+      <w:pPr>
+        <w:pStyle w:val="3"/>
+        <w:spacing w:line="360" w:lineRule="auto"/>
+        <w:rPr>
+          <w:rFonts w:cs="Times New Roman"/>
+          <w:color w:val="000000" w:themeColor="text1"/>
+          <w:lang w:val="ru-RU"/>
+        </w:rPr>
+      </w:pPr>
+      <w:r>
+        <w:rPr>
+          <w:rStyle w:val="s1"/>
+          <w:rFonts w:cs="Times New Roman"/>
+          <w:color w:val="000000" w:themeColor="text1"/>
+          <w:lang w:val="ru-RU"/>
+        </w:rPr>
+        <w:t>Мастер-теорема</w:t>
+      </w:r>
+    </w:p>
+    <w:p>
+      <w:pPr>
+        <w:pStyle w:val="p2"/>
+        <w:spacing w:line="360" w:lineRule="auto"/>
+        <w:rPr>
+          <w:rStyle w:val="HTML"/>
+          <w:rFonts w:ascii="Times New Roman" w:hAnsi="Times New Roman" w:cs="Times New Roman"/>
+          <w:color w:val="000000" w:themeColor="text1"/>
+          <w:sz w:val="28"/>
+          <w:szCs w:val="28"/>
+        </w:rPr>
+      </w:pPr>
+      <w:r>
+        <w:rPr>
+          <w:color w:val="000000" w:themeColor="text1"/>
+          <w:sz w:val="28"/>
+          <w:szCs w:val="28"/>
+        </w:rPr>
+        <w:t>Если рекуррентное соотношение имеет вид</w:t>
+      </w:r>
+      <w:r>
+        <w:rPr>
+          <w:color w:val="000000" w:themeColor="text1"/>
+          <w:sz w:val="28"/>
+          <w:szCs w:val="28"/>
+        </w:rPr>
+        <w:t>:</w:t>
+      </w:r>
+    </w:p>
+    <w:p>
+      <w:pPr>
+        <w:pStyle w:val="p3"/>
+        <w:spacing w:line="360" w:lineRule="auto"/>
+        <w:rPr>
+          <w:color w:val="000000" w:themeColor="text1"/>
+          <w:sz w:val="28"/>
+          <w:szCs w:val="28"/>
+          <w:lang w:val="en-US"/>
+        </w:rPr>
+      </w:pPr>
+      <m:oMathPara>
+        <m:oMath>
+          <m:r>
+            <w:rPr>
+              <w:rFonts w:ascii="Cambria Math" w:hAnsi="Cambria Math"/>
+              <w:color w:val="000000" w:themeColor="text1"/>
+              <w:sz w:val="28"/>
+              <w:szCs w:val="28"/>
+              <w:lang w:val="en-US"/>
+            </w:rPr>
+            <m:t>T</m:t>
+          </m:r>
+          <m:d>
+            <m:dPr>
+              <m:ctrlPr>
+                <w:rPr>
+                  <w:rFonts w:ascii="Cambria Math" w:hAnsi="Cambria Math"/>
+                  <w:i/>
+                  <w:color w:val="000000" w:themeColor="text1"/>
+                  <w:sz w:val="28"/>
+                  <w:szCs w:val="28"/>
+                  <w:lang w:val="en-US"/>
+                </w:rPr>
+              </m:ctrlPr>
+            </m:dPr>
+            <m:e>
+              <m:r>
+                <w:rPr>
+                  <w:rFonts w:ascii="Cambria Math" w:hAnsi="Cambria Math"/>
+                  <w:color w:val="000000" w:themeColor="text1"/>
+                  <w:sz w:val="28"/>
+                  <w:szCs w:val="28"/>
+                  <w:lang w:val="en-US"/>
+                </w:rPr>
+                <m:t>n</m:t>
+              </m:r>
+            </m:e>
+          </m:d>
+          <m:r>
+            <w:rPr>
+              <w:rFonts w:ascii="Cambria Math" w:hAnsi="Cambria Math"/>
+              <w:color w:val="000000" w:themeColor="text1"/>
+              <w:sz w:val="28"/>
+              <w:szCs w:val="28"/>
+              <w:lang w:val="en-US"/>
+            </w:rPr>
+            <m:t>=aT</m:t>
+          </m:r>
+          <m:d>
+            <m:dPr>
+              <m:ctrlPr>
+                <w:rPr>
+                  <w:rFonts w:ascii="Cambria Math" w:hAnsi="Cambria Math"/>
+                  <w:i/>
+                  <w:color w:val="000000" w:themeColor="text1"/>
+                  <w:sz w:val="28"/>
+                  <w:szCs w:val="28"/>
+                  <w:lang w:val="en-US"/>
+                </w:rPr>
+              </m:ctrlPr>
+            </m:dPr>
+            <m:e>
+              <m:f>
+                <m:fPr>
+                  <m:ctrlPr>
+                    <w:rPr>
+                      <w:rFonts w:ascii="Cambria Math" w:hAnsi="Cambria Math"/>
+                      <w:i/>
+                      <w:color w:val="000000" w:themeColor="text1"/>
+                      <w:sz w:val="28"/>
+                      <w:szCs w:val="28"/>
+                      <w:lang w:val="en-US"/>
+                    </w:rPr>
+                  </m:ctrlPr>
+                </m:fPr>
+                <m:num>
+                  <m:r>
+                    <w:rPr>
+                      <w:rFonts w:ascii="Cambria Math" w:hAnsi="Cambria Math"/>
+                      <w:color w:val="000000" w:themeColor="text1"/>
+                      <w:sz w:val="28"/>
+                      <w:szCs w:val="28"/>
+                      <w:lang w:val="en-US"/>
+                    </w:rPr>
+                    <m:t>n</m:t>
+                  </m:r>
+                </m:num>
+                <m:den>
+                  <m:r>
+                    <w:rPr>
+                      <w:rFonts w:ascii="Cambria Math" w:hAnsi="Cambria Math"/>
+                      <w:color w:val="000000" w:themeColor="text1"/>
+                      <w:sz w:val="28"/>
+                      <w:szCs w:val="28"/>
+                      <w:lang w:val="en-US"/>
+                    </w:rPr>
+                    <m:t>b</m:t>
+                  </m:r>
+                </m:den>
+              </m:f>
+            </m:e>
+          </m:d>
+          <m:r>
+            <w:rPr>
+              <w:rFonts w:ascii="Cambria Math" w:hAnsi="Cambria Math"/>
+              <w:color w:val="000000" w:themeColor="text1"/>
+              <w:sz w:val="28"/>
+              <w:szCs w:val="28"/>
+              <w:lang w:val="en-US"/>
+            </w:rPr>
+            <m:t>+O(</m:t>
+          </m:r>
+          <m:sSup>
+            <m:sSupPr>
+              <m:ctrlPr>
+                <w:rPr>
+                  <w:rFonts w:ascii="Cambria Math" w:hAnsi="Cambria Math"/>
+                  <w:i/>
+                  <w:color w:val="000000" w:themeColor="text1"/>
+                  <w:sz w:val="28"/>
+                  <w:szCs w:val="28"/>
+                  <w:lang w:val="en-US"/>
+                </w:rPr>
+              </m:ctrlPr>
+            </m:sSupPr>
+            <m:e>
+              <m:r>
+                <w:rPr>
+                  <w:rFonts w:ascii="Cambria Math" w:hAnsi="Cambria Math"/>
+                  <w:color w:val="000000" w:themeColor="text1"/>
+                  <w:sz w:val="28"/>
+                  <w:szCs w:val="28"/>
+                  <w:lang w:val="en-US"/>
+                </w:rPr>
+                <m:t>n</m:t>
+              </m:r>
+            </m:e>
+            <m:sup>
+              <m:r>
+                <w:rPr>
+                  <w:rFonts w:ascii="Cambria Math" w:hAnsi="Cambria Math"/>
+                  <w:color w:val="000000" w:themeColor="text1"/>
+                  <w:sz w:val="28"/>
+                  <w:szCs w:val="28"/>
+                  <w:lang w:val="en-US"/>
+                </w:rPr>
+                <m:t>c</m:t>
+              </m:r>
+            </m:sup>
+          </m:sSup>
+          <m:r>
+            <w:rPr>
+              <w:rFonts w:ascii="Cambria Math" w:hAnsi="Cambria Math"/>
+              <w:color w:val="000000" w:themeColor="text1"/>
+              <w:sz w:val="28"/>
+              <w:szCs w:val="28"/>
+              <w:lang w:val="en-US"/>
+            </w:rPr>
+            <m:t>)</m:t>
+          </m:r>
+        </m:oMath>
+      </m:oMathPara>
+    </w:p>
+    <w:p>
+      <w:pPr>
+        <w:pStyle w:val="p4"/>
+        <w:spacing w:line="360" w:lineRule="auto"/>
+        <w:rPr>
+          <w:color w:val="000000" w:themeColor="text1"/>
+          <w:sz w:val="28"/>
+          <w:szCs w:val="28"/>
+        </w:rPr>
+      </w:pPr>
+      <w:r>
+        <w:rPr>
+          <w:color w:val="000000" w:themeColor="text1"/>
+          <w:sz w:val="28"/>
+          <w:szCs w:val="28"/>
+        </w:rPr>
+        <w:t>то</w:t>
+      </w:r>
+      <w:r>
+        <w:rPr>
+          <w:color w:val="000000" w:themeColor="text1"/>
+          <w:sz w:val="28"/>
+          <w:szCs w:val="28"/>
+          <w:lang w:val="en-US"/>
+        </w:rPr>
+        <w:t>:</w:t>
+      </w:r>
+    </w:p>
+    <w:p>
+      <w:pPr>
+        <w:numPr>
+          <w:ilvl w:val="0"/>
+          <w:numId w:val="8"/>
+        </w:numPr>
+        <w:spacing w:before="100" w:beforeAutospacing="1" w:after="100" w:afterAutospacing="1" w:line="360" w:lineRule="auto"/>
+        <w:rPr>
+          <w:rStyle w:val="HTML"/>
+          <w:rFonts w:ascii="Times New Roman" w:hAnsi="Times New Roman" w:cs="Times New Roman"/>
+          <w:color w:val="000000" w:themeColor="text1"/>
+          <w:sz w:val="28"/>
+          <w:szCs w:val="28"/>
+          <w:lang w:val="ru-RU"/>
+        </w:rPr>
+      </w:pPr>
+      <w:r>
+        <w:rPr>
+          <w:rStyle w:val="HTML"/>
+          <w:rFonts w:ascii="Times New Roman" w:eastAsiaTheme="majorEastAsia" w:hAnsi="Times New Roman" w:cs="Times New Roman"/>
+          <w:color w:val="000000" w:themeColor="text1"/>
+          <w:sz w:val="28"/>
+          <w:szCs w:val="28"/>
+          <w:lang w:val="ru-RU"/>
+        </w:rPr>
+        <w:t xml:space="preserve">если </w:t>
+      </w:r>
+      <m:oMath>
+        <m:r>
+          <w:rPr>
+            <w:rStyle w:val="HTML"/>
+            <w:rFonts w:ascii="Cambria Math" w:eastAsiaTheme="majorEastAsia" w:hAnsi="Cambria Math" w:cs="Times New Roman"/>
+            <w:color w:val="000000" w:themeColor="text1"/>
+            <w:sz w:val="28"/>
+            <w:szCs w:val="28"/>
+            <w:lang w:val="ru-RU"/>
+          </w:rPr>
+          <m:t>c</m:t>
+        </m:r>
+        <m:r>
+          <w:rPr>
+            <w:rStyle w:val="HTML"/>
+            <w:rFonts w:ascii="Cambria Math" w:eastAsiaTheme="majorEastAsia" w:hAnsi="Cambria Math" w:cs="Times New Roman"/>
+            <w:color w:val="000000" w:themeColor="text1"/>
+            <w:sz w:val="28"/>
+            <w:szCs w:val="28"/>
+            <w:lang w:val="ru-RU"/>
+          </w:rPr>
+          <m:t xml:space="preserve">&gt; </m:t>
+        </m:r>
+        <m:func>
+          <m:funcPr>
+            <m:ctrlPr>
+              <w:rPr>
+                <w:rStyle w:val="HTML"/>
+                <w:rFonts w:ascii="Cambria Math" w:eastAsiaTheme="majorEastAsia" w:hAnsi="Cambria Math" w:cs="Times New Roman"/>
+                <w:i/>
+                <w:color w:val="000000" w:themeColor="text1"/>
+                <w:sz w:val="28"/>
+                <w:szCs w:val="28"/>
+              </w:rPr>
+            </m:ctrlPr>
+          </m:funcPr>
+          <m:fName>
+            <m:sSub>
+              <m:sSubPr>
+                <m:ctrlPr>
+                  <w:rPr>
+                    <w:rStyle w:val="HTML"/>
+                    <w:rFonts w:ascii="Cambria Math" w:eastAsiaTheme="majorEastAsia" w:hAnsi="Cambria Math" w:cs="Times New Roman"/>
+                    <w:i/>
+                    <w:color w:val="000000" w:themeColor="text1"/>
+                    <w:sz w:val="28"/>
+                    <w:szCs w:val="28"/>
+                  </w:rPr>
+                </m:ctrlPr>
+              </m:sSubPr>
+              <m:e>
+                <m:r>
+                  <m:rPr>
+                    <m:sty m:val="p"/>
+                  </m:rPr>
+                  <w:rPr>
+                    <w:rStyle w:val="HTML"/>
+                    <w:rFonts w:ascii="Cambria Math" w:eastAsiaTheme="majorEastAsia" w:hAnsi="Cambria Math" w:cs="Times New Roman"/>
+                    <w:color w:val="000000" w:themeColor="text1"/>
+                    <w:sz w:val="28"/>
+                    <w:szCs w:val="28"/>
+                  </w:rPr>
+                  <m:t>log</m:t>
+                </m:r>
+              </m:e>
+              <m:sub>
+                <m:r>
+                  <w:rPr>
+                    <w:rStyle w:val="HTML"/>
+                    <w:rFonts w:ascii="Cambria Math" w:eastAsiaTheme="majorEastAsia" w:hAnsi="Cambria Math" w:cs="Times New Roman"/>
+                    <w:color w:val="000000" w:themeColor="text1"/>
+                    <w:sz w:val="28"/>
+                    <w:szCs w:val="28"/>
+                  </w:rPr>
+                  <m:t>b</m:t>
+                </m:r>
+              </m:sub>
+            </m:sSub>
+          </m:fName>
+          <m:e>
+            <m:r>
+              <w:rPr>
+                <w:rStyle w:val="HTML"/>
+                <w:rFonts w:ascii="Cambria Math" w:eastAsiaTheme="majorEastAsia" w:hAnsi="Cambria Math" w:cs="Times New Roman"/>
+                <w:color w:val="000000" w:themeColor="text1"/>
+                <w:sz w:val="28"/>
+                <w:szCs w:val="28"/>
+              </w:rPr>
+              <m:t>a</m:t>
+            </m:r>
+          </m:e>
+        </m:func>
+      </m:oMath>
+      <w:r>
+        <w:rPr>
+          <w:rStyle w:val="HTML"/>
+          <w:rFonts w:ascii="Times New Roman" w:eastAsiaTheme="majorEastAsia" w:hAnsi="Times New Roman" w:cs="Times New Roman"/>
+          <w:color w:val="000000" w:themeColor="text1"/>
+          <w:sz w:val="28"/>
+          <w:szCs w:val="28"/>
+          <w:lang w:val="ru-RU"/>
+        </w:rPr>
+        <w:t xml:space="preserve">, </w:t>
+      </w:r>
+      <w:r>
+        <w:rPr>
+          <w:rStyle w:val="HTML"/>
+          <w:rFonts w:ascii="Times New Roman" w:eastAsiaTheme="majorEastAsia" w:hAnsi="Times New Roman" w:cs="Times New Roman"/>
+          <w:color w:val="000000" w:themeColor="text1"/>
+          <w:sz w:val="28"/>
+          <w:szCs w:val="28"/>
+          <w:lang w:val="ru-RU"/>
+        </w:rPr>
+        <w:t xml:space="preserve">тогда </w:t>
+      </w:r>
+      <m:oMath>
+        <m:r>
+          <w:rPr>
+            <w:rStyle w:val="HTML"/>
+            <w:rFonts w:ascii="Cambria Math" w:eastAsiaTheme="majorEastAsia" w:hAnsi="Cambria Math" w:cs="Times New Roman"/>
+            <w:color w:val="000000" w:themeColor="text1"/>
+            <w:sz w:val="28"/>
+            <w:szCs w:val="28"/>
+            <w:lang w:val="ru-RU"/>
+          </w:rPr>
+          <m:t>T</m:t>
+        </m:r>
+        <m:d>
+          <m:dPr>
+            <m:ctrlPr>
+              <w:rPr>
+                <w:rStyle w:val="HTML"/>
+                <w:rFonts w:ascii="Cambria Math" w:eastAsiaTheme="majorEastAsia" w:hAnsi="Cambria Math" w:cs="Times New Roman"/>
+                <w:i/>
+                <w:color w:val="000000" w:themeColor="text1"/>
+                <w:sz w:val="28"/>
+                <w:szCs w:val="28"/>
+                <w:lang w:val="ru-RU"/>
+              </w:rPr>
+            </m:ctrlPr>
+          </m:dPr>
+          <m:e>
+            <m:r>
+              <w:rPr>
+                <w:rStyle w:val="HTML"/>
+                <w:rFonts w:ascii="Cambria Math" w:eastAsiaTheme="majorEastAsia" w:hAnsi="Cambria Math" w:cs="Times New Roman"/>
+                <w:color w:val="000000" w:themeColor="text1"/>
+                <w:sz w:val="28"/>
+                <w:szCs w:val="28"/>
+                <w:lang w:val="ru-RU"/>
+              </w:rPr>
+              <m:t>n</m:t>
+            </m:r>
+          </m:e>
+        </m:d>
+        <m:r>
+          <w:rPr>
+            <w:rStyle w:val="HTML"/>
+            <w:rFonts w:ascii="Cambria Math" w:eastAsiaTheme="majorEastAsia" w:hAnsi="Cambria Math" w:cs="Times New Roman"/>
+            <w:color w:val="000000" w:themeColor="text1"/>
+            <w:sz w:val="28"/>
+            <w:szCs w:val="28"/>
+            <w:lang w:val="ru-RU"/>
+          </w:rPr>
+          <m:t>=</m:t>
+        </m:r>
+        <m:r>
+          <w:rPr>
+            <w:rStyle w:val="HTML"/>
+            <w:rFonts w:ascii="Cambria Math" w:eastAsiaTheme="majorEastAsia" w:hAnsi="Cambria Math" w:cs="Times New Roman"/>
+            <w:color w:val="000000" w:themeColor="text1"/>
+            <w:sz w:val="28"/>
+            <w:szCs w:val="28"/>
+          </w:rPr>
+          <m:t>O</m:t>
+        </m:r>
+        <m:r>
+          <w:rPr>
+            <w:rStyle w:val="HTML"/>
+            <w:rFonts w:ascii="Cambria Math" w:eastAsiaTheme="majorEastAsia" w:hAnsi="Cambria Math" w:cs="Times New Roman"/>
+            <w:color w:val="000000" w:themeColor="text1"/>
+            <w:sz w:val="28"/>
+            <w:szCs w:val="28"/>
+            <w:lang w:val="ru-RU"/>
+          </w:rPr>
+          <m:t>(</m:t>
+        </m:r>
+        <m:sSup>
+          <m:sSupPr>
+            <m:ctrlPr>
+              <w:rPr>
+                <w:rStyle w:val="HTML"/>
+                <w:rFonts w:ascii="Cambria Math" w:eastAsiaTheme="majorEastAsia" w:hAnsi="Cambria Math" w:cs="Times New Roman"/>
+                <w:i/>
+                <w:color w:val="000000" w:themeColor="text1"/>
+                <w:sz w:val="28"/>
+                <w:szCs w:val="28"/>
+              </w:rPr>
+            </m:ctrlPr>
+          </m:sSupPr>
+          <m:e>
+            <m:r>
+              <w:rPr>
+                <w:rStyle w:val="HTML"/>
+                <w:rFonts w:ascii="Cambria Math" w:eastAsiaTheme="majorEastAsia" w:hAnsi="Cambria Math" w:cs="Times New Roman"/>
+                <w:color w:val="000000" w:themeColor="text1"/>
+                <w:sz w:val="28"/>
+                <w:szCs w:val="28"/>
+              </w:rPr>
+              <m:t>n</m:t>
+            </m:r>
+          </m:e>
+          <m:sup>
+            <m:r>
+              <w:rPr>
+                <w:rStyle w:val="HTML"/>
+                <w:rFonts w:ascii="Cambria Math" w:eastAsiaTheme="majorEastAsia" w:hAnsi="Cambria Math" w:cs="Times New Roman"/>
+                <w:color w:val="000000" w:themeColor="text1"/>
+                <w:sz w:val="28"/>
+                <w:szCs w:val="28"/>
+              </w:rPr>
+              <m:t>c</m:t>
+            </m:r>
+          </m:sup>
+        </m:sSup>
+        <m:r>
+          <w:rPr>
+            <w:rStyle w:val="HTML"/>
+            <w:rFonts w:ascii="Cambria Math" w:eastAsiaTheme="majorEastAsia" w:hAnsi="Cambria Math" w:cs="Times New Roman"/>
+            <w:color w:val="000000" w:themeColor="text1"/>
+            <w:sz w:val="28"/>
+            <w:szCs w:val="28"/>
+            <w:lang w:val="ru-RU"/>
+          </w:rPr>
+          <m:t>)</m:t>
+        </m:r>
+      </m:oMath>
+    </w:p>
+    <w:p>
+      <w:pPr>
+        <w:numPr>
+          <w:ilvl w:val="0"/>
+          <w:numId w:val="8"/>
+        </w:numPr>
+        <w:spacing w:before="100" w:beforeAutospacing="1" w:after="100" w:afterAutospacing="1" w:line="360" w:lineRule="auto"/>
+        <w:rPr>
+          <w:rStyle w:val="HTML"/>
+          <w:rFonts w:ascii="Times New Roman" w:hAnsi="Times New Roman" w:cs="Times New Roman"/>
+          <w:color w:val="000000" w:themeColor="text1"/>
+          <w:sz w:val="28"/>
+          <w:szCs w:val="28"/>
+          <w:lang w:val="ru-RU"/>
+        </w:rPr>
+      </w:pPr>
+      <w:r>
+        <w:rPr>
+          <w:rStyle w:val="HTML"/>
+          <w:rFonts w:ascii="Times New Roman" w:eastAsiaTheme="majorEastAsia" w:hAnsi="Times New Roman" w:cs="Times New Roman"/>
+          <w:color w:val="000000" w:themeColor="text1"/>
+          <w:sz w:val="28"/>
+          <w:szCs w:val="28"/>
+          <w:lang w:val="ru-RU"/>
+        </w:rPr>
+        <w:t xml:space="preserve">если </w:t>
+      </w:r>
+      <m:oMath>
+        <m:r>
+          <w:rPr>
+            <w:rStyle w:val="HTML"/>
+            <w:rFonts w:ascii="Cambria Math" w:eastAsiaTheme="majorEastAsia" w:hAnsi="Cambria Math" w:cs="Times New Roman"/>
+            <w:color w:val="000000" w:themeColor="text1"/>
+            <w:sz w:val="28"/>
+            <w:szCs w:val="28"/>
+            <w:lang w:val="ru-RU"/>
+          </w:rPr>
+          <m:t>c</m:t>
+        </m:r>
+        <m:r>
+          <w:rPr>
+            <w:rStyle w:val="HTML"/>
+            <w:rFonts w:ascii="Cambria Math" w:eastAsiaTheme="majorEastAsia" w:hAnsi="Cambria Math" w:cs="Times New Roman"/>
+            <w:color w:val="000000" w:themeColor="text1"/>
+            <w:sz w:val="28"/>
+            <w:szCs w:val="28"/>
+            <w:lang w:val="ru-RU"/>
+          </w:rPr>
+          <m:t>=</m:t>
+        </m:r>
+        <m:r>
+          <w:rPr>
+            <w:rStyle w:val="HTML"/>
+            <w:rFonts w:ascii="Cambria Math" w:eastAsiaTheme="majorEastAsia" w:hAnsi="Cambria Math" w:cs="Times New Roman"/>
+            <w:color w:val="000000" w:themeColor="text1"/>
+            <w:sz w:val="28"/>
+            <w:szCs w:val="28"/>
+            <w:lang w:val="ru-RU"/>
+          </w:rPr>
+          <m:t xml:space="preserve"> </m:t>
+        </m:r>
+        <m:func>
+          <m:funcPr>
+            <m:ctrlPr>
+              <w:rPr>
+                <w:rStyle w:val="HTML"/>
+                <w:rFonts w:ascii="Cambria Math" w:eastAsiaTheme="majorEastAsia" w:hAnsi="Cambria Math" w:cs="Times New Roman"/>
+                <w:i/>
+                <w:color w:val="000000" w:themeColor="text1"/>
+                <w:sz w:val="28"/>
+                <w:szCs w:val="28"/>
+              </w:rPr>
+            </m:ctrlPr>
+          </m:funcPr>
+          <m:fName>
+            <m:sSub>
+              <m:sSubPr>
+                <m:ctrlPr>
+                  <w:rPr>
+                    <w:rStyle w:val="HTML"/>
+                    <w:rFonts w:ascii="Cambria Math" w:eastAsiaTheme="majorEastAsia" w:hAnsi="Cambria Math" w:cs="Times New Roman"/>
+                    <w:i/>
+                    <w:color w:val="000000" w:themeColor="text1"/>
+                    <w:sz w:val="28"/>
+                    <w:szCs w:val="28"/>
+                  </w:rPr>
+                </m:ctrlPr>
+              </m:sSubPr>
+              <m:e>
+                <m:r>
+                  <m:rPr>
+                    <m:sty m:val="p"/>
+                  </m:rPr>
+                  <w:rPr>
+                    <w:rStyle w:val="HTML"/>
+                    <w:rFonts w:ascii="Cambria Math" w:eastAsiaTheme="majorEastAsia" w:hAnsi="Cambria Math" w:cs="Times New Roman"/>
+                    <w:color w:val="000000" w:themeColor="text1"/>
+                    <w:sz w:val="28"/>
+                    <w:szCs w:val="28"/>
+                  </w:rPr>
+                  <m:t>log</m:t>
+                </m:r>
+              </m:e>
+              <m:sub>
+                <m:r>
+                  <w:rPr>
+                    <w:rStyle w:val="HTML"/>
+                    <w:rFonts w:ascii="Cambria Math" w:eastAsiaTheme="majorEastAsia" w:hAnsi="Cambria Math" w:cs="Times New Roman"/>
+                    <w:color w:val="000000" w:themeColor="text1"/>
+                    <w:sz w:val="28"/>
+                    <w:szCs w:val="28"/>
+                  </w:rPr>
+                  <m:t>b</m:t>
+                </m:r>
+              </m:sub>
+            </m:sSub>
+          </m:fName>
+          <m:e>
+            <m:r>
+              <w:rPr>
+                <w:rStyle w:val="HTML"/>
+                <w:rFonts w:ascii="Cambria Math" w:eastAsiaTheme="majorEastAsia" w:hAnsi="Cambria Math" w:cs="Times New Roman"/>
+                <w:color w:val="000000" w:themeColor="text1"/>
+                <w:sz w:val="28"/>
+                <w:szCs w:val="28"/>
+              </w:rPr>
+              <m:t>a</m:t>
+            </m:r>
+          </m:e>
+        </m:func>
+      </m:oMath>
+      <w:r>
+        <w:rPr>
+          <w:rStyle w:val="HTML"/>
+          <w:rFonts w:ascii="Times New Roman" w:eastAsiaTheme="majorEastAsia" w:hAnsi="Times New Roman" w:cs="Times New Roman"/>
+          <w:color w:val="000000" w:themeColor="text1"/>
+          <w:sz w:val="28"/>
+          <w:szCs w:val="28"/>
+          <w:lang w:val="ru-RU"/>
+        </w:rPr>
+        <w:t xml:space="preserve">, </w:t>
+      </w:r>
+      <w:r>
+        <w:rPr>
+          <w:rStyle w:val="HTML"/>
+          <w:rFonts w:ascii="Times New Roman" w:eastAsiaTheme="majorEastAsia" w:hAnsi="Times New Roman" w:cs="Times New Roman"/>
+          <w:color w:val="000000" w:themeColor="text1"/>
+          <w:sz w:val="28"/>
+          <w:szCs w:val="28"/>
+          <w:lang w:val="ru-RU"/>
+        </w:rPr>
+        <w:t xml:space="preserve">тогда </w:t>
+      </w:r>
+      <m:oMath>
+        <m:r>
+          <w:rPr>
+            <w:rStyle w:val="HTML"/>
+            <w:rFonts w:ascii="Cambria Math" w:eastAsiaTheme="majorEastAsia" w:hAnsi="Cambria Math" w:cs="Times New Roman"/>
+            <w:color w:val="000000" w:themeColor="text1"/>
+            <w:sz w:val="28"/>
+            <w:szCs w:val="28"/>
+            <w:lang w:val="ru-RU"/>
+          </w:rPr>
+          <m:t>T</m:t>
+        </m:r>
+        <m:d>
+          <m:dPr>
+            <m:ctrlPr>
+              <w:rPr>
+                <w:rStyle w:val="HTML"/>
+                <w:rFonts w:ascii="Cambria Math" w:eastAsiaTheme="majorEastAsia" w:hAnsi="Cambria Math" w:cs="Times New Roman"/>
+                <w:i/>
+                <w:color w:val="000000" w:themeColor="text1"/>
+                <w:sz w:val="28"/>
+                <w:szCs w:val="28"/>
+                <w:lang w:val="ru-RU"/>
+              </w:rPr>
+            </m:ctrlPr>
+          </m:dPr>
+          <m:e>
+            <m:r>
+              <w:rPr>
+                <w:rStyle w:val="HTML"/>
+                <w:rFonts w:ascii="Cambria Math" w:eastAsiaTheme="majorEastAsia" w:hAnsi="Cambria Math" w:cs="Times New Roman"/>
+                <w:color w:val="000000" w:themeColor="text1"/>
+                <w:sz w:val="28"/>
+                <w:szCs w:val="28"/>
+                <w:lang w:val="ru-RU"/>
+              </w:rPr>
+              <m:t>n</m:t>
+            </m:r>
+          </m:e>
+        </m:d>
+        <m:r>
+          <w:rPr>
+            <w:rStyle w:val="HTML"/>
+            <w:rFonts w:ascii="Cambria Math" w:eastAsiaTheme="majorEastAsia" w:hAnsi="Cambria Math" w:cs="Times New Roman"/>
+            <w:color w:val="000000" w:themeColor="text1"/>
+            <w:sz w:val="28"/>
+            <w:szCs w:val="28"/>
+            <w:lang w:val="ru-RU"/>
+          </w:rPr>
+          <m:t>=</m:t>
+        </m:r>
+        <m:r>
+          <w:rPr>
+            <w:rStyle w:val="HTML"/>
+            <w:rFonts w:ascii="Cambria Math" w:eastAsiaTheme="majorEastAsia" w:hAnsi="Cambria Math" w:cs="Times New Roman"/>
+            <w:color w:val="000000" w:themeColor="text1"/>
+            <w:sz w:val="28"/>
+            <w:szCs w:val="28"/>
+          </w:rPr>
+          <m:t>O</m:t>
+        </m:r>
+        <m:r>
+          <w:rPr>
+            <w:rStyle w:val="HTML"/>
+            <w:rFonts w:ascii="Cambria Math" w:eastAsiaTheme="majorEastAsia" w:hAnsi="Cambria Math" w:cs="Times New Roman"/>
+            <w:color w:val="000000" w:themeColor="text1"/>
+            <w:sz w:val="28"/>
+            <w:szCs w:val="28"/>
+            <w:lang w:val="ru-RU"/>
+          </w:rPr>
+          <m:t>(</m:t>
+        </m:r>
+        <m:sSup>
+          <m:sSupPr>
+            <m:ctrlPr>
+              <w:rPr>
+                <w:rStyle w:val="HTML"/>
+                <w:rFonts w:ascii="Cambria Math" w:eastAsiaTheme="majorEastAsia" w:hAnsi="Cambria Math" w:cs="Times New Roman"/>
+                <w:i/>
+                <w:color w:val="000000" w:themeColor="text1"/>
+                <w:sz w:val="28"/>
+                <w:szCs w:val="28"/>
+              </w:rPr>
+            </m:ctrlPr>
+          </m:sSupPr>
+          <m:e>
+            <m:r>
+              <w:rPr>
+                <w:rStyle w:val="HTML"/>
+                <w:rFonts w:ascii="Cambria Math" w:eastAsiaTheme="majorEastAsia" w:hAnsi="Cambria Math" w:cs="Times New Roman"/>
+                <w:color w:val="000000" w:themeColor="text1"/>
+                <w:sz w:val="28"/>
+                <w:szCs w:val="28"/>
+              </w:rPr>
+              <m:t>n</m:t>
+            </m:r>
+          </m:e>
+          <m:sup>
+            <m:r>
+              <w:rPr>
+                <w:rStyle w:val="HTML"/>
+                <w:rFonts w:ascii="Cambria Math" w:eastAsiaTheme="majorEastAsia" w:hAnsi="Cambria Math" w:cs="Times New Roman"/>
+                <w:color w:val="000000" w:themeColor="text1"/>
+                <w:sz w:val="28"/>
+                <w:szCs w:val="28"/>
+              </w:rPr>
+              <m:t>c</m:t>
+            </m:r>
+          </m:sup>
+        </m:sSup>
+        <m:r>
+          <w:rPr>
+            <w:rStyle w:val="HTML"/>
+            <w:rFonts w:ascii="Cambria Math" w:eastAsiaTheme="majorEastAsia" w:hAnsi="Cambria Math" w:cs="Times New Roman"/>
+            <w:color w:val="000000" w:themeColor="text1"/>
+            <w:sz w:val="28"/>
+            <w:szCs w:val="28"/>
+            <w:lang w:val="ru-RU"/>
+          </w:rPr>
+          <m:t xml:space="preserve"> </m:t>
+        </m:r>
+        <m:func>
+          <m:funcPr>
+            <m:ctrlPr>
+              <w:rPr>
+                <w:rStyle w:val="HTML"/>
+                <w:rFonts w:ascii="Cambria Math" w:eastAsiaTheme="majorEastAsia" w:hAnsi="Cambria Math" w:cs="Times New Roman"/>
+                <w:i/>
+                <w:color w:val="000000" w:themeColor="text1"/>
+                <w:sz w:val="28"/>
+                <w:szCs w:val="28"/>
+              </w:rPr>
+            </m:ctrlPr>
+          </m:funcPr>
+          <m:fName>
+            <m:r>
+              <m:rPr>
+                <m:sty m:val="p"/>
+              </m:rPr>
+              <w:rPr>
+                <w:rStyle w:val="HTML"/>
+                <w:rFonts w:ascii="Cambria Math" w:eastAsiaTheme="majorEastAsia" w:hAnsi="Cambria Math" w:cs="Times New Roman"/>
+                <w:color w:val="000000" w:themeColor="text1"/>
+                <w:sz w:val="28"/>
+                <w:szCs w:val="28"/>
+              </w:rPr>
+              <m:t>log</m:t>
+            </m:r>
+          </m:fName>
+          <m:e>
+            <m:r>
+              <w:rPr>
+                <w:rStyle w:val="HTML"/>
+                <w:rFonts w:ascii="Cambria Math" w:eastAsiaTheme="majorEastAsia" w:hAnsi="Cambria Math" w:cs="Times New Roman"/>
+                <w:color w:val="000000" w:themeColor="text1"/>
+                <w:sz w:val="28"/>
+                <w:szCs w:val="28"/>
+              </w:rPr>
+              <m:t>n</m:t>
+            </m:r>
+          </m:e>
+        </m:func>
+        <m:r>
+          <w:rPr>
+            <w:rStyle w:val="HTML"/>
+            <w:rFonts w:ascii="Cambria Math" w:eastAsiaTheme="majorEastAsia" w:hAnsi="Cambria Math" w:cs="Times New Roman"/>
+            <w:color w:val="000000" w:themeColor="text1"/>
+            <w:sz w:val="28"/>
+            <w:szCs w:val="28"/>
+            <w:lang w:val="ru-RU"/>
+          </w:rPr>
+          <m:t>)</m:t>
+        </m:r>
+      </m:oMath>
+    </w:p>
+    <w:p>
+      <w:pPr>
+        <w:numPr>
+          <w:ilvl w:val="0"/>
+          <w:numId w:val="8"/>
+        </w:numPr>
+        <w:spacing w:before="100" w:beforeAutospacing="1" w:after="100" w:afterAutospacing="1" w:line="360" w:lineRule="auto"/>
+        <w:rPr>
+          <w:rFonts w:cs="Times New Roman"/>
+          <w:color w:val="000000" w:themeColor="text1"/>
+          <w:sz w:val="28"/>
+          <w:szCs w:val="28"/>
+          <w:lang w:val="ru-RU"/>
+        </w:rPr>
+      </w:pPr>
+      <w:r>
+        <w:rPr>
+          <w:rStyle w:val="HTML"/>
+          <w:rFonts w:ascii="Times New Roman" w:eastAsiaTheme="majorEastAsia" w:hAnsi="Times New Roman" w:cs="Times New Roman"/>
+          <w:color w:val="000000" w:themeColor="text1"/>
+          <w:sz w:val="28"/>
+          <w:szCs w:val="28"/>
+          <w:lang w:val="ru-RU"/>
+        </w:rPr>
+        <w:t xml:space="preserve">если </w:t>
+      </w:r>
+      <m:oMath>
+        <m:r>
+          <w:rPr>
+            <w:rStyle w:val="HTML"/>
+            <w:rFonts w:ascii="Cambria Math" w:eastAsiaTheme="majorEastAsia" w:hAnsi="Cambria Math" w:cs="Times New Roman"/>
+            <w:color w:val="000000" w:themeColor="text1"/>
+            <w:sz w:val="28"/>
+            <w:szCs w:val="28"/>
+            <w:lang w:val="ru-RU"/>
+          </w:rPr>
+          <m:t>c</m:t>
+        </m:r>
+        <m:r>
+          <w:rPr>
+            <w:rStyle w:val="HTML"/>
+            <w:rFonts w:ascii="Cambria Math" w:eastAsiaTheme="majorEastAsia" w:hAnsi="Cambria Math" w:cs="Times New Roman"/>
+            <w:color w:val="000000" w:themeColor="text1"/>
+            <w:sz w:val="28"/>
+            <w:szCs w:val="28"/>
+            <w:lang w:val="ru-RU"/>
+          </w:rPr>
+          <m:t>&lt;</m:t>
+        </m:r>
+        <m:r>
+          <w:rPr>
+            <w:rStyle w:val="HTML"/>
+            <w:rFonts w:ascii="Cambria Math" w:eastAsiaTheme="majorEastAsia" w:hAnsi="Cambria Math" w:cs="Times New Roman"/>
+            <w:color w:val="000000" w:themeColor="text1"/>
+            <w:sz w:val="28"/>
+            <w:szCs w:val="28"/>
+            <w:lang w:val="ru-RU"/>
+          </w:rPr>
+          <m:t xml:space="preserve"> </m:t>
+        </m:r>
+        <m:func>
+          <m:funcPr>
+            <m:ctrlPr>
+              <w:rPr>
+                <w:rStyle w:val="HTML"/>
+                <w:rFonts w:ascii="Cambria Math" w:eastAsiaTheme="majorEastAsia" w:hAnsi="Cambria Math" w:cs="Times New Roman"/>
+                <w:i/>
+                <w:color w:val="000000" w:themeColor="text1"/>
+                <w:sz w:val="28"/>
+                <w:szCs w:val="28"/>
+              </w:rPr>
+            </m:ctrlPr>
+          </m:funcPr>
+          <m:fName>
+            <m:sSub>
+              <m:sSubPr>
+                <m:ctrlPr>
+                  <w:rPr>
+                    <w:rStyle w:val="HTML"/>
+                    <w:rFonts w:ascii="Cambria Math" w:eastAsiaTheme="majorEastAsia" w:hAnsi="Cambria Math" w:cs="Times New Roman"/>
+                    <w:i/>
+                    <w:color w:val="000000" w:themeColor="text1"/>
+                    <w:sz w:val="28"/>
+                    <w:szCs w:val="28"/>
+                  </w:rPr>
+                </m:ctrlPr>
+              </m:sSubPr>
+              <m:e>
+                <m:r>
+                  <m:rPr>
+                    <m:sty m:val="p"/>
+                  </m:rPr>
+                  <w:rPr>
+                    <w:rStyle w:val="HTML"/>
+                    <w:rFonts w:ascii="Cambria Math" w:eastAsiaTheme="majorEastAsia" w:hAnsi="Cambria Math" w:cs="Times New Roman"/>
+                    <w:color w:val="000000" w:themeColor="text1"/>
+                    <w:sz w:val="28"/>
+                    <w:szCs w:val="28"/>
+                  </w:rPr>
+                  <m:t>log</m:t>
+                </m:r>
+              </m:e>
+              <m:sub>
+                <m:r>
+                  <w:rPr>
+                    <w:rStyle w:val="HTML"/>
+                    <w:rFonts w:ascii="Cambria Math" w:eastAsiaTheme="majorEastAsia" w:hAnsi="Cambria Math" w:cs="Times New Roman"/>
+                    <w:color w:val="000000" w:themeColor="text1"/>
+                    <w:sz w:val="28"/>
+                    <w:szCs w:val="28"/>
+                  </w:rPr>
+                  <m:t>b</m:t>
+                </m:r>
+              </m:sub>
+            </m:sSub>
+          </m:fName>
+          <m:e>
+            <m:r>
+              <w:rPr>
+                <w:rStyle w:val="HTML"/>
+                <w:rFonts w:ascii="Cambria Math" w:eastAsiaTheme="majorEastAsia" w:hAnsi="Cambria Math" w:cs="Times New Roman"/>
+                <w:color w:val="000000" w:themeColor="text1"/>
+                <w:sz w:val="28"/>
+                <w:szCs w:val="28"/>
+              </w:rPr>
+              <m:t>a</m:t>
+            </m:r>
+          </m:e>
+        </m:func>
+      </m:oMath>
+      <w:r>
+        <w:rPr>
+          <w:rStyle w:val="HTML"/>
+          <w:rFonts w:ascii="Times New Roman" w:eastAsiaTheme="majorEastAsia" w:hAnsi="Times New Roman" w:cs="Times New Roman"/>
+          <w:color w:val="000000" w:themeColor="text1"/>
+          <w:sz w:val="28"/>
+          <w:szCs w:val="28"/>
+          <w:lang w:val="ru-RU"/>
+        </w:rPr>
+        <w:t xml:space="preserve">, </w:t>
+      </w:r>
+      <w:r>
+        <w:rPr>
+          <w:rStyle w:val="HTML"/>
+          <w:rFonts w:ascii="Times New Roman" w:eastAsiaTheme="majorEastAsia" w:hAnsi="Times New Roman" w:cs="Times New Roman"/>
+          <w:color w:val="000000" w:themeColor="text1"/>
+          <w:sz w:val="28"/>
+          <w:szCs w:val="28"/>
+          <w:lang w:val="ru-RU"/>
+        </w:rPr>
+        <w:t xml:space="preserve">тогда </w:t>
+      </w:r>
+      <m:oMath>
+        <m:r>
+          <w:rPr>
+            <w:rStyle w:val="HTML"/>
+            <w:rFonts w:ascii="Cambria Math" w:eastAsiaTheme="majorEastAsia" w:hAnsi="Cambria Math" w:cs="Times New Roman"/>
+            <w:color w:val="000000" w:themeColor="text1"/>
+            <w:sz w:val="28"/>
+            <w:szCs w:val="28"/>
+            <w:lang w:val="ru-RU"/>
+          </w:rPr>
+          <m:t>T</m:t>
+        </m:r>
+        <m:d>
+          <m:dPr>
+            <m:ctrlPr>
+              <w:rPr>
+                <w:rStyle w:val="HTML"/>
+                <w:rFonts w:ascii="Cambria Math" w:eastAsiaTheme="majorEastAsia" w:hAnsi="Cambria Math" w:cs="Times New Roman"/>
+                <w:i/>
+                <w:color w:val="000000" w:themeColor="text1"/>
+                <w:sz w:val="28"/>
+                <w:szCs w:val="28"/>
+                <w:lang w:val="ru-RU"/>
+              </w:rPr>
+            </m:ctrlPr>
+          </m:dPr>
+          <m:e>
+            <m:r>
+              <w:rPr>
+                <w:rStyle w:val="HTML"/>
+                <w:rFonts w:ascii="Cambria Math" w:eastAsiaTheme="majorEastAsia" w:hAnsi="Cambria Math" w:cs="Times New Roman"/>
+                <w:color w:val="000000" w:themeColor="text1"/>
+                <w:sz w:val="28"/>
+                <w:szCs w:val="28"/>
+                <w:lang w:val="ru-RU"/>
+              </w:rPr>
+              <m:t>n</m:t>
+            </m:r>
+          </m:e>
+        </m:d>
+        <m:r>
+          <w:rPr>
+            <w:rStyle w:val="HTML"/>
+            <w:rFonts w:ascii="Cambria Math" w:eastAsiaTheme="majorEastAsia" w:hAnsi="Cambria Math" w:cs="Times New Roman"/>
+            <w:color w:val="000000" w:themeColor="text1"/>
+            <w:sz w:val="28"/>
+            <w:szCs w:val="28"/>
+            <w:lang w:val="ru-RU"/>
+          </w:rPr>
+          <m:t>=</m:t>
+        </m:r>
+        <m:r>
+          <w:rPr>
+            <w:rStyle w:val="HTML"/>
+            <w:rFonts w:ascii="Cambria Math" w:eastAsiaTheme="majorEastAsia" w:hAnsi="Cambria Math" w:cs="Times New Roman"/>
+            <w:color w:val="000000" w:themeColor="text1"/>
+            <w:sz w:val="28"/>
+            <w:szCs w:val="28"/>
+          </w:rPr>
+          <m:t>O</m:t>
+        </m:r>
+        <m:r>
+          <w:rPr>
+            <w:rStyle w:val="HTML"/>
+            <w:rFonts w:ascii="Cambria Math" w:eastAsiaTheme="majorEastAsia" w:hAnsi="Cambria Math" w:cs="Times New Roman"/>
+            <w:color w:val="000000" w:themeColor="text1"/>
+            <w:sz w:val="28"/>
+            <w:szCs w:val="28"/>
+            <w:lang w:val="ru-RU"/>
+          </w:rPr>
+          <m:t>(</m:t>
+        </m:r>
+        <m:sSup>
+          <m:sSupPr>
+            <m:ctrlPr>
+              <w:rPr>
+                <w:rStyle w:val="HTML"/>
+                <w:rFonts w:ascii="Cambria Math" w:eastAsiaTheme="majorEastAsia" w:hAnsi="Cambria Math" w:cs="Times New Roman"/>
+                <w:i/>
+                <w:color w:val="000000" w:themeColor="text1"/>
+                <w:sz w:val="28"/>
+                <w:szCs w:val="28"/>
+              </w:rPr>
+            </m:ctrlPr>
+          </m:sSupPr>
+          <m:e>
+            <m:r>
+              <w:rPr>
+                <w:rStyle w:val="HTML"/>
+                <w:rFonts w:ascii="Cambria Math" w:eastAsiaTheme="majorEastAsia" w:hAnsi="Cambria Math" w:cs="Times New Roman"/>
+                <w:color w:val="000000" w:themeColor="text1"/>
+                <w:sz w:val="28"/>
+                <w:szCs w:val="28"/>
+              </w:rPr>
+              <m:t>n</m:t>
+            </m:r>
+          </m:e>
+          <m:sup>
+            <m:r>
+              <w:rPr>
+                <w:rStyle w:val="HTML"/>
+                <w:rFonts w:ascii="Cambria Math" w:eastAsiaTheme="majorEastAsia" w:hAnsi="Cambria Math" w:cs="Times New Roman"/>
+                <w:color w:val="000000" w:themeColor="text1"/>
+                <w:sz w:val="28"/>
+                <w:szCs w:val="28"/>
+              </w:rPr>
+              <m:t>(</m:t>
+            </m:r>
+            <m:func>
+              <m:funcPr>
+                <m:ctrlPr>
+                  <w:rPr>
+                    <w:rStyle w:val="HTML"/>
+                    <w:rFonts w:ascii="Cambria Math" w:eastAsiaTheme="majorEastAsia" w:hAnsi="Cambria Math" w:cs="Times New Roman"/>
+                    <w:i/>
+                    <w:color w:val="000000" w:themeColor="text1"/>
+                    <w:sz w:val="28"/>
+                    <w:szCs w:val="28"/>
+                  </w:rPr>
+                </m:ctrlPr>
+              </m:funcPr>
+              <m:fName>
+                <m:sSub>
+                  <m:sSubPr>
+                    <m:ctrlPr>
+                      <w:rPr>
+                        <w:rStyle w:val="HTML"/>
+                        <w:rFonts w:ascii="Cambria Math" w:eastAsiaTheme="majorEastAsia" w:hAnsi="Cambria Math" w:cs="Times New Roman"/>
+                        <w:i/>
+                        <w:color w:val="000000" w:themeColor="text1"/>
+                        <w:sz w:val="28"/>
+                        <w:szCs w:val="28"/>
+                      </w:rPr>
+                    </m:ctrlPr>
+                  </m:sSubPr>
+                  <m:e>
+                    <m:r>
+                      <m:rPr>
+                        <m:sty m:val="p"/>
+                      </m:rPr>
+                      <w:rPr>
+                        <w:rStyle w:val="HTML"/>
+                        <w:rFonts w:ascii="Cambria Math" w:eastAsiaTheme="majorEastAsia" w:hAnsi="Cambria Math" w:cs="Times New Roman"/>
+                        <w:color w:val="000000" w:themeColor="text1"/>
+                        <w:sz w:val="28"/>
+                        <w:szCs w:val="28"/>
+                      </w:rPr>
+                      <m:t>log</m:t>
+                    </m:r>
+                  </m:e>
+                  <m:sub>
+                    <m:r>
+                      <w:rPr>
+                        <w:rStyle w:val="HTML"/>
+                        <w:rFonts w:ascii="Cambria Math" w:eastAsiaTheme="majorEastAsia" w:hAnsi="Cambria Math" w:cs="Times New Roman"/>
+                        <w:color w:val="000000" w:themeColor="text1"/>
+                        <w:sz w:val="28"/>
+                        <w:szCs w:val="28"/>
+                      </w:rPr>
+                      <m:t>b</m:t>
+                    </m:r>
+                  </m:sub>
+                </m:sSub>
+              </m:fName>
+              <m:e>
+                <m:r>
+                  <w:rPr>
+                    <w:rStyle w:val="HTML"/>
+                    <w:rFonts w:ascii="Cambria Math" w:eastAsiaTheme="majorEastAsia" w:hAnsi="Cambria Math" w:cs="Times New Roman"/>
+                    <w:color w:val="000000" w:themeColor="text1"/>
+                    <w:sz w:val="28"/>
+                    <w:szCs w:val="28"/>
+                  </w:rPr>
+                  <m:t>a</m:t>
+                </m:r>
+              </m:e>
+            </m:func>
+            <m:r>
+              <w:rPr>
+                <w:rStyle w:val="HTML"/>
+                <w:rFonts w:ascii="Cambria Math" w:eastAsiaTheme="majorEastAsia" w:hAnsi="Cambria Math" w:cs="Times New Roman"/>
+                <w:color w:val="000000" w:themeColor="text1"/>
+                <w:sz w:val="28"/>
+                <w:szCs w:val="28"/>
+              </w:rPr>
+              <m:t>)</m:t>
+            </m:r>
+          </m:sup>
+        </m:sSup>
+        <m:r>
+          <w:rPr>
+            <w:rStyle w:val="HTML"/>
+            <w:rFonts w:ascii="Cambria Math" w:eastAsiaTheme="majorEastAsia" w:hAnsi="Cambria Math" w:cs="Times New Roman"/>
+            <w:color w:val="000000" w:themeColor="text1"/>
+            <w:sz w:val="28"/>
+            <w:szCs w:val="28"/>
+            <w:lang w:val="ru-RU"/>
+          </w:rPr>
+          <m:t>)</m:t>
+        </m:r>
+      </m:oMath>
+    </w:p>
+    <w:p>
+      <w:pPr>
+        <w:pStyle w:val="3"/>
+        <w:spacing w:line="360" w:lineRule="auto"/>
+        <w:rPr>
+          <w:rFonts w:cs="Times New Roman"/>
+          <w:color w:val="000000" w:themeColor="text1"/>
+          <w:lang w:val="ru-RU"/>
+        </w:rPr>
+      </w:pPr>
+      <w:r>
+        <w:rPr>
+          <w:rStyle w:val="s1"/>
+          <w:rFonts w:cs="Times New Roman"/>
+          <w:color w:val="000000" w:themeColor="text1"/>
+          <w:lang w:val="ru-RU"/>
+        </w:rPr>
+        <w:t>Применение к быстрой сортировке</w:t>
+      </w:r>
+    </w:p>
+    <w:p>
+      <w:pPr>
+        <w:pStyle w:val="p2"/>
+        <w:spacing w:line="360" w:lineRule="auto"/>
+        <w:rPr>
+          <w:color w:val="000000" w:themeColor="text1"/>
+          <w:sz w:val="28"/>
+          <w:szCs w:val="28"/>
+        </w:rPr>
+      </w:pPr>
+      <w:r>
+        <w:rPr>
+          <w:color w:val="000000" w:themeColor="text1"/>
+          <w:sz w:val="28"/>
+          <w:szCs w:val="28"/>
+        </w:rPr>
+        <w:t>В среднем случае массив делится примерно на две равные части, а разбиение массива относительно опорного элемента требует линейного прохода.</w:t>
+      </w:r>
+    </w:p>
+    <w:p>
+      <w:pPr>
+        <w:pStyle w:val="p2"/>
+        <w:spacing w:line="360" w:lineRule="auto"/>
+        <w:rPr>
+          <w:rStyle w:val="HTML"/>
+          <w:rFonts w:ascii="Times New Roman" w:hAnsi="Times New Roman" w:cs="Times New Roman"/>
+          <w:color w:val="000000" w:themeColor="text1"/>
+          <w:sz w:val="28"/>
+          <w:szCs w:val="28"/>
+          <w:lang w:val="en-US"/>
+        </w:rPr>
+      </w:pPr>
+      <w:r>
+        <w:rPr>
+          <w:color w:val="000000" w:themeColor="text1"/>
+          <w:sz w:val="28"/>
+          <w:szCs w:val="28"/>
+        </w:rPr>
+        <w:t>Тогда рекуррентное соотношение имеет вид:</w:t>
+      </w:r>
+    </w:p>
+    <w:p>
+      <w:pPr>
+        <w:pStyle w:val="p3"/>
+        <w:spacing w:line="360" w:lineRule="auto"/>
+        <w:rPr>
+          <w:i/>
+          <w:color w:val="000000" w:themeColor="text1"/>
+          <w:sz w:val="28"/>
+          <w:szCs w:val="28"/>
+        </w:rPr>
+      </w:pPr>
+      <m:oMathPara>
+        <m:oMath>
+          <m:r>
+            <w:rPr>
+              <w:rFonts w:ascii="Cambria Math" w:hAnsi="Cambria Math"/>
+              <w:color w:val="000000" w:themeColor="text1"/>
+              <w:sz w:val="28"/>
+              <w:szCs w:val="28"/>
+            </w:rPr>
+            <m:t>T</m:t>
+          </m:r>
+          <m:d>
+            <m:dPr>
+              <m:ctrlPr>
+                <w:rPr>
+                  <w:rFonts w:ascii="Cambria Math" w:hAnsi="Cambria Math"/>
+                  <w:i/>
+                  <w:color w:val="000000" w:themeColor="text1"/>
+                  <w:sz w:val="28"/>
+                  <w:szCs w:val="28"/>
+                  <w:lang w:val="en-US"/>
+                </w:rPr>
+              </m:ctrlPr>
+            </m:dPr>
+            <m:e>
+              <m:r>
+                <w:rPr>
+                  <w:rFonts w:ascii="Cambria Math" w:hAnsi="Cambria Math"/>
+                  <w:color w:val="000000" w:themeColor="text1"/>
+                  <w:sz w:val="28"/>
+                  <w:szCs w:val="28"/>
+                  <w:lang w:val="en-US"/>
+                </w:rPr>
+                <m:t>n</m:t>
+              </m:r>
+            </m:e>
+          </m:d>
+          <m:r>
+            <w:rPr>
+              <w:rFonts w:ascii="Cambria Math" w:hAnsi="Cambria Math"/>
+              <w:color w:val="000000" w:themeColor="text1"/>
+              <w:sz w:val="28"/>
+              <w:szCs w:val="28"/>
+              <w:lang w:val="en-US"/>
+            </w:rPr>
+            <m:t>=2T</m:t>
+          </m:r>
+          <m:d>
+            <m:dPr>
+              <m:ctrlPr>
+                <w:rPr>
+                  <w:rFonts w:ascii="Cambria Math" w:hAnsi="Cambria Math"/>
+                  <w:i/>
+                  <w:color w:val="000000" w:themeColor="text1"/>
+                  <w:sz w:val="28"/>
+                  <w:szCs w:val="28"/>
+                  <w:lang w:val="en-US"/>
+                </w:rPr>
+              </m:ctrlPr>
+            </m:dPr>
+            <m:e>
+              <m:f>
+                <m:fPr>
+                  <m:ctrlPr>
+                    <w:rPr>
+                      <w:rFonts w:ascii="Cambria Math" w:hAnsi="Cambria Math"/>
+                      <w:i/>
+                      <w:color w:val="000000" w:themeColor="text1"/>
+                      <w:sz w:val="28"/>
+                      <w:szCs w:val="28"/>
+                      <w:lang w:val="en-US"/>
+                    </w:rPr>
+                  </m:ctrlPr>
+                </m:fPr>
+                <m:num>
+                  <m:r>
+                    <w:rPr>
+                      <w:rFonts w:ascii="Cambria Math" w:hAnsi="Cambria Math"/>
+                      <w:color w:val="000000" w:themeColor="text1"/>
+                      <w:sz w:val="28"/>
+                      <w:szCs w:val="28"/>
+                      <w:lang w:val="en-US"/>
+                    </w:rPr>
+                    <m:t>n</m:t>
+                  </m:r>
+                </m:num>
+                <m:den>
+                  <m:r>
+                    <w:rPr>
+                      <w:rFonts w:ascii="Cambria Math" w:hAnsi="Cambria Math"/>
+                      <w:color w:val="000000" w:themeColor="text1"/>
+                      <w:sz w:val="28"/>
+                      <w:szCs w:val="28"/>
+                      <w:lang w:val="en-US"/>
+                    </w:rPr>
+                    <m:t>2</m:t>
+                  </m:r>
+                </m:den>
+              </m:f>
+            </m:e>
+          </m:d>
+          <m:r>
+            <w:rPr>
+              <w:rFonts w:ascii="Cambria Math" w:hAnsi="Cambria Math"/>
+              <w:color w:val="000000" w:themeColor="text1"/>
+              <w:sz w:val="28"/>
+              <w:szCs w:val="28"/>
+              <w:lang w:val="en-US"/>
+            </w:rPr>
+            <m:t>+O(n)</m:t>
+          </m:r>
+        </m:oMath>
+      </m:oMathPara>
+    </w:p>
+    <w:p>
+      <w:pPr>
+        <w:pStyle w:val="p4"/>
+        <w:spacing w:line="360" w:lineRule="auto"/>
+        <w:rPr>
+          <w:color w:val="000000" w:themeColor="text1"/>
+          <w:sz w:val="28"/>
+          <w:szCs w:val="28"/>
+        </w:rPr>
+      </w:pPr>
+      <w:r>
+        <w:rPr>
+          <w:color w:val="000000" w:themeColor="text1"/>
+          <w:sz w:val="28"/>
+          <w:szCs w:val="28"/>
+        </w:rPr>
+        <w:lastRenderedPageBreak/>
+        <w:t>Здесь:</w:t>
+      </w:r>
+    </w:p>
+    <w:p>
+      <w:pPr>
+        <w:numPr>
+          <w:ilvl w:val="0"/>
+          <w:numId w:val="9"/>
+        </w:numPr>
+        <w:spacing w:before="100" w:beforeAutospacing="1" w:after="100" w:afterAutospacing="1" w:line="360" w:lineRule="auto"/>
+        <w:rPr>
+          <w:rFonts w:cs="Times New Roman"/>
+          <w:color w:val="000000" w:themeColor="text1"/>
+          <w:sz w:val="28"/>
+          <w:szCs w:val="28"/>
+        </w:rPr>
+      </w:pPr>
+      <m:oMath>
+        <m:r>
+          <w:rPr>
+            <w:rFonts w:ascii="Cambria Math" w:hAnsi="Cambria Math" w:cs="Times New Roman"/>
+            <w:color w:val="000000" w:themeColor="text1"/>
+            <w:sz w:val="28"/>
+            <w:szCs w:val="28"/>
+          </w:rPr>
+          <m:t>a=2</m:t>
+        </m:r>
+      </m:oMath>
+    </w:p>
+    <w:p>
+      <w:pPr>
+        <w:numPr>
+          <w:ilvl w:val="0"/>
+          <w:numId w:val="9"/>
+        </w:numPr>
+        <w:spacing w:before="100" w:beforeAutospacing="1" w:after="100" w:afterAutospacing="1" w:line="360" w:lineRule="auto"/>
+        <w:rPr>
+          <w:rFonts w:cs="Times New Roman"/>
+          <w:color w:val="000000" w:themeColor="text1"/>
+          <w:sz w:val="28"/>
+          <w:szCs w:val="28"/>
+        </w:rPr>
+      </w:pPr>
+      <m:oMath>
+        <m:r>
+          <w:rPr>
+            <w:rFonts w:ascii="Cambria Math" w:hAnsi="Cambria Math" w:cs="Times New Roman"/>
+            <w:color w:val="000000" w:themeColor="text1"/>
+            <w:sz w:val="28"/>
+            <w:szCs w:val="28"/>
+          </w:rPr>
+          <m:t>b=2</m:t>
+        </m:r>
+      </m:oMath>
+    </w:p>
+    <w:p>
+      <w:pPr>
+        <w:numPr>
+          <w:ilvl w:val="0"/>
+          <w:numId w:val="9"/>
+        </w:numPr>
+        <w:spacing w:before="100" w:beforeAutospacing="1" w:after="100" w:afterAutospacing="1" w:line="360" w:lineRule="auto"/>
+        <w:rPr>
+          <w:rFonts w:cs="Times New Roman"/>
+          <w:color w:val="000000" w:themeColor="text1"/>
+          <w:sz w:val="28"/>
+          <w:szCs w:val="28"/>
+        </w:rPr>
+      </w:pPr>
+      <m:oMath>
+        <m:r>
+          <w:rPr>
+            <w:rFonts w:ascii="Cambria Math" w:hAnsi="Cambria Math" w:cs="Times New Roman"/>
+            <w:color w:val="000000" w:themeColor="text1"/>
+            <w:sz w:val="28"/>
+            <w:szCs w:val="28"/>
+          </w:rPr>
+          <m:t>c=1</m:t>
+        </m:r>
+      </m:oMath>
+    </w:p>
+    <w:p>
+      <w:pPr>
+        <w:pStyle w:val="p2"/>
+        <w:spacing w:line="360" w:lineRule="auto"/>
+        <w:rPr>
+          <w:rStyle w:val="HTML"/>
+          <w:rFonts w:ascii="Times New Roman" w:hAnsi="Times New Roman" w:cs="Times New Roman"/>
+          <w:color w:val="000000" w:themeColor="text1"/>
+          <w:sz w:val="28"/>
+          <w:szCs w:val="28"/>
+          <w:lang w:val="en-US"/>
+        </w:rPr>
+      </w:pPr>
+      <w:r>
+        <w:rPr>
+          <w:color w:val="000000" w:themeColor="text1"/>
+          <w:sz w:val="28"/>
+          <w:szCs w:val="28"/>
+        </w:rPr>
+        <w:t>Вычислим:</w:t>
+      </w:r>
+    </w:p>
+    <w:p>
+      <w:pPr>
+        <w:pStyle w:val="p3"/>
+        <w:spacing w:line="360" w:lineRule="auto"/>
+        <w:rPr>
+          <w:color w:val="000000" w:themeColor="text1"/>
+          <w:sz w:val="28"/>
+          <w:szCs w:val="28"/>
+          <w:lang w:val="en-US"/>
+        </w:rPr>
+      </w:pPr>
+      <m:oMathPara>
+        <m:oMath>
+          <m:func>
+            <m:funcPr>
+              <m:ctrlPr>
+                <w:rPr>
+                  <w:rFonts w:ascii="Cambria Math" w:hAnsi="Cambria Math"/>
+                  <w:i/>
+                  <w:color w:val="000000" w:themeColor="text1"/>
+                  <w:sz w:val="28"/>
+                  <w:szCs w:val="28"/>
+                  <w:lang w:val="en-US"/>
+                </w:rPr>
+              </m:ctrlPr>
+            </m:funcPr>
+            <m:fName>
+              <m:sSub>
+                <m:sSubPr>
+                  <m:ctrlPr>
+                    <w:rPr>
+                      <w:rFonts w:ascii="Cambria Math" w:hAnsi="Cambria Math"/>
+                      <w:i/>
+                      <w:color w:val="000000" w:themeColor="text1"/>
+                      <w:sz w:val="28"/>
+                      <w:szCs w:val="28"/>
+                      <w:lang w:val="en-US"/>
+                    </w:rPr>
+                  </m:ctrlPr>
+                </m:sSubPr>
+                <m:e>
+                  <m:r>
+                    <m:rPr>
+                      <m:sty m:val="p"/>
+                    </m:rPr>
+                    <w:rPr>
+                      <w:rFonts w:ascii="Cambria Math" w:hAnsi="Cambria Math"/>
+                      <w:color w:val="000000" w:themeColor="text1"/>
+                      <w:sz w:val="28"/>
+                      <w:szCs w:val="28"/>
+                      <w:lang w:val="en-US"/>
+                    </w:rPr>
+                    <m:t>log</m:t>
+                  </m:r>
+                </m:e>
+                <m:sub>
+                  <m:r>
+                    <w:rPr>
+                      <w:rFonts w:ascii="Cambria Math" w:hAnsi="Cambria Math"/>
+                      <w:color w:val="000000" w:themeColor="text1"/>
+                      <w:sz w:val="28"/>
+                      <w:szCs w:val="28"/>
+                      <w:lang w:val="en-US"/>
+                    </w:rPr>
+                    <m:t>2</m:t>
+                  </m:r>
+                </m:sub>
+              </m:sSub>
+            </m:fName>
+            <m:e>
+              <m:r>
+                <w:rPr>
+                  <w:rFonts w:ascii="Cambria Math" w:hAnsi="Cambria Math"/>
+                  <w:color w:val="000000" w:themeColor="text1"/>
+                  <w:sz w:val="28"/>
+                  <w:szCs w:val="28"/>
+                  <w:lang w:val="en-US"/>
+                </w:rPr>
+                <m:t>2</m:t>
+              </m:r>
+            </m:e>
+          </m:func>
+          <m:r>
+            <w:rPr>
+              <w:rFonts w:ascii="Cambria Math" w:hAnsi="Cambria Math"/>
+              <w:color w:val="000000" w:themeColor="text1"/>
+              <w:sz w:val="28"/>
+              <w:szCs w:val="28"/>
+              <w:lang w:val="en-US"/>
+            </w:rPr>
+            <m:t>=1</m:t>
+          </m:r>
+        </m:oMath>
+      </m:oMathPara>
+    </w:p>
+    <w:p>
+      <w:pPr>
+        <w:pStyle w:val="p2"/>
+        <w:spacing w:line="360" w:lineRule="auto"/>
+        <w:rPr>
+          <w:rStyle w:val="HTML"/>
+          <w:rFonts w:ascii="Times New Roman" w:hAnsi="Times New Roman" w:cs="Times New Roman"/>
+          <w:color w:val="000000" w:themeColor="text1"/>
+          <w:sz w:val="28"/>
+          <w:szCs w:val="28"/>
+          <w:lang w:val="en-US"/>
+        </w:rPr>
+      </w:pPr>
+      <w:r>
+        <w:rPr>
+          <w:color w:val="000000" w:themeColor="text1"/>
+          <w:sz w:val="28"/>
+          <w:szCs w:val="28"/>
+        </w:rPr>
+        <w:t>Получаем, что:</w:t>
+      </w:r>
+    </w:p>
+    <w:p>
+      <w:pPr>
+        <w:pStyle w:val="p3"/>
+        <w:spacing w:line="360" w:lineRule="auto"/>
+        <w:rPr>
+          <w:color w:val="000000" w:themeColor="text1"/>
+          <w:sz w:val="28"/>
+          <w:szCs w:val="28"/>
+          <w:lang w:val="en-US"/>
+        </w:rPr>
+      </w:pPr>
+      <m:oMathPara>
+        <m:oMath>
+          <m:r>
+            <w:rPr>
+              <w:rFonts w:ascii="Cambria Math" w:hAnsi="Cambria Math"/>
+              <w:color w:val="000000" w:themeColor="text1"/>
+              <w:sz w:val="28"/>
+              <w:szCs w:val="28"/>
+              <w:lang w:val="en-US"/>
+            </w:rPr>
+            <m:t>c=</m:t>
+          </m:r>
+          <m:func>
+            <m:funcPr>
+              <m:ctrlPr>
+                <w:rPr>
+                  <w:rFonts w:ascii="Cambria Math" w:hAnsi="Cambria Math"/>
+                  <w:i/>
+                  <w:color w:val="000000" w:themeColor="text1"/>
+                  <w:sz w:val="28"/>
+                  <w:szCs w:val="28"/>
+                  <w:lang w:val="en-US"/>
+                </w:rPr>
+              </m:ctrlPr>
+            </m:funcPr>
+            <m:fName>
+              <m:sSub>
+                <m:sSubPr>
+                  <m:ctrlPr>
+                    <w:rPr>
+                      <w:rFonts w:ascii="Cambria Math" w:hAnsi="Cambria Math"/>
+                      <w:i/>
+                      <w:color w:val="000000" w:themeColor="text1"/>
+                      <w:sz w:val="28"/>
+                      <w:szCs w:val="28"/>
+                      <w:lang w:val="en-US"/>
+                    </w:rPr>
+                  </m:ctrlPr>
+                </m:sSubPr>
+                <m:e>
+                  <m:r>
+                    <m:rPr>
+                      <m:sty m:val="p"/>
+                    </m:rPr>
+                    <w:rPr>
+                      <w:rFonts w:ascii="Cambria Math" w:hAnsi="Cambria Math"/>
+                      <w:color w:val="000000" w:themeColor="text1"/>
+                      <w:sz w:val="28"/>
+                      <w:szCs w:val="28"/>
+                      <w:lang w:val="en-US"/>
+                    </w:rPr>
+                    <m:t>log</m:t>
+                  </m:r>
+                </m:e>
+                <m:sub>
+                  <m:r>
+                    <w:rPr>
+                      <w:rFonts w:ascii="Cambria Math" w:hAnsi="Cambria Math"/>
+                      <w:color w:val="000000" w:themeColor="text1"/>
+                      <w:sz w:val="28"/>
+                      <w:szCs w:val="28"/>
+                      <w:lang w:val="en-US"/>
+                    </w:rPr>
+                    <m:t>b</m:t>
+                  </m:r>
+                </m:sub>
+              </m:sSub>
+            </m:fName>
+            <m:e>
+              <m:r>
+                <w:rPr>
+                  <w:rFonts w:ascii="Cambria Math" w:hAnsi="Cambria Math"/>
+                  <w:color w:val="000000" w:themeColor="text1"/>
+                  <w:sz w:val="28"/>
+                  <w:szCs w:val="28"/>
+                  <w:lang w:val="en-US"/>
+                </w:rPr>
+                <m:t>a</m:t>
+              </m:r>
+            </m:e>
+          </m:func>
+        </m:oMath>
+      </m:oMathPara>
+    </w:p>
+    <w:p>
+      <w:pPr>
+        <w:pStyle w:val="p2"/>
+        <w:spacing w:line="360" w:lineRule="auto"/>
+        <w:rPr>
+          <w:rStyle w:val="HTML"/>
+          <w:rFonts w:ascii="Times New Roman" w:hAnsi="Times New Roman" w:cs="Times New Roman"/>
+          <w:color w:val="000000" w:themeColor="text1"/>
+          <w:sz w:val="28"/>
+          <w:szCs w:val="28"/>
+          <w:lang w:val="en-US"/>
+        </w:rPr>
+      </w:pPr>
+      <w:r>
+        <w:rPr>
+          <w:color w:val="000000" w:themeColor="text1"/>
+          <w:sz w:val="28"/>
+          <w:szCs w:val="28"/>
+        </w:rPr>
+        <w:t>По мастер-теореме:</w:t>
+      </w:r>
+    </w:p>
+    <w:p>
+      <w:pPr>
+        <w:pStyle w:val="p3"/>
+        <w:spacing w:line="360" w:lineRule="auto"/>
+        <w:rPr>
+          <w:color w:val="000000" w:themeColor="text1"/>
+          <w:sz w:val="28"/>
+          <w:szCs w:val="28"/>
+          <w:lang w:val="en-US"/>
+        </w:rPr>
+      </w:pPr>
+      <m:oMathPara>
+        <m:oMath>
+          <m:r>
+            <w:rPr>
+              <w:rFonts w:ascii="Cambria Math" w:hAnsi="Cambria Math"/>
+              <w:color w:val="000000" w:themeColor="text1"/>
+              <w:sz w:val="28"/>
+              <w:szCs w:val="28"/>
+              <w:lang w:val="en-US"/>
+            </w:rPr>
+            <m:t>T</m:t>
+          </m:r>
+          <m:d>
+            <m:dPr>
+              <m:ctrlPr>
+                <w:rPr>
+                  <w:rFonts w:ascii="Cambria Math" w:hAnsi="Cambria Math"/>
+                  <w:i/>
+                  <w:color w:val="000000" w:themeColor="text1"/>
+                  <w:sz w:val="28"/>
+                  <w:szCs w:val="28"/>
+                  <w:lang w:val="en-US"/>
+                </w:rPr>
+              </m:ctrlPr>
+            </m:dPr>
+            <m:e>
+              <m:r>
+                <w:rPr>
+                  <w:rFonts w:ascii="Cambria Math" w:hAnsi="Cambria Math"/>
+                  <w:color w:val="000000" w:themeColor="text1"/>
+                  <w:sz w:val="28"/>
+                  <w:szCs w:val="28"/>
+                  <w:lang w:val="en-US"/>
+                </w:rPr>
+                <m:t>n</m:t>
+              </m:r>
+            </m:e>
+          </m:d>
+          <m:r>
+            <w:rPr>
+              <w:rFonts w:ascii="Cambria Math" w:hAnsi="Cambria Math"/>
+              <w:color w:val="000000" w:themeColor="text1"/>
+              <w:sz w:val="28"/>
+              <w:szCs w:val="28"/>
+              <w:lang w:val="en-US"/>
+            </w:rPr>
+            <m:t>=O(n</m:t>
+          </m:r>
+          <m:func>
+            <m:funcPr>
+              <m:ctrlPr>
+                <w:rPr>
+                  <w:rFonts w:ascii="Cambria Math" w:hAnsi="Cambria Math"/>
+                  <w:i/>
+                  <w:color w:val="000000" w:themeColor="text1"/>
+                  <w:sz w:val="28"/>
+                  <w:szCs w:val="28"/>
+                  <w:lang w:val="en-US"/>
+                </w:rPr>
+              </m:ctrlPr>
+            </m:funcPr>
+            <m:fName>
+              <m:r>
+                <m:rPr>
+                  <m:sty m:val="p"/>
+                </m:rPr>
+                <w:rPr>
+                  <w:rFonts w:ascii="Cambria Math" w:hAnsi="Cambria Math"/>
+                  <w:color w:val="000000" w:themeColor="text1"/>
+                  <w:sz w:val="28"/>
+                  <w:szCs w:val="28"/>
+                  <w:lang w:val="en-US"/>
+                </w:rPr>
+                <m:t>log</m:t>
+              </m:r>
+            </m:fName>
+            <m:e>
+              <m:r>
+                <w:rPr>
+                  <w:rFonts w:ascii="Cambria Math" w:hAnsi="Cambria Math"/>
+                  <w:color w:val="000000" w:themeColor="text1"/>
+                  <w:sz w:val="28"/>
+                  <w:szCs w:val="28"/>
+                  <w:lang w:val="en-US"/>
+                </w:rPr>
+                <m:t>n</m:t>
+              </m:r>
+            </m:e>
+          </m:func>
+          <m:r>
+            <w:rPr>
+              <w:rFonts w:ascii="Cambria Math" w:hAnsi="Cambria Math"/>
+              <w:color w:val="000000" w:themeColor="text1"/>
+              <w:sz w:val="28"/>
+              <w:szCs w:val="28"/>
+              <w:lang w:val="en-US"/>
+            </w:rPr>
+            <m:t>)</m:t>
+          </m:r>
+        </m:oMath>
+      </m:oMathPara>
+    </w:p>
+    <w:p>
+      <w:pPr>
+        <w:pStyle w:val="3"/>
+        <w:spacing w:line="360" w:lineRule="auto"/>
+        <w:rPr>
+          <w:rFonts w:cs="Times New Roman"/>
+          <w:color w:val="000000" w:themeColor="text1"/>
+          <w:lang w:val="ru-RU"/>
+        </w:rPr>
+      </w:pPr>
+      <w:r>
+        <w:rPr>
+          <w:rStyle w:val="s1"/>
+          <w:rFonts w:cs="Times New Roman"/>
+          <w:color w:val="000000" w:themeColor="text1"/>
+          <w:lang w:val="ru-RU"/>
+        </w:rPr>
+        <w:t>Точная оценка в худшем случае</w:t>
+      </w:r>
+    </w:p>
+    <w:p>
+      <w:pPr>
+        <w:pStyle w:val="p2"/>
+        <w:spacing w:line="360" w:lineRule="auto"/>
+        <w:rPr>
+          <w:rStyle w:val="HTML"/>
+          <w:rFonts w:ascii="Times New Roman" w:hAnsi="Times New Roman" w:cs="Times New Roman"/>
+          <w:color w:val="000000" w:themeColor="text1"/>
+          <w:sz w:val="28"/>
+          <w:szCs w:val="28"/>
+          <w:lang w:val="en-US"/>
+        </w:rPr>
+      </w:pPr>
+      <w:r>
+        <w:rPr>
+          <w:color w:val="000000" w:themeColor="text1"/>
+          <w:sz w:val="28"/>
+          <w:szCs w:val="28"/>
+        </w:rPr>
+        <w:t xml:space="preserve">В худшем случае массив делится не на две равные части, а на части размеров </w:t>
+      </w:r>
+      <m:oMath>
+        <m:r>
+          <w:rPr>
+            <w:rFonts w:ascii="Cambria Math" w:hAnsi="Cambria Math"/>
+            <w:color w:val="000000" w:themeColor="text1"/>
+            <w:sz w:val="28"/>
+            <w:szCs w:val="28"/>
+          </w:rPr>
+          <m:t>n</m:t>
+        </m:r>
+        <m:r>
+          <w:rPr>
+            <w:rFonts w:ascii="Cambria Math" w:hAnsi="Cambria Math"/>
+            <w:color w:val="000000" w:themeColor="text1"/>
+            <w:sz w:val="28"/>
+            <w:szCs w:val="28"/>
+          </w:rPr>
+          <m:t>-1</m:t>
+        </m:r>
+      </m:oMath>
+      <w:r>
+        <w:rPr>
+          <w:color w:val="000000" w:themeColor="text1"/>
+          <w:sz w:val="28"/>
+          <w:szCs w:val="28"/>
+        </w:rPr>
+        <w:t xml:space="preserve"> и </w:t>
+      </w:r>
+      <m:oMath>
+        <m:r>
+          <w:rPr>
+            <w:rFonts w:ascii="Cambria Math" w:hAnsi="Cambria Math"/>
+            <w:color w:val="000000" w:themeColor="text1"/>
+            <w:sz w:val="28"/>
+            <w:szCs w:val="28"/>
+          </w:rPr>
+          <m:t>0</m:t>
+        </m:r>
+      </m:oMath>
+      <w:r>
+        <w:rPr>
+          <w:color w:val="000000" w:themeColor="text1"/>
+          <w:sz w:val="28"/>
+          <w:szCs w:val="28"/>
+        </w:rPr>
+        <w:t>. Тогда рекуррентное соотношение принимает вид:</w:t>
+      </w:r>
+    </w:p>
+    <w:p>
+      <w:pPr>
+        <w:pStyle w:val="p3"/>
+        <w:spacing w:line="360" w:lineRule="auto"/>
+        <w:rPr>
+          <w:color w:val="000000" w:themeColor="text1"/>
+          <w:sz w:val="28"/>
+          <w:szCs w:val="28"/>
+          <w:lang w:val="en-US"/>
+        </w:rPr>
+      </w:pPr>
+      <m:oMathPara>
+        <m:oMath>
+          <m:r>
+            <w:rPr>
+              <w:rFonts w:ascii="Cambria Math" w:hAnsi="Cambria Math"/>
+              <w:color w:val="000000" w:themeColor="text1"/>
+              <w:sz w:val="28"/>
+              <w:szCs w:val="28"/>
+              <w:lang w:val="en-US"/>
+            </w:rPr>
+            <m:t>T</m:t>
+          </m:r>
+          <m:d>
+            <m:dPr>
+              <m:ctrlPr>
+                <w:rPr>
+                  <w:rFonts w:ascii="Cambria Math" w:hAnsi="Cambria Math"/>
+                  <w:i/>
+                  <w:color w:val="000000" w:themeColor="text1"/>
+                  <w:sz w:val="28"/>
+                  <w:szCs w:val="28"/>
+                  <w:lang w:val="en-US"/>
+                </w:rPr>
+              </m:ctrlPr>
+            </m:dPr>
+            <m:e>
+              <m:r>
+                <w:rPr>
+                  <w:rFonts w:ascii="Cambria Math" w:hAnsi="Cambria Math"/>
+                  <w:color w:val="000000" w:themeColor="text1"/>
+                  <w:sz w:val="28"/>
+                  <w:szCs w:val="28"/>
+                  <w:lang w:val="en-US"/>
+                </w:rPr>
+                <m:t>n</m:t>
+              </m:r>
+            </m:e>
+          </m:d>
+          <m:r>
+            <w:rPr>
+              <w:rFonts w:ascii="Cambria Math" w:hAnsi="Cambria Math"/>
+              <w:color w:val="000000" w:themeColor="text1"/>
+              <w:sz w:val="28"/>
+              <w:szCs w:val="28"/>
+              <w:lang w:val="en-US"/>
+            </w:rPr>
+            <m:t>=T</m:t>
+          </m:r>
+          <m:d>
+            <m:dPr>
+              <m:ctrlPr>
+                <w:rPr>
+                  <w:rFonts w:ascii="Cambria Math" w:hAnsi="Cambria Math"/>
+                  <w:i/>
+                  <w:color w:val="000000" w:themeColor="text1"/>
+                  <w:sz w:val="28"/>
+                  <w:szCs w:val="28"/>
+                  <w:lang w:val="en-US"/>
+                </w:rPr>
+              </m:ctrlPr>
+            </m:dPr>
+            <m:e>
+              <m:r>
+                <w:rPr>
+                  <w:rFonts w:ascii="Cambria Math" w:hAnsi="Cambria Math"/>
+                  <w:color w:val="000000" w:themeColor="text1"/>
+                  <w:sz w:val="28"/>
+                  <w:szCs w:val="28"/>
+                  <w:lang w:val="en-US"/>
+                </w:rPr>
+                <m:t>n-1</m:t>
+              </m:r>
+            </m:e>
+          </m:d>
+          <m:r>
+            <w:rPr>
+              <w:rFonts w:ascii="Cambria Math" w:hAnsi="Cambria Math"/>
+              <w:color w:val="000000" w:themeColor="text1"/>
+              <w:sz w:val="28"/>
+              <w:szCs w:val="28"/>
+              <w:lang w:val="en-US"/>
+            </w:rPr>
+            <m:t>+n</m:t>
+          </m:r>
+        </m:oMath>
+      </m:oMathPara>
+    </w:p>
+    <w:p>
+      <w:pPr>
+        <w:pStyle w:val="p2"/>
+        <w:spacing w:line="360" w:lineRule="auto"/>
+        <w:rPr>
+          <w:color w:val="000000" w:themeColor="text1"/>
+          <w:sz w:val="28"/>
+          <w:szCs w:val="28"/>
+        </w:rPr>
+      </w:pPr>
+      <w:r>
+        <w:rPr>
+          <w:color w:val="000000" w:themeColor="text1"/>
+          <w:sz w:val="28"/>
+          <w:szCs w:val="28"/>
+        </w:rPr>
+        <w:t>Раскроем его:</w:t>
+      </w:r>
+    </w:p>
+    <w:p>
+      <w:pPr>
+        <w:pStyle w:val="p3"/>
+        <w:spacing w:line="360" w:lineRule="auto"/>
+        <w:jc w:val="center"/>
+        <w:rPr>
+          <w:color w:val="000000" w:themeColor="text1"/>
+          <w:sz w:val="28"/>
+          <w:szCs w:val="28"/>
+          <w:lang w:val="en-US"/>
+        </w:rPr>
+      </w:pPr>
+      <m:oMath>
+        <m:r>
+          <w:rPr>
+            <w:rFonts w:ascii="Cambria Math" w:hAnsi="Cambria Math"/>
+            <w:color w:val="000000" w:themeColor="text1"/>
+            <w:sz w:val="28"/>
+            <w:szCs w:val="28"/>
+            <w:lang w:val="en-US"/>
+          </w:rPr>
+          <m:t>T</m:t>
+        </m:r>
+        <m:d>
+          <m:dPr>
+            <m:ctrlPr>
+              <w:rPr>
+                <w:rFonts w:ascii="Cambria Math" w:hAnsi="Cambria Math"/>
+                <w:i/>
+                <w:color w:val="000000" w:themeColor="text1"/>
+                <w:sz w:val="28"/>
+                <w:szCs w:val="28"/>
+                <w:lang w:val="en-US"/>
+              </w:rPr>
+            </m:ctrlPr>
+          </m:dPr>
+          <m:e>
+            <m:r>
+              <w:rPr>
+                <w:rFonts w:ascii="Cambria Math" w:hAnsi="Cambria Math"/>
+                <w:color w:val="000000" w:themeColor="text1"/>
+                <w:sz w:val="28"/>
+                <w:szCs w:val="28"/>
+                <w:lang w:val="en-US"/>
+              </w:rPr>
+              <m:t>n</m:t>
+            </m:r>
+          </m:e>
+        </m:d>
+        <m:r>
+          <w:rPr>
+            <w:rFonts w:ascii="Cambria Math" w:hAnsi="Cambria Math"/>
+            <w:color w:val="000000" w:themeColor="text1"/>
+            <w:sz w:val="28"/>
+            <w:szCs w:val="28"/>
+            <w:lang w:val="en-US"/>
+          </w:rPr>
+          <m:t>=</m:t>
+        </m:r>
+        <m:d>
+          <m:dPr>
+            <m:ctrlPr>
+              <w:rPr>
+                <w:rFonts w:ascii="Cambria Math" w:hAnsi="Cambria Math"/>
+                <w:i/>
+                <w:color w:val="000000" w:themeColor="text1"/>
+                <w:sz w:val="28"/>
+                <w:szCs w:val="28"/>
+                <w:lang w:val="en-US"/>
+              </w:rPr>
+            </m:ctrlPr>
+          </m:dPr>
+          <m:e>
+            <m:r>
+              <w:rPr>
+                <w:rFonts w:ascii="Cambria Math" w:hAnsi="Cambria Math"/>
+                <w:color w:val="000000" w:themeColor="text1"/>
+                <w:sz w:val="28"/>
+                <w:szCs w:val="28"/>
+                <w:lang w:val="en-US"/>
+              </w:rPr>
+              <m:t>n-1</m:t>
+            </m:r>
+          </m:e>
+        </m:d>
+        <m:r>
+          <w:rPr>
+            <w:rFonts w:ascii="Cambria Math" w:hAnsi="Cambria Math"/>
+            <w:color w:val="000000" w:themeColor="text1"/>
+            <w:sz w:val="28"/>
+            <w:szCs w:val="28"/>
+            <w:lang w:val="en-US"/>
+          </w:rPr>
+          <m:t>+</m:t>
+        </m:r>
+        <m:d>
+          <m:dPr>
+            <m:ctrlPr>
+              <w:rPr>
+                <w:rFonts w:ascii="Cambria Math" w:hAnsi="Cambria Math"/>
+                <w:i/>
+                <w:color w:val="000000" w:themeColor="text1"/>
+                <w:sz w:val="28"/>
+                <w:szCs w:val="28"/>
+                <w:lang w:val="en-US"/>
+              </w:rPr>
+            </m:ctrlPr>
+          </m:dPr>
+          <m:e>
+            <m:r>
+              <w:rPr>
+                <w:rFonts w:ascii="Cambria Math" w:hAnsi="Cambria Math"/>
+                <w:color w:val="000000" w:themeColor="text1"/>
+                <w:sz w:val="28"/>
+                <w:szCs w:val="28"/>
+                <w:lang w:val="en-US"/>
+              </w:rPr>
+              <m:t>n-2</m:t>
+            </m:r>
+          </m:e>
+        </m:d>
+        <m:r>
+          <w:rPr>
+            <w:rFonts w:ascii="Cambria Math" w:hAnsi="Cambria Math"/>
+            <w:color w:val="000000" w:themeColor="text1"/>
+            <w:sz w:val="28"/>
+            <w:szCs w:val="28"/>
+            <w:lang w:val="en-US"/>
+          </w:rPr>
+          <m:t>+</m:t>
+        </m:r>
+      </m:oMath>
+      <w:r>
+        <w:rPr>
+          <w:color w:val="000000" w:themeColor="text1"/>
+          <w:sz w:val="28"/>
+          <w:szCs w:val="28"/>
+          <w:lang w:val="en-US"/>
+        </w:rPr>
+        <w:t>…</w:t>
+      </w:r>
+      <m:oMath>
+        <m:r>
+          <w:rPr>
+            <w:rFonts w:ascii="Cambria Math" w:hAnsi="Cambria Math"/>
+            <w:color w:val="000000" w:themeColor="text1"/>
+            <w:sz w:val="28"/>
+            <w:szCs w:val="28"/>
+            <w:lang w:val="en-US"/>
+          </w:rPr>
+          <m:t>+2+1</m:t>
+        </m:r>
+      </m:oMath>
+    </w:p>
+    <w:p>
+      <w:pPr>
+        <w:pStyle w:val="p2"/>
+        <w:spacing w:line="360" w:lineRule="auto"/>
+        <w:rPr>
+          <w:rStyle w:val="HTML"/>
+          <w:rFonts w:ascii="Times New Roman" w:hAnsi="Times New Roman" w:cs="Times New Roman"/>
+          <w:color w:val="000000" w:themeColor="text1"/>
+          <w:sz w:val="28"/>
+          <w:szCs w:val="28"/>
+        </w:rPr>
+      </w:pPr>
+      <w:r>
+        <w:rPr>
+          <w:color w:val="000000" w:themeColor="text1"/>
+          <w:sz w:val="28"/>
+          <w:szCs w:val="28"/>
+        </w:rPr>
+        <w:t>Сумма равна:</w:t>
+      </w:r>
+    </w:p>
+    <w:p>
+      <w:pPr>
+        <w:pStyle w:val="p3"/>
+        <w:spacing w:line="360" w:lineRule="auto"/>
+        <w:rPr>
+          <w:color w:val="000000" w:themeColor="text1"/>
+          <w:sz w:val="28"/>
+          <w:szCs w:val="28"/>
+          <w:lang w:val="en-US"/>
+        </w:rPr>
+      </w:pPr>
+      <m:oMathPara>
+        <m:oMath>
+          <m:f>
+            <m:fPr>
+              <m:ctrlPr>
+                <w:rPr>
+                  <w:rFonts w:ascii="Cambria Math" w:hAnsi="Cambria Math"/>
+                  <w:i/>
+                  <w:color w:val="000000" w:themeColor="text1"/>
+                  <w:sz w:val="28"/>
+                  <w:szCs w:val="28"/>
+                  <w:lang w:val="en-US"/>
+                </w:rPr>
+              </m:ctrlPr>
+            </m:fPr>
+            <m:num>
+              <m:r>
+                <w:rPr>
+                  <w:rFonts w:ascii="Cambria Math" w:hAnsi="Cambria Math"/>
+                  <w:color w:val="000000" w:themeColor="text1"/>
+                  <w:sz w:val="28"/>
+                  <w:szCs w:val="28"/>
+                  <w:lang w:val="en-US"/>
+                </w:rPr>
+                <m:t>n(n-1)</m:t>
+              </m:r>
+            </m:num>
+            <m:den>
+              <m:r>
+                <w:rPr>
+                  <w:rFonts w:ascii="Cambria Math" w:hAnsi="Cambria Math"/>
+                  <w:color w:val="000000" w:themeColor="text1"/>
+                  <w:sz w:val="28"/>
+                  <w:szCs w:val="28"/>
+                  <w:lang w:val="en-US"/>
+                </w:rPr>
+                <m:t>2</m:t>
+              </m:r>
+            </m:den>
+          </m:f>
+        </m:oMath>
+      </m:oMathPara>
+    </w:p>
+    <w:p>
+      <w:pPr>
+        <w:pStyle w:val="p2"/>
+        <w:spacing w:line="360" w:lineRule="auto"/>
+        <w:rPr>
+          <w:color w:val="000000" w:themeColor="text1"/>
+          <w:sz w:val="28"/>
+          <w:szCs w:val="28"/>
+          <w:lang w:val="en-US"/>
+        </w:rPr>
+      </w:pPr>
+    </w:p>
+    <w:p>
+      <w:pPr>
+        <w:pStyle w:val="p2"/>
+        <w:spacing w:line="360" w:lineRule="auto"/>
+        <w:rPr>
+          <w:color w:val="000000" w:themeColor="text1"/>
+          <w:sz w:val="28"/>
+          <w:szCs w:val="28"/>
+          <w:lang w:val="en-US"/>
+        </w:rPr>
+      </w:pPr>
+    </w:p>
+    <w:p>
+      <w:pPr>
+        <w:pStyle w:val="p2"/>
+        <w:spacing w:line="360" w:lineRule="auto"/>
+        <w:rPr>
+          <w:rStyle w:val="HTML"/>
+          <w:rFonts w:ascii="Times New Roman" w:hAnsi="Times New Roman" w:cs="Times New Roman"/>
+          <w:color w:val="000000" w:themeColor="text1"/>
+          <w:sz w:val="28"/>
+          <w:szCs w:val="28"/>
+          <w:lang w:val="en-US"/>
+        </w:rPr>
+      </w:pPr>
+      <w:r>
+        <w:rPr>
+          <w:color w:val="000000" w:themeColor="text1"/>
+          <w:sz w:val="28"/>
+          <w:szCs w:val="28"/>
+        </w:rPr>
+        <w:lastRenderedPageBreak/>
+        <w:t>То есть:</w:t>
+      </w:r>
+    </w:p>
+    <w:p>
+      <w:pPr>
+        <w:pStyle w:val="p3"/>
+        <w:spacing w:line="360" w:lineRule="auto"/>
+        <w:rPr>
+          <w:i/>
+          <w:color w:val="000000" w:themeColor="text1"/>
+          <w:sz w:val="28"/>
+          <w:szCs w:val="28"/>
+          <w:lang w:val="en-US"/>
+        </w:rPr>
+      </w:pPr>
+      <m:oMathPara>
+        <m:oMath>
+          <m:r>
+            <w:rPr>
+              <w:rFonts w:ascii="Cambria Math" w:hAnsi="Cambria Math"/>
+              <w:color w:val="000000" w:themeColor="text1"/>
+              <w:sz w:val="28"/>
+              <w:szCs w:val="28"/>
+              <w:lang w:val="en-US"/>
+            </w:rPr>
+            <m:t>T</m:t>
+          </m:r>
+          <m:d>
+            <m:dPr>
+              <m:ctrlPr>
+                <w:rPr>
+                  <w:rFonts w:ascii="Cambria Math" w:hAnsi="Cambria Math"/>
+                  <w:i/>
+                  <w:color w:val="000000" w:themeColor="text1"/>
+                  <w:sz w:val="28"/>
+                  <w:szCs w:val="28"/>
+                  <w:lang w:val="en-US"/>
+                </w:rPr>
+              </m:ctrlPr>
+            </m:dPr>
+            <m:e>
+              <m:r>
+                <w:rPr>
+                  <w:rFonts w:ascii="Cambria Math" w:hAnsi="Cambria Math"/>
+                  <w:color w:val="000000" w:themeColor="text1"/>
+                  <w:sz w:val="28"/>
+                  <w:szCs w:val="28"/>
+                  <w:lang w:val="en-US"/>
+                </w:rPr>
+                <m:t>n</m:t>
+              </m:r>
+            </m:e>
+          </m:d>
+          <m:r>
+            <w:rPr>
+              <w:rFonts w:ascii="Cambria Math" w:hAnsi="Cambria Math"/>
+              <w:color w:val="000000" w:themeColor="text1"/>
+              <w:sz w:val="28"/>
+              <w:szCs w:val="28"/>
+              <w:lang w:val="en-US"/>
+            </w:rPr>
+            <m:t>=</m:t>
+          </m:r>
+          <m:f>
+            <m:fPr>
+              <m:ctrlPr>
+                <w:rPr>
+                  <w:rFonts w:ascii="Cambria Math" w:hAnsi="Cambria Math"/>
+                  <w:i/>
+                  <w:color w:val="000000" w:themeColor="text1"/>
+                  <w:sz w:val="28"/>
+                  <w:szCs w:val="28"/>
+                  <w:lang w:val="en-US"/>
+                </w:rPr>
+              </m:ctrlPr>
+            </m:fPr>
+            <m:num>
+              <m:sSup>
+                <m:sSupPr>
+                  <m:ctrlPr>
+                    <w:rPr>
+                      <w:rFonts w:ascii="Cambria Math" w:hAnsi="Cambria Math"/>
+                      <w:i/>
+                      <w:color w:val="000000" w:themeColor="text1"/>
+                      <w:sz w:val="28"/>
+                      <w:szCs w:val="28"/>
+                      <w:lang w:val="en-US"/>
+                    </w:rPr>
+                  </m:ctrlPr>
+                </m:sSupPr>
+                <m:e>
+                  <m:r>
+                    <w:rPr>
+                      <w:rFonts w:ascii="Cambria Math" w:hAnsi="Cambria Math"/>
+                      <w:color w:val="000000" w:themeColor="text1"/>
+                      <w:sz w:val="28"/>
+                      <w:szCs w:val="28"/>
+                      <w:lang w:val="en-US"/>
+                    </w:rPr>
+                    <m:t>n</m:t>
+                  </m:r>
+                </m:e>
+                <m:sup>
+                  <m:r>
+                    <w:rPr>
+                      <w:rFonts w:ascii="Cambria Math" w:hAnsi="Cambria Math"/>
+                      <w:color w:val="000000" w:themeColor="text1"/>
+                      <w:sz w:val="28"/>
+                      <w:szCs w:val="28"/>
+                      <w:lang w:val="en-US"/>
+                    </w:rPr>
+                    <m:t>2</m:t>
+                  </m:r>
+                </m:sup>
+              </m:sSup>
+              <m:r>
+                <w:rPr>
+                  <w:rFonts w:ascii="Cambria Math" w:hAnsi="Cambria Math"/>
+                  <w:color w:val="000000" w:themeColor="text1"/>
+                  <w:sz w:val="28"/>
+                  <w:szCs w:val="28"/>
+                  <w:lang w:val="en-US"/>
+                </w:rPr>
+                <m:t>-n</m:t>
+              </m:r>
+            </m:num>
+            <m:den>
+              <m:r>
+                <w:rPr>
+                  <w:rFonts w:ascii="Cambria Math" w:hAnsi="Cambria Math"/>
+                  <w:color w:val="000000" w:themeColor="text1"/>
+                  <w:sz w:val="28"/>
+                  <w:szCs w:val="28"/>
+                  <w:lang w:val="en-US"/>
+                </w:rPr>
+                <m:t>2</m:t>
+              </m:r>
+            </m:den>
+          </m:f>
+        </m:oMath>
+      </m:oMathPara>
+    </w:p>
+    <w:p>
+      <w:pPr>
+        <w:pStyle w:val="p2"/>
+        <w:spacing w:line="360" w:lineRule="auto"/>
+        <w:rPr>
+          <w:rStyle w:val="HTML"/>
+          <w:rFonts w:ascii="Times New Roman" w:hAnsi="Times New Roman" w:cs="Times New Roman"/>
+          <w:color w:val="000000" w:themeColor="text1"/>
+          <w:sz w:val="28"/>
+          <w:szCs w:val="28"/>
+          <w:lang w:val="en-US"/>
+        </w:rPr>
+      </w:pPr>
+      <w:r>
+        <w:rPr>
+          <w:color w:val="000000" w:themeColor="text1"/>
+          <w:sz w:val="28"/>
+          <w:szCs w:val="28"/>
+        </w:rPr>
+        <w:t>Следовательно, в худшем случае:</w:t>
+      </w:r>
+    </w:p>
+    <w:p>
+      <w:pPr>
+        <w:pStyle w:val="p3"/>
+        <w:spacing w:line="360" w:lineRule="auto"/>
+        <w:rPr>
+          <w:color w:val="000000" w:themeColor="text1"/>
+          <w:sz w:val="28"/>
+          <w:szCs w:val="28"/>
+          <w:lang w:val="en-US"/>
+        </w:rPr>
+      </w:pPr>
+      <m:oMathPara>
+        <m:oMath>
+          <m:r>
+            <w:rPr>
+              <w:rFonts w:ascii="Cambria Math" w:hAnsi="Cambria Math"/>
+              <w:color w:val="000000" w:themeColor="text1"/>
+              <w:sz w:val="28"/>
+              <w:szCs w:val="28"/>
+              <w:lang w:val="en-US"/>
+            </w:rPr>
+            <m:t>O(</m:t>
+          </m:r>
+          <m:sSup>
+            <m:sSupPr>
+              <m:ctrlPr>
+                <w:rPr>
+                  <w:rFonts w:ascii="Cambria Math" w:hAnsi="Cambria Math"/>
+                  <w:i/>
+                  <w:color w:val="000000" w:themeColor="text1"/>
+                  <w:sz w:val="28"/>
+                  <w:szCs w:val="28"/>
+                  <w:lang w:val="en-US"/>
+                </w:rPr>
+              </m:ctrlPr>
+            </m:sSupPr>
+            <m:e>
+              <m:r>
+                <w:rPr>
+                  <w:rFonts w:ascii="Cambria Math" w:hAnsi="Cambria Math"/>
+                  <w:color w:val="000000" w:themeColor="text1"/>
+                  <w:sz w:val="28"/>
+                  <w:szCs w:val="28"/>
+                  <w:lang w:val="en-US"/>
+                </w:rPr>
+                <m:t>n</m:t>
+              </m:r>
+            </m:e>
+            <m:sup>
+              <m:r>
+                <w:rPr>
+                  <w:rFonts w:ascii="Cambria Math" w:hAnsi="Cambria Math"/>
+                  <w:color w:val="000000" w:themeColor="text1"/>
+                  <w:sz w:val="28"/>
+                  <w:szCs w:val="28"/>
+                  <w:lang w:val="en-US"/>
+                </w:rPr>
+                <m:t>2</m:t>
+              </m:r>
+            </m:sup>
+          </m:sSup>
+          <m:r>
+            <w:rPr>
+              <w:rFonts w:ascii="Cambria Math" w:hAnsi="Cambria Math"/>
+              <w:color w:val="000000" w:themeColor="text1"/>
+              <w:sz w:val="28"/>
+              <w:szCs w:val="28"/>
+              <w:lang w:val="en-US"/>
+            </w:rPr>
+            <m:t>)</m:t>
+          </m:r>
+        </m:oMath>
+      </m:oMathPara>
+    </w:p>
+    <w:p>
+      <w:pPr>
+        <w:pStyle w:val="3"/>
+        <w:spacing w:line="360" w:lineRule="auto"/>
+        <w:rPr>
+          <w:rFonts w:cs="Times New Roman"/>
+          <w:color w:val="000000" w:themeColor="text1"/>
+        </w:rPr>
+      </w:pPr>
+      <w:proofErr w:type="spellStart"/>
+      <w:r>
+        <w:rPr>
+          <w:rStyle w:val="s1"/>
+          <w:rFonts w:cs="Times New Roman"/>
+          <w:color w:val="000000" w:themeColor="text1"/>
+        </w:rPr>
+        <w:t>Итог</w:t>
+      </w:r>
+      <w:proofErr w:type="spellEnd"/>
+      <w:r>
+        <w:rPr>
+          <w:rStyle w:val="s1"/>
+          <w:rFonts w:cs="Times New Roman"/>
+          <w:color w:val="000000" w:themeColor="text1"/>
+        </w:rPr>
+        <w:t xml:space="preserve"> </w:t>
+      </w:r>
+      <w:proofErr w:type="spellStart"/>
+      <w:r>
+        <w:rPr>
+          <w:rStyle w:val="s1"/>
+          <w:rFonts w:cs="Times New Roman"/>
+          <w:color w:val="000000" w:themeColor="text1"/>
+        </w:rPr>
+        <w:t>для</w:t>
+      </w:r>
+      <w:proofErr w:type="spellEnd"/>
+      <w:r>
+        <w:rPr>
+          <w:rStyle w:val="s1"/>
+          <w:rFonts w:cs="Times New Roman"/>
+          <w:color w:val="000000" w:themeColor="text1"/>
+        </w:rPr>
+        <w:t xml:space="preserve"> </w:t>
+      </w:r>
+      <w:proofErr w:type="spellStart"/>
+      <w:r>
+        <w:rPr>
+          <w:rStyle w:val="s1"/>
+          <w:rFonts w:cs="Times New Roman"/>
+          <w:color w:val="000000" w:themeColor="text1"/>
+        </w:rPr>
+        <w:t>быстрой</w:t>
+      </w:r>
+      <w:proofErr w:type="spellEnd"/>
+      <w:r>
+        <w:rPr>
+          <w:rStyle w:val="s1"/>
+          <w:rFonts w:cs="Times New Roman"/>
+          <w:color w:val="000000" w:themeColor="text1"/>
+        </w:rPr>
+        <w:t xml:space="preserve"> </w:t>
+      </w:r>
+      <w:proofErr w:type="spellStart"/>
+      <w:r>
+        <w:rPr>
+          <w:rStyle w:val="s1"/>
+          <w:rFonts w:cs="Times New Roman"/>
+          <w:color w:val="000000" w:themeColor="text1"/>
+        </w:rPr>
+        <w:t>сортировки</w:t>
+      </w:r>
+      <w:proofErr w:type="spellEnd"/>
+    </w:p>
+    <w:p>
+      <w:pPr>
+        <w:pStyle w:val="a7"/>
+        <w:numPr>
+          <w:ilvl w:val="0"/>
+          <w:numId w:val="2"/>
+        </w:numPr>
+        <w:spacing w:after="0" w:line="360" w:lineRule="auto"/>
+        <w:jc w:val="both"/>
+        <w:rPr>
+          <w:rFonts w:cs="Times New Roman"/>
+          <w:color w:val="000000" w:themeColor="text1"/>
+          <w:sz w:val="28"/>
+          <w:szCs w:val="28"/>
           <w:lang w:val="ru-RU" w:eastAsia="ru-RU"/>
         </w:rPr>
-        <w:t xml:space="preserve">средний случай: </w:t>
+      </w:pPr>
+      <w:r>
+        <w:rPr>
+          <w:rFonts w:cs="Times New Roman"/>
+          <w:color w:val="000000" w:themeColor="text1"/>
+          <w:sz w:val="28"/>
+          <w:szCs w:val="28"/>
+          <w:lang w:val="ru-RU" w:eastAsia="ru-RU"/>
+        </w:rPr>
+        <w:t xml:space="preserve">лучший случай: </w:t>
       </w:r>
       <m:oMath>
         <m:r>
@@ -19304,16 +23084,111 @@
           </w:rPr>
           <m:t>O</m:t>
         </m:r>
-        <m:r>
-          <w:rPr>
-            <w:rFonts w:ascii="Cambria Math" w:hAnsi="Cambria Math" w:cs="Times New Roman"/>
-            <w:color w:val="000000" w:themeColor="text1"/>
-            <w:sz w:val="28"/>
-            <w:szCs w:val="28"/>
-            <w:lang w:val="ru-RU" w:eastAsia="ru-RU"/>
-          </w:rPr>
-          <m:t>(</m:t>
-        </m:r>
+        <m:d>
+          <m:dPr>
+            <m:ctrlPr>
+              <w:rPr>
+                <w:rFonts w:ascii="Cambria Math" w:hAnsi="Cambria Math" w:cs="Times New Roman"/>
+                <w:i/>
+                <w:color w:val="000000" w:themeColor="text1"/>
+                <w:sz w:val="28"/>
+                <w:szCs w:val="28"/>
+                <w:lang w:val="ru-RU" w:eastAsia="ru-RU"/>
+              </w:rPr>
+            </m:ctrlPr>
+          </m:dPr>
+          <m:e>
+            <m:r>
+              <w:rPr>
+                <w:rFonts w:ascii="Cambria Math" w:hAnsi="Cambria Math" w:cs="Times New Roman"/>
+                <w:color w:val="000000" w:themeColor="text1"/>
+                <w:sz w:val="28"/>
+                <w:szCs w:val="28"/>
+                <w:lang w:eastAsia="ru-RU"/>
+              </w:rPr>
+              <m:t>n</m:t>
+            </m:r>
+            <m:func>
+              <m:funcPr>
+                <m:ctrlPr>
+                  <w:rPr>
+                    <w:rFonts w:ascii="Cambria Math" w:hAnsi="Cambria Math" w:cs="Times New Roman"/>
+                    <w:i/>
+                    <w:color w:val="000000" w:themeColor="text1"/>
+                    <w:sz w:val="28"/>
+                    <w:szCs w:val="28"/>
+                    <w:lang w:val="ru-RU" w:eastAsia="ru-RU"/>
+                  </w:rPr>
+                </m:ctrlPr>
+              </m:funcPr>
+              <m:fName>
+                <m:r>
+                  <m:rPr>
+                    <m:sty m:val="p"/>
+                  </m:rPr>
+                  <w:rPr>
+                    <w:rFonts w:ascii="Cambria Math" w:hAnsi="Cambria Math" w:cs="Times New Roman"/>
+                    <w:color w:val="000000" w:themeColor="text1"/>
+                    <w:sz w:val="28"/>
+                    <w:szCs w:val="28"/>
+                  </w:rPr>
+                  <m:t>log</m:t>
+                </m:r>
+                <m:ctrlPr>
+                  <w:rPr>
+                    <w:rFonts w:ascii="Cambria Math" w:hAnsi="Cambria Math" w:cs="Times New Roman"/>
+                    <w:color w:val="000000" w:themeColor="text1"/>
+                    <w:sz w:val="28"/>
+                    <w:szCs w:val="28"/>
+                    <w:lang w:val="ru-RU"/>
+                  </w:rPr>
+                </m:ctrlPr>
+              </m:fName>
+              <m:e>
+                <m:r>
+                  <w:rPr>
+                    <w:rFonts w:ascii="Cambria Math" w:hAnsi="Cambria Math" w:cs="Times New Roman"/>
+                    <w:color w:val="000000" w:themeColor="text1"/>
+                    <w:sz w:val="28"/>
+                    <w:szCs w:val="28"/>
+                    <w:lang w:eastAsia="ru-RU"/>
+                  </w:rPr>
+                  <m:t>n</m:t>
+                </m:r>
+              </m:e>
+            </m:func>
+          </m:e>
+        </m:d>
+      </m:oMath>
+    </w:p>
+    <w:p>
+      <w:pPr>
+        <w:pStyle w:val="a7"/>
+        <w:numPr>
+          <w:ilvl w:val="0"/>
+          <w:numId w:val="2"/>
+        </w:numPr>
+        <w:spacing w:after="0" w:line="360" w:lineRule="auto"/>
+        <w:jc w:val="both"/>
+        <w:rPr>
+          <w:rFonts w:cs="Times New Roman"/>
+          <w:color w:val="000000" w:themeColor="text1"/>
+          <w:sz w:val="28"/>
+          <w:szCs w:val="28"/>
+          <w:lang w:val="ru-RU" w:eastAsia="ru-RU"/>
+        </w:rPr>
+      </w:pPr>
+      <w:r>
+        <w:rPr>
+          <w:rFonts w:cs="Times New Roman"/>
+          <w:color w:val="000000" w:themeColor="text1"/>
+          <w:sz w:val="28"/>
+          <w:szCs w:val="28"/>
+          <w:lang w:val="ru-RU" w:eastAsia="ru-RU"/>
+        </w:rPr>
+        <w:t xml:space="preserve">средний случай: </w:t>
+      </w:r>
+      <m:oMath>
         <m:r>
           <w:rPr>
             <w:rFonts w:ascii="Cambria Math" w:hAnsi="Cambria Math" w:cs="Times New Roman"/>
@@ -19322,10 +23197,364 @@
             <w:szCs w:val="28"/>
             <w:lang w:eastAsia="ru-RU"/>
           </w:rPr>
-          <m:t>n</m:t>
+          <m:t>O</m:t>
         </m:r>
-        <m:func>
-          <m:funcPr>
+        <m:d>
+          <m:dPr>
+            <m:ctrlPr>
+              <w:rPr>
+                <w:rFonts w:ascii="Cambria Math" w:hAnsi="Cambria Math" w:cs="Times New Roman"/>
+                <w:i/>
+                <w:color w:val="000000" w:themeColor="text1"/>
+                <w:sz w:val="28"/>
+                <w:szCs w:val="28"/>
+                <w:lang w:val="ru-RU" w:eastAsia="ru-RU"/>
+              </w:rPr>
+            </m:ctrlPr>
+          </m:dPr>
+          <m:e>
+            <m:r>
+              <w:rPr>
+                <w:rFonts w:ascii="Cambria Math" w:hAnsi="Cambria Math" w:cs="Times New Roman"/>
+                <w:color w:val="000000" w:themeColor="text1"/>
+                <w:sz w:val="28"/>
+                <w:szCs w:val="28"/>
+                <w:lang w:eastAsia="ru-RU"/>
+              </w:rPr>
+              <m:t>n</m:t>
+            </m:r>
+            <m:func>
+              <m:funcPr>
+                <m:ctrlPr>
+                  <w:rPr>
+                    <w:rFonts w:ascii="Cambria Math" w:hAnsi="Cambria Math" w:cs="Times New Roman"/>
+                    <w:i/>
+                    <w:color w:val="000000" w:themeColor="text1"/>
+                    <w:sz w:val="28"/>
+                    <w:szCs w:val="28"/>
+                    <w:lang w:val="ru-RU" w:eastAsia="ru-RU"/>
+                  </w:rPr>
+                </m:ctrlPr>
+              </m:funcPr>
+              <m:fName>
+                <m:r>
+                  <m:rPr>
+                    <m:sty m:val="p"/>
+                  </m:rPr>
+                  <w:rPr>
+                    <w:rFonts w:ascii="Cambria Math" w:hAnsi="Cambria Math" w:cs="Times New Roman"/>
+                    <w:color w:val="000000" w:themeColor="text1"/>
+                    <w:sz w:val="28"/>
+                    <w:szCs w:val="28"/>
+                  </w:rPr>
+                  <m:t>log</m:t>
+                </m:r>
+                <m:ctrlPr>
+                  <w:rPr>
+                    <w:rFonts w:ascii="Cambria Math" w:hAnsi="Cambria Math" w:cs="Times New Roman"/>
+                    <w:color w:val="000000" w:themeColor="text1"/>
+                    <w:sz w:val="28"/>
+                    <w:szCs w:val="28"/>
+                    <w:lang w:val="ru-RU"/>
+                  </w:rPr>
+                </m:ctrlPr>
+              </m:fName>
+              <m:e>
+                <m:r>
+                  <w:rPr>
+                    <w:rFonts w:ascii="Cambria Math" w:hAnsi="Cambria Math" w:cs="Times New Roman"/>
+                    <w:color w:val="000000" w:themeColor="text1"/>
+                    <w:sz w:val="28"/>
+                    <w:szCs w:val="28"/>
+                    <w:lang w:eastAsia="ru-RU"/>
+                  </w:rPr>
+                  <m:t>n</m:t>
+                </m:r>
+              </m:e>
+            </m:func>
+          </m:e>
+        </m:d>
+      </m:oMath>
+    </w:p>
+    <w:p>
+      <w:pPr>
+        <w:pStyle w:val="a7"/>
+        <w:numPr>
+          <w:ilvl w:val="0"/>
+          <w:numId w:val="2"/>
+        </w:numPr>
+        <w:spacing w:after="0" w:line="360" w:lineRule="auto"/>
+        <w:jc w:val="both"/>
+        <w:rPr>
+          <w:rFonts w:cs="Times New Roman"/>
+          <w:color w:val="000000" w:themeColor="text1"/>
+          <w:sz w:val="28"/>
+          <w:szCs w:val="28"/>
+          <w:lang w:val="ru-RU" w:eastAsia="ru-RU"/>
+        </w:rPr>
+      </w:pPr>
+      <w:proofErr w:type="spellStart"/>
+      <w:r>
+        <w:rPr>
+          <w:rFonts w:cs="Times New Roman"/>
+          <w:color w:val="000000" w:themeColor="text1"/>
+          <w:sz w:val="28"/>
+          <w:szCs w:val="28"/>
+          <w:lang w:eastAsia="ru-RU"/>
+        </w:rPr>
+        <w:t>худший</w:t>
+      </w:r>
+      <w:proofErr w:type="spellEnd"/>
+      <w:r>
+        <w:rPr>
+          <w:rFonts w:cs="Times New Roman"/>
+          <w:color w:val="000000" w:themeColor="text1"/>
+          <w:sz w:val="28"/>
+          <w:szCs w:val="28"/>
+          <w:lang w:eastAsia="ru-RU"/>
+        </w:rPr>
+        <w:t xml:space="preserve"> </w:t>
+      </w:r>
+      <w:proofErr w:type="spellStart"/>
+      <w:r>
+        <w:rPr>
+          <w:rFonts w:cs="Times New Roman"/>
+          <w:color w:val="000000" w:themeColor="text1"/>
+          <w:sz w:val="28"/>
+          <w:szCs w:val="28"/>
+          <w:lang w:eastAsia="ru-RU"/>
+        </w:rPr>
+        <w:t>случай</w:t>
+      </w:r>
+      <w:proofErr w:type="spellEnd"/>
+      <w:r>
+        <w:rPr>
+          <w:rFonts w:cs="Times New Roman"/>
+          <w:color w:val="000000" w:themeColor="text1"/>
+          <w:sz w:val="28"/>
+          <w:szCs w:val="28"/>
+          <w:lang w:eastAsia="ru-RU"/>
+        </w:rPr>
+        <w:t>:</w:t>
+      </w:r>
+      <w:r>
+        <w:rPr>
+          <w:rFonts w:cs="Times New Roman"/>
+          <w:color w:val="000000" w:themeColor="text1"/>
+          <w:sz w:val="28"/>
+          <w:szCs w:val="28"/>
+          <w:lang w:eastAsia="ru-RU"/>
+        </w:rPr>
+        <w:t xml:space="preserve"> </w:t>
+      </w:r>
+      <m:oMath>
+        <m:r>
+          <w:rPr>
+            <w:rFonts w:ascii="Cambria Math" w:hAnsi="Cambria Math"/>
+          </w:rPr>
+          <m:t>O</m:t>
+        </m:r>
+        <m:d>
+          <m:dPr>
+            <m:ctrlPr>
+              <w:rPr>
+                <w:rFonts w:ascii="Cambria Math" w:hAnsi="Cambria Math"/>
+                <w:i/>
+              </w:rPr>
+            </m:ctrlPr>
+          </m:dPr>
+          <m:e>
+            <m:sSup>
+              <m:sSupPr>
+                <m:ctrlPr>
+                  <w:rPr>
+                    <w:rFonts w:ascii="Cambria Math" w:hAnsi="Cambria Math"/>
+                    <w:i/>
+                  </w:rPr>
+                </m:ctrlPr>
+              </m:sSupPr>
+              <m:e>
+                <m:r>
+                  <w:rPr>
+                    <w:rFonts w:ascii="Cambria Math" w:hAnsi="Cambria Math"/>
+                  </w:rPr>
+                  <m:t>n</m:t>
+                </m:r>
+              </m:e>
+              <m:sup>
+                <m:r>
+                  <w:rPr>
+                    <w:rFonts w:ascii="Cambria Math" w:hAnsi="Cambria Math"/>
+                  </w:rPr>
+                  <m:t>2</m:t>
+                </m:r>
+              </m:sup>
+            </m:sSup>
+          </m:e>
+        </m:d>
+      </m:oMath>
+    </w:p>
+    <w:p>
+      <w:pPr>
+        <w:spacing w:after="0" w:line="360" w:lineRule="auto"/>
+        <w:rPr>
+          <w:rFonts w:cs="Times New Roman"/>
+          <w:b/>
+          <w:bCs/>
+          <w:color w:val="000000" w:themeColor="text1"/>
+          <w:sz w:val="32"/>
+          <w:szCs w:val="32"/>
+          <w:lang w:val="ru-RU" w:eastAsia="ru-RU"/>
+        </w:rPr>
+      </w:pPr>
+    </w:p>
+    <w:p>
+      <w:pPr>
+        <w:spacing w:after="0" w:line="360" w:lineRule="auto"/>
+        <w:rPr>
+          <w:rFonts w:cs="Times New Roman"/>
+          <w:b/>
+          <w:bCs/>
+          <w:color w:val="000000" w:themeColor="text1"/>
+          <w:sz w:val="32"/>
+          <w:szCs w:val="32"/>
+          <w:lang w:eastAsia="ru-RU"/>
+        </w:rPr>
+      </w:pPr>
+    </w:p>
+    <w:p>
+      <w:pPr>
+        <w:spacing w:after="0" w:line="360" w:lineRule="auto"/>
+        <w:rPr>
+          <w:rFonts w:cs="Times New Roman"/>
+          <w:b/>
+          <w:bCs/>
+          <w:color w:val="000000" w:themeColor="text1"/>
+          <w:sz w:val="32"/>
+          <w:szCs w:val="32"/>
+          <w:lang w:val="ru-RU" w:eastAsia="ru-RU"/>
+        </w:rPr>
+      </w:pPr>
+      <w:r>
+        <w:rPr>
+          <w:rFonts w:cs="Times New Roman"/>
+          <w:b/>
+          <w:bCs/>
+          <w:color w:val="000000" w:themeColor="text1"/>
+          <w:sz w:val="32"/>
+          <w:szCs w:val="32"/>
+          <w:lang w:val="ru-RU" w:eastAsia="ru-RU"/>
+        </w:rPr>
+        <w:t>Общий итог</w:t>
+      </w:r>
+    </w:p>
+    <w:p>
+      <w:pPr>
+        <w:spacing w:after="0" w:line="360" w:lineRule="auto"/>
+        <w:jc w:val="both"/>
+        <w:rPr>
+          <w:rFonts w:cs="Times New Roman"/>
+          <w:color w:val="000000" w:themeColor="text1"/>
+          <w:sz w:val="28"/>
+          <w:szCs w:val="28"/>
+          <w:lang w:val="ru-RU" w:eastAsia="ru-RU"/>
+        </w:rPr>
+      </w:pPr>
+      <w:r>
+        <w:rPr>
+          <w:rFonts w:cs="Times New Roman"/>
+          <w:color w:val="000000" w:themeColor="text1"/>
+          <w:sz w:val="28"/>
+          <w:szCs w:val="28"/>
+          <w:lang w:val="ru-RU" w:eastAsia="ru-RU"/>
+        </w:rPr>
+        <w:t>Сортировка вставками:</w:t>
+      </w:r>
+    </w:p>
+    <w:p>
+      <w:pPr>
+        <w:pStyle w:val="a7"/>
+        <w:numPr>
+          <w:ilvl w:val="0"/>
+          <w:numId w:val="2"/>
+        </w:numPr>
+        <w:spacing w:after="0" w:line="360" w:lineRule="auto"/>
+        <w:jc w:val="both"/>
+        <w:rPr>
+          <w:rFonts w:cs="Times New Roman"/>
+          <w:color w:val="000000" w:themeColor="text1"/>
+          <w:sz w:val="28"/>
+          <w:szCs w:val="28"/>
+          <w:lang w:eastAsia="ru-RU"/>
+        </w:rPr>
+      </w:pPr>
+      <w:proofErr w:type="spellStart"/>
+      <w:r>
+        <w:rPr>
+          <w:rFonts w:cs="Times New Roman"/>
+          <w:color w:val="000000" w:themeColor="text1"/>
+          <w:sz w:val="28"/>
+          <w:szCs w:val="28"/>
+          <w:lang w:eastAsia="ru-RU"/>
+        </w:rPr>
+        <w:t>лучший</w:t>
+      </w:r>
+      <w:proofErr w:type="spellEnd"/>
+      <w:r>
+        <w:rPr>
+          <w:rFonts w:cs="Times New Roman"/>
+          <w:color w:val="000000" w:themeColor="text1"/>
+          <w:sz w:val="28"/>
+          <w:szCs w:val="28"/>
+          <w:lang w:eastAsia="ru-RU"/>
+        </w:rPr>
+        <w:t xml:space="preserve"> </w:t>
+      </w:r>
+      <w:proofErr w:type="spellStart"/>
+      <w:r>
+        <w:rPr>
+          <w:rFonts w:cs="Times New Roman"/>
+          <w:color w:val="000000" w:themeColor="text1"/>
+          <w:sz w:val="28"/>
+          <w:szCs w:val="28"/>
+          <w:lang w:eastAsia="ru-RU"/>
+        </w:rPr>
+        <w:t>случай</w:t>
+      </w:r>
+      <w:proofErr w:type="spellEnd"/>
+      <w:r>
+        <w:rPr>
+          <w:rFonts w:cs="Times New Roman"/>
+          <w:color w:val="000000" w:themeColor="text1"/>
+          <w:sz w:val="28"/>
+          <w:szCs w:val="28"/>
+          <w:lang w:eastAsia="ru-RU"/>
+        </w:rPr>
+        <w:t>:</w:t>
+      </w:r>
+      <w:r>
+        <w:rPr>
+          <w:rFonts w:cs="Times New Roman"/>
+          <w:color w:val="000000" w:themeColor="text1"/>
+          <w:sz w:val="28"/>
+          <w:szCs w:val="28"/>
+          <w:lang w:eastAsia="ru-RU"/>
+        </w:rPr>
+        <w:t xml:space="preserve"> </w:t>
+      </w:r>
+      <m:oMath>
+        <m:r>
+          <w:rPr>
+            <w:rFonts w:ascii="Cambria Math" w:hAnsi="Cambria Math" w:cs="Times New Roman"/>
+            <w:color w:val="000000" w:themeColor="text1"/>
+            <w:sz w:val="28"/>
+            <w:szCs w:val="28"/>
+            <w:lang w:eastAsia="ru-RU"/>
+          </w:rPr>
+          <m:t>O</m:t>
+        </m:r>
+        <m:d>
+          <m:dPr>
             <m:ctrlPr>
               <w:rPr>
                 <w:rFonts w:ascii="Cambria Math" w:hAnsi="Cambria Math" w:cs="Times New Roman"/>
@@ -19336,21 +23565,7 @@
                 <w:lang w:eastAsia="ru-RU"/>
               </w:rPr>
             </m:ctrlPr>
-          </m:funcPr>
-          <m:fName>
-            <m:r>
-              <m:rPr>
-                <m:sty m:val="p"/>
-              </m:rPr>
-              <w:rPr>
-                <w:rFonts w:ascii="Cambria Math" w:hAnsi="Cambria Math" w:cs="Times New Roman"/>
-                <w:color w:val="000000" w:themeColor="text1"/>
-                <w:sz w:val="28"/>
-                <w:szCs w:val="28"/>
-              </w:rPr>
-              <m:t>log</m:t>
-            </m:r>
-          </m:fName>
+          </m:dPr>
           <m:e>
             <m:r>
               <w:rPr>
@@ -19363,17 +23578,7 @@
               <m:t>n</m:t>
             </m:r>
           </m:e>
-        </m:func>
-        <m:r>
-          <w:rPr>
-            <w:rFonts w:ascii="Cambria Math" w:hAnsi="Cambria Math" w:cs="Times New Roman"/>
-            <w:color w:val="000000" w:themeColor="text1"/>
-            <w:sz w:val="28"/>
-            <w:szCs w:val="28"/>
-            <w:lang w:val="ru-RU" w:eastAsia="ru-RU"/>
-          </w:rPr>
-          <m:t>)</m:t>
-        </m:r>
+        </m:d>
       </m:oMath>
     </w:p>
     <w:p>
@@ -19390,7 +23595,7 @@
           <w:color w:val="000000" w:themeColor="text1"/>
           <w:sz w:val="28"/>
           <w:szCs w:val="28"/>
-          <w:lang w:val="ru-RU" w:eastAsia="ru-RU"/>
+          <w:lang w:eastAsia="ru-RU"/>
         </w:rPr>
       </w:pPr>
       <w:proofErr w:type="spellStart"/>
@@ -19402,7 +23607,7 @@
           <w:szCs w:val="28"/>
           <w:lang w:eastAsia="ru-RU"/>
         </w:rPr>
-        <w:t>худший</w:t>
+        <w:t>средний</w:t>
       </w:r>
       <w:proofErr w:type="spellEnd"/>
       <w:r>
@@ -19438,13 +23643,6 @@
         <w:t>:</w:t>
       </w:r>
       <w:r>
-        <w:rPr>
-          <w:rFonts w:cs="Times New Roman"/>
-          <w:color w:val="000000" w:themeColor="text1"/>
-          <w:sz w:val="28"/>
-          <w:szCs w:val="28"/>
-          <w:lang w:eastAsia="ru-RU"/>
-        </w:rPr>
         <w:t xml:space="preserve"> </w:t>
       </w:r>
       <m:oMath>
@@ -19452,41 +23650,952 @@
           <w:rPr>
             <w:rFonts w:ascii="Cambria Math" w:hAnsi="Cambria Math"/>
           </w:rPr>
-          <m:t>O(</m:t>
+          <m:t>O</m:t>
         </m:r>
-        <m:sSup>
-          <m:sSupPr>
+        <m:d>
+          <m:dPr>
             <m:ctrlPr>
               <w:rPr>
                 <w:rFonts w:ascii="Cambria Math" w:hAnsi="Cambria Math"/>
                 <w:i/>
               </w:rPr>
             </m:ctrlPr>
-          </m:sSupPr>
+          </m:dPr>
           <m:e>
-            <m:r>
-              <w:rPr>
-                <w:rFonts w:ascii="Cambria Math" w:hAnsi="Cambria Math"/>
-              </w:rPr>
-              <m:t>n</m:t>
-            </m:r>
+            <m:sSup>
+              <m:sSupPr>
+                <m:ctrlPr>
+                  <w:rPr>
+                    <w:rFonts w:ascii="Cambria Math" w:hAnsi="Cambria Math"/>
+                    <w:i/>
+                  </w:rPr>
+                </m:ctrlPr>
+              </m:sSupPr>
+              <m:e>
+                <m:r>
+                  <w:rPr>
+                    <w:rFonts w:ascii="Cambria Math" w:hAnsi="Cambria Math"/>
+                  </w:rPr>
+                  <m:t>n</m:t>
+                </m:r>
+              </m:e>
+              <m:sup>
+                <m:r>
+                  <w:rPr>
+                    <w:rFonts w:ascii="Cambria Math" w:hAnsi="Cambria Math"/>
+                  </w:rPr>
+                  <m:t>2</m:t>
+                </m:r>
+              </m:sup>
+            </m:sSup>
           </m:e>
-          <m:sup>
-            <m:r>
-              <w:rPr>
-                <w:rFonts w:ascii="Cambria Math" w:hAnsi="Cambria Math"/>
-              </w:rPr>
-              <m:t>2</m:t>
-            </m:r>
-          </m:sup>
-        </m:sSup>
+        </m:d>
+      </m:oMath>
+    </w:p>
+    <w:p>
+      <w:pPr>
+        <w:pStyle w:val="a7"/>
+        <w:numPr>
+          <w:ilvl w:val="0"/>
+          <w:numId w:val="2"/>
+        </w:numPr>
+        <w:spacing w:after="0" w:line="360" w:lineRule="auto"/>
+        <w:jc w:val="both"/>
+        <w:rPr>
+          <w:rFonts w:cs="Times New Roman"/>
+          <w:color w:val="000000" w:themeColor="text1"/>
+          <w:sz w:val="28"/>
+          <w:szCs w:val="28"/>
+          <w:lang w:eastAsia="ru-RU"/>
+        </w:rPr>
+      </w:pPr>
+      <w:proofErr w:type="spellStart"/>
+      <w:r>
+        <w:rPr>
+          <w:rFonts w:cs="Times New Roman"/>
+          <w:color w:val="000000" w:themeColor="text1"/>
+          <w:sz w:val="28"/>
+          <w:szCs w:val="28"/>
+          <w:lang w:eastAsia="ru-RU"/>
+        </w:rPr>
+        <w:t>худший</w:t>
+      </w:r>
+      <w:proofErr w:type="spellEnd"/>
+      <w:r>
+        <w:rPr>
+          <w:rFonts w:cs="Times New Roman"/>
+          <w:color w:val="000000" w:themeColor="text1"/>
+          <w:sz w:val="28"/>
+          <w:szCs w:val="28"/>
+          <w:lang w:eastAsia="ru-RU"/>
+        </w:rPr>
+        <w:t xml:space="preserve"> </w:t>
+      </w:r>
+      <w:proofErr w:type="spellStart"/>
+      <w:r>
+        <w:rPr>
+          <w:rFonts w:cs="Times New Roman"/>
+          <w:color w:val="000000" w:themeColor="text1"/>
+          <w:sz w:val="28"/>
+          <w:szCs w:val="28"/>
+          <w:lang w:eastAsia="ru-RU"/>
+        </w:rPr>
+        <w:t>случай</w:t>
+      </w:r>
+      <w:proofErr w:type="spellEnd"/>
+      <w:r>
+        <w:rPr>
+          <w:rFonts w:cs="Times New Roman"/>
+          <w:color w:val="000000" w:themeColor="text1"/>
+          <w:sz w:val="28"/>
+          <w:szCs w:val="28"/>
+          <w:lang w:eastAsia="ru-RU"/>
+        </w:rPr>
+        <w:t>:</w:t>
+      </w:r>
+      <w:r>
+        <w:rPr>
+          <w:rFonts w:cs="Times New Roman"/>
+          <w:color w:val="000000" w:themeColor="text1"/>
+          <w:sz w:val="28"/>
+          <w:szCs w:val="28"/>
+          <w:lang w:eastAsia="ru-RU"/>
+        </w:rPr>
+        <w:t xml:space="preserve"> </w:t>
+      </w:r>
+      <m:oMath>
         <m:r>
           <w:rPr>
             <w:rFonts w:ascii="Cambria Math" w:hAnsi="Cambria Math"/>
           </w:rPr>
-          <m:t>)</m:t>
+          <m:t>O</m:t>
         </m:r>
+        <m:d>
+          <m:dPr>
+            <m:ctrlPr>
+              <w:rPr>
+                <w:rFonts w:ascii="Cambria Math" w:hAnsi="Cambria Math"/>
+                <w:i/>
+              </w:rPr>
+            </m:ctrlPr>
+          </m:dPr>
+          <m:e>
+            <m:sSup>
+              <m:sSupPr>
+                <m:ctrlPr>
+                  <w:rPr>
+                    <w:rFonts w:ascii="Cambria Math" w:hAnsi="Cambria Math"/>
+                    <w:i/>
+                  </w:rPr>
+                </m:ctrlPr>
+              </m:sSupPr>
+              <m:e>
+                <m:r>
+                  <w:rPr>
+                    <w:rFonts w:ascii="Cambria Math" w:hAnsi="Cambria Math"/>
+                  </w:rPr>
+                  <m:t>n</m:t>
+                </m:r>
+              </m:e>
+              <m:sup>
+                <m:r>
+                  <w:rPr>
+                    <w:rFonts w:ascii="Cambria Math" w:hAnsi="Cambria Math"/>
+                  </w:rPr>
+                  <m:t>2</m:t>
+                </m:r>
+              </m:sup>
+            </m:sSup>
+          </m:e>
+        </m:d>
       </m:oMath>
+    </w:p>
+    <w:p>
+      <w:pPr>
+        <w:spacing w:after="0" w:line="360" w:lineRule="auto"/>
+        <w:jc w:val="both"/>
+        <w:rPr>
+          <w:rFonts w:cs="Times New Roman"/>
+          <w:color w:val="000000" w:themeColor="text1"/>
+          <w:sz w:val="28"/>
+          <w:szCs w:val="28"/>
+          <w:lang w:val="ru-RU" w:eastAsia="ru-RU"/>
+        </w:rPr>
+      </w:pPr>
+    </w:p>
+    <w:p>
+      <w:pPr>
+        <w:spacing w:after="0" w:line="360" w:lineRule="auto"/>
+        <w:jc w:val="both"/>
+        <w:rPr>
+          <w:rFonts w:cs="Times New Roman"/>
+          <w:color w:val="000000" w:themeColor="text1"/>
+          <w:sz w:val="28"/>
+          <w:szCs w:val="28"/>
+          <w:lang w:val="ru-RU" w:eastAsia="ru-RU"/>
+        </w:rPr>
+      </w:pPr>
+      <w:r>
+        <w:rPr>
+          <w:rFonts w:cs="Times New Roman"/>
+          <w:color w:val="000000" w:themeColor="text1"/>
+          <w:sz w:val="28"/>
+          <w:szCs w:val="28"/>
+          <w:lang w:val="ru-RU" w:eastAsia="ru-RU"/>
+        </w:rPr>
+        <w:t>Сортировка пузырьком:</w:t>
+      </w:r>
+    </w:p>
+    <w:p>
+      <w:pPr>
+        <w:pStyle w:val="a7"/>
+        <w:numPr>
+          <w:ilvl w:val="0"/>
+          <w:numId w:val="2"/>
+        </w:numPr>
+        <w:spacing w:after="0" w:line="360" w:lineRule="auto"/>
+        <w:jc w:val="both"/>
+        <w:rPr>
+          <w:rFonts w:cs="Times New Roman"/>
+          <w:color w:val="000000" w:themeColor="text1"/>
+          <w:sz w:val="28"/>
+          <w:szCs w:val="28"/>
+          <w:lang w:eastAsia="ru-RU"/>
+        </w:rPr>
+      </w:pPr>
+      <w:proofErr w:type="spellStart"/>
+      <w:r>
+        <w:rPr>
+          <w:rFonts w:cs="Times New Roman"/>
+          <w:color w:val="000000" w:themeColor="text1"/>
+          <w:sz w:val="28"/>
+          <w:szCs w:val="28"/>
+          <w:lang w:eastAsia="ru-RU"/>
+        </w:rPr>
+        <w:t>лучший</w:t>
+      </w:r>
+      <w:proofErr w:type="spellEnd"/>
+      <w:r>
+        <w:rPr>
+          <w:rFonts w:cs="Times New Roman"/>
+          <w:color w:val="000000" w:themeColor="text1"/>
+          <w:sz w:val="28"/>
+          <w:szCs w:val="28"/>
+          <w:lang w:eastAsia="ru-RU"/>
+        </w:rPr>
+        <w:t xml:space="preserve"> </w:t>
+      </w:r>
+      <w:proofErr w:type="spellStart"/>
+      <w:r>
+        <w:rPr>
+          <w:rFonts w:cs="Times New Roman"/>
+          <w:color w:val="000000" w:themeColor="text1"/>
+          <w:sz w:val="28"/>
+          <w:szCs w:val="28"/>
+          <w:lang w:eastAsia="ru-RU"/>
+        </w:rPr>
+        <w:t>случай</w:t>
+      </w:r>
+      <w:proofErr w:type="spellEnd"/>
+      <w:r>
+        <w:rPr>
+          <w:rFonts w:cs="Times New Roman"/>
+          <w:color w:val="000000" w:themeColor="text1"/>
+          <w:sz w:val="28"/>
+          <w:szCs w:val="28"/>
+          <w:lang w:eastAsia="ru-RU"/>
+        </w:rPr>
+        <w:t>:</w:t>
+      </w:r>
+      <w:r>
+        <w:rPr>
+          <w:rFonts w:cs="Times New Roman"/>
+          <w:color w:val="000000" w:themeColor="text1"/>
+          <w:sz w:val="28"/>
+          <w:szCs w:val="28"/>
+          <w:lang w:eastAsia="ru-RU"/>
+        </w:rPr>
+        <w:t xml:space="preserve"> </w:t>
+      </w:r>
+      <m:oMath>
+        <m:r>
+          <w:rPr>
+            <w:rFonts w:ascii="Cambria Math" w:hAnsi="Cambria Math"/>
+          </w:rPr>
+          <m:t>O</m:t>
+        </m:r>
+        <m:d>
+          <m:dPr>
+            <m:ctrlPr>
+              <w:rPr>
+                <w:rFonts w:ascii="Cambria Math" w:hAnsi="Cambria Math"/>
+                <w:i/>
+              </w:rPr>
+            </m:ctrlPr>
+          </m:dPr>
+          <m:e>
+            <m:sSup>
+              <m:sSupPr>
+                <m:ctrlPr>
+                  <w:rPr>
+                    <w:rFonts w:ascii="Cambria Math" w:hAnsi="Cambria Math"/>
+                    <w:i/>
+                  </w:rPr>
+                </m:ctrlPr>
+              </m:sSupPr>
+              <m:e>
+                <m:r>
+                  <w:rPr>
+                    <w:rFonts w:ascii="Cambria Math" w:hAnsi="Cambria Math"/>
+                  </w:rPr>
+                  <m:t>n</m:t>
+                </m:r>
+              </m:e>
+              <m:sup>
+                <m:r>
+                  <w:rPr>
+                    <w:rFonts w:ascii="Cambria Math" w:hAnsi="Cambria Math"/>
+                  </w:rPr>
+                  <m:t>2</m:t>
+                </m:r>
+              </m:sup>
+            </m:sSup>
+          </m:e>
+        </m:d>
+      </m:oMath>
+    </w:p>
+    <w:p>
+      <w:pPr>
+        <w:pStyle w:val="a7"/>
+        <w:numPr>
+          <w:ilvl w:val="0"/>
+          <w:numId w:val="2"/>
+        </w:numPr>
+        <w:spacing w:after="0" w:line="360" w:lineRule="auto"/>
+        <w:jc w:val="both"/>
+        <w:rPr>
+          <w:rFonts w:cs="Times New Roman"/>
+          <w:color w:val="000000" w:themeColor="text1"/>
+          <w:sz w:val="28"/>
+          <w:szCs w:val="28"/>
+          <w:lang w:eastAsia="ru-RU"/>
+        </w:rPr>
+      </w:pPr>
+      <w:proofErr w:type="spellStart"/>
+      <w:r>
+        <w:rPr>
+          <w:rFonts w:cs="Times New Roman"/>
+          <w:color w:val="000000" w:themeColor="text1"/>
+          <w:sz w:val="28"/>
+          <w:szCs w:val="28"/>
+          <w:lang w:eastAsia="ru-RU"/>
+        </w:rPr>
+        <w:t>средний</w:t>
+      </w:r>
+      <w:proofErr w:type="spellEnd"/>
+      <w:r>
+        <w:rPr>
+          <w:rFonts w:cs="Times New Roman"/>
+          <w:color w:val="000000" w:themeColor="text1"/>
+          <w:sz w:val="28"/>
+          <w:szCs w:val="28"/>
+          <w:lang w:eastAsia="ru-RU"/>
+        </w:rPr>
+        <w:t xml:space="preserve"> </w:t>
+      </w:r>
+      <w:proofErr w:type="spellStart"/>
+      <w:r>
+        <w:rPr>
+          <w:rFonts w:cs="Times New Roman"/>
+          <w:color w:val="000000" w:themeColor="text1"/>
+          <w:sz w:val="28"/>
+          <w:szCs w:val="28"/>
+          <w:lang w:eastAsia="ru-RU"/>
+        </w:rPr>
+        <w:t>случай</w:t>
+      </w:r>
+      <w:proofErr w:type="spellEnd"/>
+      <w:r>
+        <w:rPr>
+          <w:rFonts w:cs="Times New Roman"/>
+          <w:color w:val="000000" w:themeColor="text1"/>
+          <w:sz w:val="28"/>
+          <w:szCs w:val="28"/>
+          <w:lang w:eastAsia="ru-RU"/>
+        </w:rPr>
+        <w:t>:</w:t>
+      </w:r>
+      <w:r>
+        <w:rPr>
+          <w:rFonts w:cs="Times New Roman"/>
+          <w:color w:val="000000" w:themeColor="text1"/>
+          <w:sz w:val="28"/>
+          <w:szCs w:val="28"/>
+          <w:lang w:eastAsia="ru-RU"/>
+        </w:rPr>
+        <w:t xml:space="preserve"> </w:t>
+      </w:r>
+      <m:oMath>
+        <m:r>
+          <w:rPr>
+            <w:rFonts w:ascii="Cambria Math" w:hAnsi="Cambria Math"/>
+          </w:rPr>
+          <m:t>O</m:t>
+        </m:r>
+        <m:d>
+          <m:dPr>
+            <m:ctrlPr>
+              <w:rPr>
+                <w:rFonts w:ascii="Cambria Math" w:hAnsi="Cambria Math"/>
+                <w:i/>
+              </w:rPr>
+            </m:ctrlPr>
+          </m:dPr>
+          <m:e>
+            <m:sSup>
+              <m:sSupPr>
+                <m:ctrlPr>
+                  <w:rPr>
+                    <w:rFonts w:ascii="Cambria Math" w:hAnsi="Cambria Math"/>
+                    <w:i/>
+                  </w:rPr>
+                </m:ctrlPr>
+              </m:sSupPr>
+              <m:e>
+                <m:r>
+                  <w:rPr>
+                    <w:rFonts w:ascii="Cambria Math" w:hAnsi="Cambria Math"/>
+                  </w:rPr>
+                  <m:t>n</m:t>
+                </m:r>
+              </m:e>
+              <m:sup>
+                <m:r>
+                  <w:rPr>
+                    <w:rFonts w:ascii="Cambria Math" w:hAnsi="Cambria Math"/>
+                  </w:rPr>
+                  <m:t>2</m:t>
+                </m:r>
+              </m:sup>
+            </m:sSup>
+          </m:e>
+        </m:d>
+      </m:oMath>
+    </w:p>
+    <w:p>
+      <w:pPr>
+        <w:pStyle w:val="a7"/>
+        <w:numPr>
+          <w:ilvl w:val="0"/>
+          <w:numId w:val="2"/>
+        </w:numPr>
+        <w:spacing w:after="0" w:line="360" w:lineRule="auto"/>
+        <w:jc w:val="both"/>
+        <w:rPr>
+          <w:rFonts w:cs="Times New Roman"/>
+          <w:color w:val="000000" w:themeColor="text1"/>
+          <w:sz w:val="28"/>
+          <w:szCs w:val="28"/>
+          <w:lang w:eastAsia="ru-RU"/>
+        </w:rPr>
+      </w:pPr>
+      <w:proofErr w:type="spellStart"/>
+      <w:r>
+        <w:rPr>
+          <w:rFonts w:cs="Times New Roman"/>
+          <w:color w:val="000000" w:themeColor="text1"/>
+          <w:sz w:val="28"/>
+          <w:szCs w:val="28"/>
+          <w:lang w:eastAsia="ru-RU"/>
+        </w:rPr>
+        <w:t>худший</w:t>
+      </w:r>
+      <w:proofErr w:type="spellEnd"/>
+      <w:r>
+        <w:rPr>
+          <w:rFonts w:cs="Times New Roman"/>
+          <w:color w:val="000000" w:themeColor="text1"/>
+          <w:sz w:val="28"/>
+          <w:szCs w:val="28"/>
+          <w:lang w:eastAsia="ru-RU"/>
+        </w:rPr>
+        <w:t xml:space="preserve"> </w:t>
+      </w:r>
+      <w:proofErr w:type="spellStart"/>
+      <w:r>
+        <w:rPr>
+          <w:rFonts w:cs="Times New Roman"/>
+          <w:color w:val="000000" w:themeColor="text1"/>
+          <w:sz w:val="28"/>
+          <w:szCs w:val="28"/>
+          <w:lang w:eastAsia="ru-RU"/>
+        </w:rPr>
+        <w:t>случай</w:t>
+      </w:r>
+      <w:proofErr w:type="spellEnd"/>
+      <w:r>
+        <w:rPr>
+          <w:rFonts w:cs="Times New Roman"/>
+          <w:color w:val="000000" w:themeColor="text1"/>
+          <w:sz w:val="28"/>
+          <w:szCs w:val="28"/>
+          <w:lang w:eastAsia="ru-RU"/>
+        </w:rPr>
+        <w:t>:</w:t>
+      </w:r>
+      <w:r>
+        <w:rPr>
+          <w:rFonts w:cs="Times New Roman"/>
+          <w:color w:val="000000" w:themeColor="text1"/>
+          <w:sz w:val="28"/>
+          <w:szCs w:val="28"/>
+          <w:lang w:eastAsia="ru-RU"/>
+        </w:rPr>
+        <w:t xml:space="preserve"> </w:t>
+      </w:r>
+      <m:oMath>
+        <m:r>
+          <w:rPr>
+            <w:rFonts w:ascii="Cambria Math" w:hAnsi="Cambria Math"/>
+          </w:rPr>
+          <m:t>O</m:t>
+        </m:r>
+        <m:d>
+          <m:dPr>
+            <m:ctrlPr>
+              <w:rPr>
+                <w:rFonts w:ascii="Cambria Math" w:hAnsi="Cambria Math"/>
+                <w:i/>
+              </w:rPr>
+            </m:ctrlPr>
+          </m:dPr>
+          <m:e>
+            <m:sSup>
+              <m:sSupPr>
+                <m:ctrlPr>
+                  <w:rPr>
+                    <w:rFonts w:ascii="Cambria Math" w:hAnsi="Cambria Math"/>
+                    <w:i/>
+                  </w:rPr>
+                </m:ctrlPr>
+              </m:sSupPr>
+              <m:e>
+                <m:r>
+                  <w:rPr>
+                    <w:rFonts w:ascii="Cambria Math" w:hAnsi="Cambria Math"/>
+                  </w:rPr>
+                  <m:t>n</m:t>
+                </m:r>
+              </m:e>
+              <m:sup>
+                <m:r>
+                  <w:rPr>
+                    <w:rFonts w:ascii="Cambria Math" w:hAnsi="Cambria Math"/>
+                  </w:rPr>
+                  <m:t>2</m:t>
+                </m:r>
+              </m:sup>
+            </m:sSup>
+          </m:e>
+        </m:d>
+      </m:oMath>
+    </w:p>
+    <w:p>
+      <w:pPr>
+        <w:spacing w:after="0" w:line="360" w:lineRule="auto"/>
+        <w:jc w:val="both"/>
+        <w:rPr>
+          <w:rFonts w:cs="Times New Roman"/>
+          <w:color w:val="000000" w:themeColor="text1"/>
+          <w:sz w:val="28"/>
+          <w:szCs w:val="28"/>
+          <w:lang w:val="ru-RU" w:eastAsia="ru-RU"/>
+        </w:rPr>
+      </w:pPr>
+    </w:p>
+    <w:p>
+      <w:pPr>
+        <w:spacing w:after="0" w:line="360" w:lineRule="auto"/>
+        <w:jc w:val="both"/>
+        <w:rPr>
+          <w:rFonts w:cs="Times New Roman"/>
+          <w:color w:val="000000" w:themeColor="text1"/>
+          <w:sz w:val="28"/>
+          <w:szCs w:val="28"/>
+          <w:lang w:val="ru-RU" w:eastAsia="ru-RU"/>
+        </w:rPr>
+      </w:pPr>
+      <w:r>
+        <w:rPr>
+          <w:rFonts w:cs="Times New Roman"/>
+          <w:color w:val="000000" w:themeColor="text1"/>
+          <w:sz w:val="28"/>
+          <w:szCs w:val="28"/>
+          <w:lang w:val="ru-RU" w:eastAsia="ru-RU"/>
+        </w:rPr>
+        <w:t>Быстрая сортировка:</w:t>
+      </w:r>
+    </w:p>
+    <w:p>
+      <w:pPr>
+        <w:pStyle w:val="a7"/>
+        <w:numPr>
+          <w:ilvl w:val="0"/>
+          <w:numId w:val="2"/>
+        </w:numPr>
+        <w:spacing w:after="0" w:line="360" w:lineRule="auto"/>
+        <w:jc w:val="both"/>
+        <w:rPr>
+          <w:rFonts w:cs="Times New Roman"/>
+          <w:color w:val="000000" w:themeColor="text1"/>
+          <w:sz w:val="28"/>
+          <w:szCs w:val="28"/>
+          <w:lang w:val="ru-RU" w:eastAsia="ru-RU"/>
+        </w:rPr>
+      </w:pPr>
+      <w:r>
+        <w:rPr>
+          <w:rFonts w:cs="Times New Roman"/>
+          <w:color w:val="000000" w:themeColor="text1"/>
+          <w:sz w:val="28"/>
+          <w:szCs w:val="28"/>
+          <w:lang w:val="ru-RU" w:eastAsia="ru-RU"/>
+        </w:rPr>
+        <w:t xml:space="preserve">лучший случай: </w:t>
+      </w:r>
+      <m:oMath>
+        <m:r>
+          <w:rPr>
+            <w:rFonts w:ascii="Cambria Math" w:hAnsi="Cambria Math" w:cs="Times New Roman"/>
+            <w:color w:val="000000" w:themeColor="text1"/>
+            <w:sz w:val="28"/>
+            <w:szCs w:val="28"/>
+            <w:lang w:eastAsia="ru-RU"/>
+          </w:rPr>
+          <m:t>O</m:t>
+        </m:r>
+        <m:d>
+          <m:dPr>
+            <m:ctrlPr>
+              <w:rPr>
+                <w:rFonts w:ascii="Cambria Math" w:hAnsi="Cambria Math" w:cs="Times New Roman"/>
+                <w:i/>
+                <w:color w:val="000000" w:themeColor="text1"/>
+                <w:sz w:val="28"/>
+                <w:szCs w:val="28"/>
+                <w:lang w:val="ru-RU" w:eastAsia="ru-RU"/>
+              </w:rPr>
+            </m:ctrlPr>
+          </m:dPr>
+          <m:e>
+            <m:r>
+              <w:rPr>
+                <w:rFonts w:ascii="Cambria Math" w:hAnsi="Cambria Math" w:cs="Times New Roman"/>
+                <w:color w:val="000000" w:themeColor="text1"/>
+                <w:sz w:val="28"/>
+                <w:szCs w:val="28"/>
+                <w:lang w:eastAsia="ru-RU"/>
+              </w:rPr>
+              <m:t>n</m:t>
+            </m:r>
+            <m:func>
+              <m:funcPr>
+                <m:ctrlPr>
+                  <w:rPr>
+                    <w:rFonts w:ascii="Cambria Math" w:hAnsi="Cambria Math" w:cs="Times New Roman"/>
+                    <w:i/>
+                    <w:color w:val="000000" w:themeColor="text1"/>
+                    <w:sz w:val="28"/>
+                    <w:szCs w:val="28"/>
+                    <w:lang w:val="ru-RU" w:eastAsia="ru-RU"/>
+                  </w:rPr>
+                </m:ctrlPr>
+              </m:funcPr>
+              <m:fName>
+                <m:r>
+                  <m:rPr>
+                    <m:sty m:val="p"/>
+                  </m:rPr>
+                  <w:rPr>
+                    <w:rFonts w:ascii="Cambria Math" w:hAnsi="Cambria Math" w:cs="Times New Roman"/>
+                    <w:color w:val="000000" w:themeColor="text1"/>
+                    <w:sz w:val="28"/>
+                    <w:szCs w:val="28"/>
+                  </w:rPr>
+                  <m:t>log</m:t>
+                </m:r>
+                <m:ctrlPr>
+                  <w:rPr>
+                    <w:rFonts w:ascii="Cambria Math" w:hAnsi="Cambria Math" w:cs="Times New Roman"/>
+                    <w:color w:val="000000" w:themeColor="text1"/>
+                    <w:sz w:val="28"/>
+                    <w:szCs w:val="28"/>
+                    <w:lang w:val="ru-RU"/>
+                  </w:rPr>
+                </m:ctrlPr>
+              </m:fName>
+              <m:e>
+                <m:r>
+                  <w:rPr>
+                    <w:rFonts w:ascii="Cambria Math" w:hAnsi="Cambria Math" w:cs="Times New Roman"/>
+                    <w:color w:val="000000" w:themeColor="text1"/>
+                    <w:sz w:val="28"/>
+                    <w:szCs w:val="28"/>
+                    <w:lang w:eastAsia="ru-RU"/>
+                  </w:rPr>
+                  <m:t>n</m:t>
+                </m:r>
+              </m:e>
+            </m:func>
+          </m:e>
+        </m:d>
+      </m:oMath>
+    </w:p>
+    <w:p>
+      <w:pPr>
+        <w:pStyle w:val="a7"/>
+        <w:numPr>
+          <w:ilvl w:val="0"/>
+          <w:numId w:val="2"/>
+        </w:numPr>
+        <w:spacing w:after="0" w:line="360" w:lineRule="auto"/>
+        <w:jc w:val="both"/>
+        <w:rPr>
+          <w:rFonts w:cs="Times New Roman"/>
+          <w:color w:val="000000" w:themeColor="text1"/>
+          <w:sz w:val="28"/>
+          <w:szCs w:val="28"/>
+          <w:lang w:val="ru-RU" w:eastAsia="ru-RU"/>
+        </w:rPr>
+      </w:pPr>
+      <w:r>
+        <w:rPr>
+          <w:rFonts w:cs="Times New Roman"/>
+          <w:color w:val="000000" w:themeColor="text1"/>
+          <w:sz w:val="28"/>
+          <w:szCs w:val="28"/>
+          <w:lang w:val="ru-RU" w:eastAsia="ru-RU"/>
+        </w:rPr>
+        <w:t xml:space="preserve">средний случай: </w:t>
+      </w:r>
+      <m:oMath>
+        <m:r>
+          <w:rPr>
+            <w:rFonts w:ascii="Cambria Math" w:hAnsi="Cambria Math" w:cs="Times New Roman"/>
+            <w:color w:val="000000" w:themeColor="text1"/>
+            <w:sz w:val="28"/>
+            <w:szCs w:val="28"/>
+            <w:lang w:eastAsia="ru-RU"/>
+          </w:rPr>
+          <m:t>O</m:t>
+        </m:r>
+        <m:d>
+          <m:dPr>
+            <m:ctrlPr>
+              <w:rPr>
+                <w:rFonts w:ascii="Cambria Math" w:hAnsi="Cambria Math" w:cs="Times New Roman"/>
+                <w:i/>
+                <w:color w:val="000000" w:themeColor="text1"/>
+                <w:sz w:val="28"/>
+                <w:szCs w:val="28"/>
+                <w:lang w:val="ru-RU" w:eastAsia="ru-RU"/>
+              </w:rPr>
+            </m:ctrlPr>
+          </m:dPr>
+          <m:e>
+            <m:r>
+              <w:rPr>
+                <w:rFonts w:ascii="Cambria Math" w:hAnsi="Cambria Math" w:cs="Times New Roman"/>
+                <w:color w:val="000000" w:themeColor="text1"/>
+                <w:sz w:val="28"/>
+                <w:szCs w:val="28"/>
+                <w:lang w:eastAsia="ru-RU"/>
+              </w:rPr>
+              <m:t>n</m:t>
+            </m:r>
+            <m:func>
+              <m:funcPr>
+                <m:ctrlPr>
+                  <w:rPr>
+                    <w:rFonts w:ascii="Cambria Math" w:hAnsi="Cambria Math" w:cs="Times New Roman"/>
+                    <w:i/>
+                    <w:color w:val="000000" w:themeColor="text1"/>
+                    <w:sz w:val="28"/>
+                    <w:szCs w:val="28"/>
+                    <w:lang w:val="ru-RU" w:eastAsia="ru-RU"/>
+                  </w:rPr>
+                </m:ctrlPr>
+              </m:funcPr>
+              <m:fName>
+                <m:r>
+                  <m:rPr>
+                    <m:sty m:val="p"/>
+                  </m:rPr>
+                  <w:rPr>
+                    <w:rFonts w:ascii="Cambria Math" w:hAnsi="Cambria Math" w:cs="Times New Roman"/>
+                    <w:color w:val="000000" w:themeColor="text1"/>
+                    <w:sz w:val="28"/>
+                    <w:szCs w:val="28"/>
+                  </w:rPr>
+                  <m:t>log</m:t>
+                </m:r>
+                <m:ctrlPr>
+                  <w:rPr>
+                    <w:rFonts w:ascii="Cambria Math" w:hAnsi="Cambria Math" w:cs="Times New Roman"/>
+                    <w:color w:val="000000" w:themeColor="text1"/>
+                    <w:sz w:val="28"/>
+                    <w:szCs w:val="28"/>
+                    <w:lang w:val="ru-RU"/>
+                  </w:rPr>
+                </m:ctrlPr>
+              </m:fName>
+              <m:e>
+                <m:r>
+                  <w:rPr>
+                    <w:rFonts w:ascii="Cambria Math" w:hAnsi="Cambria Math" w:cs="Times New Roman"/>
+                    <w:color w:val="000000" w:themeColor="text1"/>
+                    <w:sz w:val="28"/>
+                    <w:szCs w:val="28"/>
+                    <w:lang w:eastAsia="ru-RU"/>
+                  </w:rPr>
+                  <m:t>n</m:t>
+                </m:r>
+              </m:e>
+            </m:func>
+          </m:e>
+        </m:d>
+      </m:oMath>
+    </w:p>
+    <w:p>
+      <w:pPr>
+        <w:pStyle w:val="a7"/>
+        <w:numPr>
+          <w:ilvl w:val="0"/>
+          <w:numId w:val="2"/>
+        </w:numPr>
+        <w:spacing w:after="0" w:line="360" w:lineRule="auto"/>
+        <w:jc w:val="both"/>
+        <w:rPr>
+          <w:rFonts w:cs="Times New Roman"/>
+          <w:color w:val="000000" w:themeColor="text1"/>
+          <w:sz w:val="28"/>
+          <w:szCs w:val="28"/>
+          <w:lang w:val="ru-RU" w:eastAsia="ru-RU"/>
+        </w:rPr>
+      </w:pPr>
+      <w:proofErr w:type="spellStart"/>
+      <w:r>
+        <w:rPr>
+          <w:rFonts w:cs="Times New Roman"/>
+          <w:color w:val="000000" w:themeColor="text1"/>
+          <w:sz w:val="28"/>
+          <w:szCs w:val="28"/>
+          <w:lang w:eastAsia="ru-RU"/>
+        </w:rPr>
+        <w:t>худший</w:t>
+      </w:r>
+      <w:proofErr w:type="spellEnd"/>
+      <w:r>
+        <w:rPr>
+          <w:rFonts w:cs="Times New Roman"/>
+          <w:color w:val="000000" w:themeColor="text1"/>
+          <w:sz w:val="28"/>
+          <w:szCs w:val="28"/>
+          <w:lang w:eastAsia="ru-RU"/>
+        </w:rPr>
+        <w:t xml:space="preserve"> </w:t>
+      </w:r>
+      <w:proofErr w:type="spellStart"/>
+      <w:r>
+        <w:rPr>
+          <w:rFonts w:cs="Times New Roman"/>
+          <w:color w:val="000000" w:themeColor="text1"/>
+          <w:sz w:val="28"/>
+          <w:szCs w:val="28"/>
+          <w:lang w:eastAsia="ru-RU"/>
+        </w:rPr>
+        <w:t>случай</w:t>
+      </w:r>
+      <w:proofErr w:type="spellEnd"/>
+      <w:r>
+        <w:rPr>
+          <w:rFonts w:cs="Times New Roman"/>
+          <w:color w:val="000000" w:themeColor="text1"/>
+          <w:sz w:val="28"/>
+          <w:szCs w:val="28"/>
+          <w:lang w:eastAsia="ru-RU"/>
+        </w:rPr>
+        <w:t>:</w:t>
+      </w:r>
+      <w:r>
+        <w:rPr>
+          <w:rFonts w:cs="Times New Roman"/>
+          <w:color w:val="000000" w:themeColor="text1"/>
+          <w:sz w:val="28"/>
+          <w:szCs w:val="28"/>
+          <w:lang w:eastAsia="ru-RU"/>
+        </w:rPr>
+        <w:t xml:space="preserve"> </w:t>
+      </w:r>
+      <m:oMath>
+        <m:r>
+          <w:rPr>
+            <w:rFonts w:ascii="Cambria Math" w:hAnsi="Cambria Math"/>
+          </w:rPr>
+          <m:t>O</m:t>
+        </m:r>
+        <m:d>
+          <m:dPr>
+            <m:ctrlPr>
+              <w:rPr>
+                <w:rFonts w:ascii="Cambria Math" w:hAnsi="Cambria Math"/>
+                <w:i/>
+              </w:rPr>
+            </m:ctrlPr>
+          </m:dPr>
+          <m:e>
+            <m:sSup>
+              <m:sSupPr>
+                <m:ctrlPr>
+                  <w:rPr>
+                    <w:rFonts w:ascii="Cambria Math" w:hAnsi="Cambria Math"/>
+                    <w:i/>
+                  </w:rPr>
+                </m:ctrlPr>
+              </m:sSupPr>
+              <m:e>
+                <m:r>
+                  <w:rPr>
+                    <w:rFonts w:ascii="Cambria Math" w:hAnsi="Cambria Math"/>
+                  </w:rPr>
+                  <m:t>n</m:t>
+                </m:r>
+              </m:e>
+              <m:sup>
+                <m:r>
+                  <w:rPr>
+                    <w:rFonts w:ascii="Cambria Math" w:hAnsi="Cambria Math"/>
+                  </w:rPr>
+                  <m:t>2</m:t>
+                </m:r>
+              </m:sup>
+            </m:sSup>
+          </m:e>
+        </m:d>
+      </m:oMath>
+    </w:p>
+    <w:p>
+      <w:pPr>
+        <w:spacing w:after="0" w:line="360" w:lineRule="auto"/>
+        <w:jc w:val="both"/>
+        <w:rPr>
+          <w:rFonts w:cs="Times New Roman"/>
+          <w:color w:val="000000" w:themeColor="text1"/>
+          <w:sz w:val="28"/>
+          <w:szCs w:val="28"/>
+          <w:lang w:eastAsia="ru-RU"/>
+        </w:rPr>
+      </w:pPr>
     </w:p>
     <w:p>
       <w:pPr>
@@ -21378,9 +26487,9 @@
     </w:lvl>
   </w:abstractNum>
   <w:abstractNum w:abstractNumId="2" w15:restartNumberingAfterBreak="0">
-    <w:nsid w:val="6CE7347D"/>
+    <w:nsid w:val="2B0F1BE8"/>
     <w:multiLevelType w:val="multilevel"/>
-    <w:tmpl w:val="A8486236"/>
+    <w:tmpl w:val="95508F5E"/>
     <w:lvl w:ilvl="0">
       <w:start w:val="1"/>
       <w:numFmt w:val="bullet"/>
@@ -21527,6 +26636,840 @@
     </w:lvl>
   </w:abstractNum>
   <w:abstractNum w:abstractNumId="3" w15:restartNumberingAfterBreak="0">
+    <w:nsid w:val="2F5E6EB3"/>
+    <w:multiLevelType w:val="hybridMultilevel"/>
+    <w:tmpl w:val="169EEDAE"/>
+    <w:lvl w:ilvl="0" w:tplc="0419000F">
+      <w:start w:val="1"/>
+      <w:numFmt w:val="decimal"/>
+      <w:lvlText w:val="%1."/>
+      <w:lvlJc w:val="left"/>
+      <w:pPr>
+        <w:ind w:left="720" w:hanging="360"/>
+      </w:pPr>
+      <w:rPr>
+        <w:rFonts w:hint="default"/>
+      </w:rPr>
+    </w:lvl>
+    <w:lvl w:ilvl="1" w:tplc="04190019" w:tentative="1">
+      <w:start w:val="1"/>
+      <w:numFmt w:val="lowerLetter"/>
+      <w:lvlText w:val="%2."/>
+      <w:lvlJc w:val="left"/>
+      <w:pPr>
+        <w:ind w:left="1440" w:hanging="360"/>
+      </w:pPr>
+    </w:lvl>
+    <w:lvl w:ilvl="2" w:tplc="0419001B" w:tentative="1">
+      <w:start w:val="1"/>
+      <w:numFmt w:val="lowerRoman"/>
+      <w:lvlText w:val="%3."/>
+      <w:lvlJc w:val="right"/>
+      <w:pPr>
+        <w:ind w:left="2160" w:hanging="180"/>
+      </w:pPr>
+    </w:lvl>
+    <w:lvl w:ilvl="3" w:tplc="0419000F" w:tentative="1">
+      <w:start w:val="1"/>
+      <w:numFmt w:val="decimal"/>
+      <w:lvlText w:val="%4."/>
+      <w:lvlJc w:val="left"/>
+      <w:pPr>
+        <w:ind w:left="2880" w:hanging="360"/>
+      </w:pPr>
+    </w:lvl>
+    <w:lvl w:ilvl="4" w:tplc="04190019" w:tentative="1">
+      <w:start w:val="1"/>
+      <w:numFmt w:val="lowerLetter"/>
+      <w:lvlText w:val="%5."/>
+      <w:lvlJc w:val="left"/>
+      <w:pPr>
+        <w:ind w:left="3600" w:hanging="360"/>
+      </w:pPr>
+    </w:lvl>
+    <w:lvl w:ilvl="5" w:tplc="0419001B" w:tentative="1">
+      <w:start w:val="1"/>
+      <w:numFmt w:val="lowerRoman"/>
+      <w:lvlText w:val="%6."/>
+      <w:lvlJc w:val="right"/>
+      <w:pPr>
+        <w:ind w:left="4320" w:hanging="180"/>
+      </w:pPr>
+    </w:lvl>
+    <w:lvl w:ilvl="6" w:tplc="0419000F" w:tentative="1">
+      <w:start w:val="1"/>
+      <w:numFmt w:val="decimal"/>
+      <w:lvlText w:val="%7."/>
+      <w:lvlJc w:val="left"/>
+      <w:pPr>
+        <w:ind w:left="5040" w:hanging="360"/>
+      </w:pPr>
+    </w:lvl>
+    <w:lvl w:ilvl="7" w:tplc="04190019" w:tentative="1">
+      <w:start w:val="1"/>
+      <w:numFmt w:val="lowerLetter"/>
+      <w:lvlText w:val="%8."/>
+      <w:lvlJc w:val="left"/>
+      <w:pPr>
+        <w:ind w:left="5760" w:hanging="360"/>
+      </w:pPr>
+    </w:lvl>
+    <w:lvl w:ilvl="8" w:tplc="0419001B" w:tentative="1">
+      <w:start w:val="1"/>
+      <w:numFmt w:val="lowerRoman"/>
+      <w:lvlText w:val="%9."/>
+      <w:lvlJc w:val="right"/>
+      <w:pPr>
+        <w:ind w:left="6480" w:hanging="180"/>
+      </w:pPr>
+    </w:lvl>
+  </w:abstractNum>
+  <w:abstractNum w:abstractNumId="4" w15:restartNumberingAfterBreak="0">
+    <w:nsid w:val="533A1AF1"/>
+    <w:multiLevelType w:val="multilevel"/>
+    <w:tmpl w:val="6E3460CA"/>
+    <w:lvl w:ilvl="0">
+      <w:start w:val="1"/>
+      <w:numFmt w:val="bullet"/>
+      <w:lvlText w:val=""/>
+      <w:lvlJc w:val="left"/>
+      <w:pPr>
+        <w:tabs>
+          <w:tab w:val="num" w:pos="720"/>
+        </w:tabs>
+        <w:ind w:left="720" w:hanging="360"/>
+      </w:pPr>
+      <w:rPr>
+        <w:rFonts w:ascii="Symbol" w:hAnsi="Symbol" w:hint="default"/>
+        <w:sz w:val="20"/>
+      </w:rPr>
+    </w:lvl>
+    <w:lvl w:ilvl="1" w:tentative="1">
+      <w:start w:val="1"/>
+      <w:numFmt w:val="bullet"/>
+      <w:lvlText w:val="o"/>
+      <w:lvlJc w:val="left"/>
+      <w:pPr>
+        <w:tabs>
+          <w:tab w:val="num" w:pos="1440"/>
+        </w:tabs>
+        <w:ind w:left="1440" w:hanging="360"/>
+      </w:pPr>
+      <w:rPr>
+        <w:rFonts w:ascii="Courier New" w:hAnsi="Courier New" w:hint="default"/>
+        <w:sz w:val="20"/>
+      </w:rPr>
+    </w:lvl>
+    <w:lvl w:ilvl="2" w:tentative="1">
+      <w:start w:val="1"/>
+      <w:numFmt w:val="bullet"/>
+      <w:lvlText w:val=""/>
+      <w:lvlJc w:val="left"/>
+      <w:pPr>
+        <w:tabs>
+          <w:tab w:val="num" w:pos="2160"/>
+        </w:tabs>
+        <w:ind w:left="2160" w:hanging="360"/>
+      </w:pPr>
+      <w:rPr>
+        <w:rFonts w:ascii="Wingdings" w:hAnsi="Wingdings" w:hint="default"/>
+        <w:sz w:val="20"/>
+      </w:rPr>
+    </w:lvl>
+    <w:lvl w:ilvl="3" w:tentative="1">
+      <w:start w:val="1"/>
+      <w:numFmt w:val="bullet"/>
+      <w:lvlText w:val=""/>
+      <w:lvlJc w:val="left"/>
+      <w:pPr>
+        <w:tabs>
+          <w:tab w:val="num" w:pos="2880"/>
+        </w:tabs>
+        <w:ind w:left="2880" w:hanging="360"/>
+      </w:pPr>
+      <w:rPr>
+        <w:rFonts w:ascii="Wingdings" w:hAnsi="Wingdings" w:hint="default"/>
+        <w:sz w:val="20"/>
+      </w:rPr>
+    </w:lvl>
+    <w:lvl w:ilvl="4" w:tentative="1">
+      <w:start w:val="1"/>
+      <w:numFmt w:val="bullet"/>
+      <w:lvlText w:val=""/>
+      <w:lvlJc w:val="left"/>
+      <w:pPr>
+        <w:tabs>
+          <w:tab w:val="num" w:pos="3600"/>
+        </w:tabs>
+        <w:ind w:left="3600" w:hanging="360"/>
+      </w:pPr>
+      <w:rPr>
+        <w:rFonts w:ascii="Wingdings" w:hAnsi="Wingdings" w:hint="default"/>
+        <w:sz w:val="20"/>
+      </w:rPr>
+    </w:lvl>
+    <w:lvl w:ilvl="5" w:tentative="1">
+      <w:start w:val="1"/>
+      <w:numFmt w:val="bullet"/>
+      <w:lvlText w:val=""/>
+      <w:lvlJc w:val="left"/>
+      <w:pPr>
+        <w:tabs>
+          <w:tab w:val="num" w:pos="4320"/>
+        </w:tabs>
+        <w:ind w:left="4320" w:hanging="360"/>
+      </w:pPr>
+      <w:rPr>
+        <w:rFonts w:ascii="Wingdings" w:hAnsi="Wingdings" w:hint="default"/>
+        <w:sz w:val="20"/>
+      </w:rPr>
+    </w:lvl>
+    <w:lvl w:ilvl="6" w:tentative="1">
+      <w:start w:val="1"/>
+      <w:numFmt w:val="bullet"/>
+      <w:lvlText w:val=""/>
+      <w:lvlJc w:val="left"/>
+      <w:pPr>
+        <w:tabs>
+          <w:tab w:val="num" w:pos="5040"/>
+        </w:tabs>
+        <w:ind w:left="5040" w:hanging="360"/>
+      </w:pPr>
+      <w:rPr>
+        <w:rFonts w:ascii="Wingdings" w:hAnsi="Wingdings" w:hint="default"/>
+        <w:sz w:val="20"/>
+      </w:rPr>
+    </w:lvl>
+    <w:lvl w:ilvl="7" w:tentative="1">
+      <w:start w:val="1"/>
+      <w:numFmt w:val="bullet"/>
+      <w:lvlText w:val=""/>
+      <w:lvlJc w:val="left"/>
+      <w:pPr>
+        <w:tabs>
+          <w:tab w:val="num" w:pos="5760"/>
+        </w:tabs>
+        <w:ind w:left="5760" w:hanging="360"/>
+      </w:pPr>
+      <w:rPr>
+        <w:rFonts w:ascii="Wingdings" w:hAnsi="Wingdings" w:hint="default"/>
+        <w:sz w:val="20"/>
+      </w:rPr>
+    </w:lvl>
+    <w:lvl w:ilvl="8" w:tentative="1">
+      <w:start w:val="1"/>
+      <w:numFmt w:val="bullet"/>
+      <w:lvlText w:val=""/>
+      <w:lvlJc w:val="left"/>
+      <w:pPr>
+        <w:tabs>
+          <w:tab w:val="num" w:pos="6480"/>
+        </w:tabs>
+        <w:ind w:left="6480" w:hanging="360"/>
+      </w:pPr>
+      <w:rPr>
+        <w:rFonts w:ascii="Wingdings" w:hAnsi="Wingdings" w:hint="default"/>
+        <w:sz w:val="20"/>
+      </w:rPr>
+    </w:lvl>
+  </w:abstractNum>
+  <w:abstractNum w:abstractNumId="5" w15:restartNumberingAfterBreak="0">
+    <w:nsid w:val="5B0C259D"/>
+    <w:multiLevelType w:val="multilevel"/>
+    <w:tmpl w:val="7C6CC744"/>
+    <w:lvl w:ilvl="0">
+      <w:start w:val="1"/>
+      <w:numFmt w:val="bullet"/>
+      <w:lvlText w:val=""/>
+      <w:lvlJc w:val="left"/>
+      <w:pPr>
+        <w:tabs>
+          <w:tab w:val="num" w:pos="720"/>
+        </w:tabs>
+        <w:ind w:left="720" w:hanging="360"/>
+      </w:pPr>
+      <w:rPr>
+        <w:rFonts w:ascii="Symbol" w:hAnsi="Symbol" w:hint="default"/>
+        <w:sz w:val="20"/>
+      </w:rPr>
+    </w:lvl>
+    <w:lvl w:ilvl="1" w:tentative="1">
+      <w:start w:val="1"/>
+      <w:numFmt w:val="bullet"/>
+      <w:lvlText w:val="o"/>
+      <w:lvlJc w:val="left"/>
+      <w:pPr>
+        <w:tabs>
+          <w:tab w:val="num" w:pos="1440"/>
+        </w:tabs>
+        <w:ind w:left="1440" w:hanging="360"/>
+      </w:pPr>
+      <w:rPr>
+        <w:rFonts w:ascii="Courier New" w:hAnsi="Courier New" w:hint="default"/>
+        <w:sz w:val="20"/>
+      </w:rPr>
+    </w:lvl>
+    <w:lvl w:ilvl="2" w:tentative="1">
+      <w:start w:val="1"/>
+      <w:numFmt w:val="bullet"/>
+      <w:lvlText w:val=""/>
+      <w:lvlJc w:val="left"/>
+      <w:pPr>
+        <w:tabs>
+          <w:tab w:val="num" w:pos="2160"/>
+        </w:tabs>
+        <w:ind w:left="2160" w:hanging="360"/>
+      </w:pPr>
+      <w:rPr>
+        <w:rFonts w:ascii="Wingdings" w:hAnsi="Wingdings" w:hint="default"/>
+        <w:sz w:val="20"/>
+      </w:rPr>
+    </w:lvl>
+    <w:lvl w:ilvl="3" w:tentative="1">
+      <w:start w:val="1"/>
+      <w:numFmt w:val="bullet"/>
+      <w:lvlText w:val=""/>
+      <w:lvlJc w:val="left"/>
+      <w:pPr>
+        <w:tabs>
+          <w:tab w:val="num" w:pos="2880"/>
+        </w:tabs>
+        <w:ind w:left="2880" w:hanging="360"/>
+      </w:pPr>
+      <w:rPr>
+        <w:rFonts w:ascii="Wingdings" w:hAnsi="Wingdings" w:hint="default"/>
+        <w:sz w:val="20"/>
+      </w:rPr>
+    </w:lvl>
+    <w:lvl w:ilvl="4" w:tentative="1">
+      <w:start w:val="1"/>
+      <w:numFmt w:val="bullet"/>
+      <w:lvlText w:val=""/>
+      <w:lvlJc w:val="left"/>
+      <w:pPr>
+        <w:tabs>
+          <w:tab w:val="num" w:pos="3600"/>
+        </w:tabs>
+        <w:ind w:left="3600" w:hanging="360"/>
+      </w:pPr>
+      <w:rPr>
+        <w:rFonts w:ascii="Wingdings" w:hAnsi="Wingdings" w:hint="default"/>
+        <w:sz w:val="20"/>
+      </w:rPr>
+    </w:lvl>
+    <w:lvl w:ilvl="5" w:tentative="1">
+      <w:start w:val="1"/>
+      <w:numFmt w:val="bullet"/>
+      <w:lvlText w:val=""/>
+      <w:lvlJc w:val="left"/>
+      <w:pPr>
+        <w:tabs>
+          <w:tab w:val="num" w:pos="4320"/>
+        </w:tabs>
+        <w:ind w:left="4320" w:hanging="360"/>
+      </w:pPr>
+      <w:rPr>
+        <w:rFonts w:ascii="Wingdings" w:hAnsi="Wingdings" w:hint="default"/>
+        <w:sz w:val="20"/>
+      </w:rPr>
+    </w:lvl>
+    <w:lvl w:ilvl="6" w:tentative="1">
+      <w:start w:val="1"/>
+      <w:numFmt w:val="bullet"/>
+      <w:lvlText w:val=""/>
+      <w:lvlJc w:val="left"/>
+      <w:pPr>
+        <w:tabs>
+          <w:tab w:val="num" w:pos="5040"/>
+        </w:tabs>
+        <w:ind w:left="5040" w:hanging="360"/>
+      </w:pPr>
+      <w:rPr>
+        <w:rFonts w:ascii="Wingdings" w:hAnsi="Wingdings" w:hint="default"/>
+        <w:sz w:val="20"/>
+      </w:rPr>
+    </w:lvl>
+    <w:lvl w:ilvl="7" w:tentative="1">
+      <w:start w:val="1"/>
+      <w:numFmt w:val="bullet"/>
+      <w:lvlText w:val=""/>
+      <w:lvlJc w:val="left"/>
+      <w:pPr>
+        <w:tabs>
+          <w:tab w:val="num" w:pos="5760"/>
+        </w:tabs>
+        <w:ind w:left="5760" w:hanging="360"/>
+      </w:pPr>
+      <w:rPr>
+        <w:rFonts w:ascii="Wingdings" w:hAnsi="Wingdings" w:hint="default"/>
+        <w:sz w:val="20"/>
+      </w:rPr>
+    </w:lvl>
+    <w:lvl w:ilvl="8" w:tentative="1">
+      <w:start w:val="1"/>
+      <w:numFmt w:val="bullet"/>
+      <w:lvlText w:val=""/>
+      <w:lvlJc w:val="left"/>
+      <w:pPr>
+        <w:tabs>
+          <w:tab w:val="num" w:pos="6480"/>
+        </w:tabs>
+        <w:ind w:left="6480" w:hanging="360"/>
+      </w:pPr>
+      <w:rPr>
+        <w:rFonts w:ascii="Wingdings" w:hAnsi="Wingdings" w:hint="default"/>
+        <w:sz w:val="20"/>
+      </w:rPr>
+    </w:lvl>
+  </w:abstractNum>
+  <w:abstractNum w:abstractNumId="6" w15:restartNumberingAfterBreak="0">
+    <w:nsid w:val="68B40FD1"/>
+    <w:multiLevelType w:val="multilevel"/>
+    <w:tmpl w:val="DC0EB342"/>
+    <w:lvl w:ilvl="0">
+      <w:start w:val="1"/>
+      <w:numFmt w:val="bullet"/>
+      <w:lvlText w:val=""/>
+      <w:lvlJc w:val="left"/>
+      <w:pPr>
+        <w:tabs>
+          <w:tab w:val="num" w:pos="720"/>
+        </w:tabs>
+        <w:ind w:left="720" w:hanging="360"/>
+      </w:pPr>
+      <w:rPr>
+        <w:rFonts w:ascii="Symbol" w:hAnsi="Symbol" w:hint="default"/>
+        <w:sz w:val="20"/>
+      </w:rPr>
+    </w:lvl>
+    <w:lvl w:ilvl="1" w:tentative="1">
+      <w:start w:val="1"/>
+      <w:numFmt w:val="bullet"/>
+      <w:lvlText w:val="o"/>
+      <w:lvlJc w:val="left"/>
+      <w:pPr>
+        <w:tabs>
+          <w:tab w:val="num" w:pos="1440"/>
+        </w:tabs>
+        <w:ind w:left="1440" w:hanging="360"/>
+      </w:pPr>
+      <w:rPr>
+        <w:rFonts w:ascii="Courier New" w:hAnsi="Courier New" w:hint="default"/>
+        <w:sz w:val="20"/>
+      </w:rPr>
+    </w:lvl>
+    <w:lvl w:ilvl="2" w:tentative="1">
+      <w:start w:val="1"/>
+      <w:numFmt w:val="bullet"/>
+      <w:lvlText w:val=""/>
+      <w:lvlJc w:val="left"/>
+      <w:pPr>
+        <w:tabs>
+          <w:tab w:val="num" w:pos="2160"/>
+        </w:tabs>
+        <w:ind w:left="2160" w:hanging="360"/>
+      </w:pPr>
+      <w:rPr>
+        <w:rFonts w:ascii="Wingdings" w:hAnsi="Wingdings" w:hint="default"/>
+        <w:sz w:val="20"/>
+      </w:rPr>
+    </w:lvl>
+    <w:lvl w:ilvl="3" w:tentative="1">
+      <w:start w:val="1"/>
+      <w:numFmt w:val="bullet"/>
+      <w:lvlText w:val=""/>
+      <w:lvlJc w:val="left"/>
+      <w:pPr>
+        <w:tabs>
+          <w:tab w:val="num" w:pos="2880"/>
+        </w:tabs>
+        <w:ind w:left="2880" w:hanging="360"/>
+      </w:pPr>
+      <w:rPr>
+        <w:rFonts w:ascii="Wingdings" w:hAnsi="Wingdings" w:hint="default"/>
+        <w:sz w:val="20"/>
+      </w:rPr>
+    </w:lvl>
+    <w:lvl w:ilvl="4" w:tentative="1">
+      <w:start w:val="1"/>
+      <w:numFmt w:val="bullet"/>
+      <w:lvlText w:val=""/>
+      <w:lvlJc w:val="left"/>
+      <w:pPr>
+        <w:tabs>
+          <w:tab w:val="num" w:pos="3600"/>
+        </w:tabs>
+        <w:ind w:left="3600" w:hanging="360"/>
+      </w:pPr>
+      <w:rPr>
+        <w:rFonts w:ascii="Wingdings" w:hAnsi="Wingdings" w:hint="default"/>
+        <w:sz w:val="20"/>
+      </w:rPr>
+    </w:lvl>
+    <w:lvl w:ilvl="5" w:tentative="1">
+      <w:start w:val="1"/>
+      <w:numFmt w:val="bullet"/>
+      <w:lvlText w:val=""/>
+      <w:lvlJc w:val="left"/>
+      <w:pPr>
+        <w:tabs>
+          <w:tab w:val="num" w:pos="4320"/>
+        </w:tabs>
+        <w:ind w:left="4320" w:hanging="360"/>
+      </w:pPr>
+      <w:rPr>
+        <w:rFonts w:ascii="Wingdings" w:hAnsi="Wingdings" w:hint="default"/>
+        <w:sz w:val="20"/>
+      </w:rPr>
+    </w:lvl>
+    <w:lvl w:ilvl="6" w:tentative="1">
+      <w:start w:val="1"/>
+      <w:numFmt w:val="bullet"/>
+      <w:lvlText w:val=""/>
+      <w:lvlJc w:val="left"/>
+      <w:pPr>
+        <w:tabs>
+          <w:tab w:val="num" w:pos="5040"/>
+        </w:tabs>
+        <w:ind w:left="5040" w:hanging="360"/>
+      </w:pPr>
+      <w:rPr>
+        <w:rFonts w:ascii="Wingdings" w:hAnsi="Wingdings" w:hint="default"/>
+        <w:sz w:val="20"/>
+      </w:rPr>
+    </w:lvl>
+    <w:lvl w:ilvl="7" w:tentative="1">
+      <w:start w:val="1"/>
+      <w:numFmt w:val="bullet"/>
+      <w:lvlText w:val=""/>
+      <w:lvlJc w:val="left"/>
+      <w:pPr>
+        <w:tabs>
+          <w:tab w:val="num" w:pos="5760"/>
+        </w:tabs>
+        <w:ind w:left="5760" w:hanging="360"/>
+      </w:pPr>
+      <w:rPr>
+        <w:rFonts w:ascii="Wingdings" w:hAnsi="Wingdings" w:hint="default"/>
+        <w:sz w:val="20"/>
+      </w:rPr>
+    </w:lvl>
+    <w:lvl w:ilvl="8" w:tentative="1">
+      <w:start w:val="1"/>
+      <w:numFmt w:val="bullet"/>
+      <w:lvlText w:val=""/>
+      <w:lvlJc w:val="left"/>
+      <w:pPr>
+        <w:tabs>
+          <w:tab w:val="num" w:pos="6480"/>
+        </w:tabs>
+        <w:ind w:left="6480" w:hanging="360"/>
+      </w:pPr>
+      <w:rPr>
+        <w:rFonts w:ascii="Wingdings" w:hAnsi="Wingdings" w:hint="default"/>
+        <w:sz w:val="20"/>
+      </w:rPr>
+    </w:lvl>
+  </w:abstractNum>
+  <w:abstractNum w:abstractNumId="7" w15:restartNumberingAfterBreak="0">
+    <w:nsid w:val="6B21141F"/>
+    <w:multiLevelType w:val="multilevel"/>
+    <w:tmpl w:val="389ABC94"/>
+    <w:lvl w:ilvl="0">
+      <w:start w:val="1"/>
+      <w:numFmt w:val="bullet"/>
+      <w:lvlText w:val=""/>
+      <w:lvlJc w:val="left"/>
+      <w:pPr>
+        <w:tabs>
+          <w:tab w:val="num" w:pos="720"/>
+        </w:tabs>
+        <w:ind w:left="720" w:hanging="360"/>
+      </w:pPr>
+      <w:rPr>
+        <w:rFonts w:ascii="Symbol" w:hAnsi="Symbol" w:hint="default"/>
+        <w:sz w:val="20"/>
+      </w:rPr>
+    </w:lvl>
+    <w:lvl w:ilvl="1" w:tentative="1">
+      <w:start w:val="1"/>
+      <w:numFmt w:val="bullet"/>
+      <w:lvlText w:val="o"/>
+      <w:lvlJc w:val="left"/>
+      <w:pPr>
+        <w:tabs>
+          <w:tab w:val="num" w:pos="1440"/>
+        </w:tabs>
+        <w:ind w:left="1440" w:hanging="360"/>
+      </w:pPr>
+      <w:rPr>
+        <w:rFonts w:ascii="Courier New" w:hAnsi="Courier New" w:hint="default"/>
+        <w:sz w:val="20"/>
+      </w:rPr>
+    </w:lvl>
+    <w:lvl w:ilvl="2" w:tentative="1">
+      <w:start w:val="1"/>
+      <w:numFmt w:val="bullet"/>
+      <w:lvlText w:val=""/>
+      <w:lvlJc w:val="left"/>
+      <w:pPr>
+        <w:tabs>
+          <w:tab w:val="num" w:pos="2160"/>
+        </w:tabs>
+        <w:ind w:left="2160" w:hanging="360"/>
+      </w:pPr>
+      <w:rPr>
+        <w:rFonts w:ascii="Wingdings" w:hAnsi="Wingdings" w:hint="default"/>
+        <w:sz w:val="20"/>
+      </w:rPr>
+    </w:lvl>
+    <w:lvl w:ilvl="3" w:tentative="1">
+      <w:start w:val="1"/>
+      <w:numFmt w:val="bullet"/>
+      <w:lvlText w:val=""/>
+      <w:lvlJc w:val="left"/>
+      <w:pPr>
+        <w:tabs>
+          <w:tab w:val="num" w:pos="2880"/>
+        </w:tabs>
+        <w:ind w:left="2880" w:hanging="360"/>
+      </w:pPr>
+      <w:rPr>
+        <w:rFonts w:ascii="Wingdings" w:hAnsi="Wingdings" w:hint="default"/>
+        <w:sz w:val="20"/>
+      </w:rPr>
+    </w:lvl>
+    <w:lvl w:ilvl="4" w:tentative="1">
+      <w:start w:val="1"/>
+      <w:numFmt w:val="bullet"/>
+      <w:lvlText w:val=""/>
+      <w:lvlJc w:val="left"/>
+      <w:pPr>
+        <w:tabs>
+          <w:tab w:val="num" w:pos="3600"/>
+        </w:tabs>
+        <w:ind w:left="3600" w:hanging="360"/>
+      </w:pPr>
+      <w:rPr>
+        <w:rFonts w:ascii="Wingdings" w:hAnsi="Wingdings" w:hint="default"/>
+        <w:sz w:val="20"/>
+      </w:rPr>
+    </w:lvl>
+    <w:lvl w:ilvl="5" w:tentative="1">
+      <w:start w:val="1"/>
+      <w:numFmt w:val="bullet"/>
+      <w:lvlText w:val=""/>
+      <w:lvlJc w:val="left"/>
+      <w:pPr>
+        <w:tabs>
+          <w:tab w:val="num" w:pos="4320"/>
+        </w:tabs>
+        <w:ind w:left="4320" w:hanging="360"/>
+      </w:pPr>
+      <w:rPr>
+        <w:rFonts w:ascii="Wingdings" w:hAnsi="Wingdings" w:hint="default"/>
+        <w:sz w:val="20"/>
+      </w:rPr>
+    </w:lvl>
+    <w:lvl w:ilvl="6" w:tentative="1">
+      <w:start w:val="1"/>
+      <w:numFmt w:val="bullet"/>
+      <w:lvlText w:val=""/>
+      <w:lvlJc w:val="left"/>
+      <w:pPr>
+        <w:tabs>
+          <w:tab w:val="num" w:pos="5040"/>
+        </w:tabs>
+        <w:ind w:left="5040" w:hanging="360"/>
+      </w:pPr>
+      <w:rPr>
+        <w:rFonts w:ascii="Wingdings" w:hAnsi="Wingdings" w:hint="default"/>
+        <w:sz w:val="20"/>
+      </w:rPr>
+    </w:lvl>
+    <w:lvl w:ilvl="7" w:tentative="1">
+      <w:start w:val="1"/>
+      <w:numFmt w:val="bullet"/>
+      <w:lvlText w:val=""/>
+      <w:lvlJc w:val="left"/>
+      <w:pPr>
+        <w:tabs>
+          <w:tab w:val="num" w:pos="5760"/>
+        </w:tabs>
+        <w:ind w:left="5760" w:hanging="360"/>
+      </w:pPr>
+      <w:rPr>
+        <w:rFonts w:ascii="Wingdings" w:hAnsi="Wingdings" w:hint="default"/>
+        <w:sz w:val="20"/>
+      </w:rPr>
+    </w:lvl>
+    <w:lvl w:ilvl="8" w:tentative="1">
+      <w:start w:val="1"/>
+      <w:numFmt w:val="bullet"/>
+      <w:lvlText w:val=""/>
+      <w:lvlJc w:val="left"/>
+      <w:pPr>
+        <w:tabs>
+          <w:tab w:val="num" w:pos="6480"/>
+        </w:tabs>
+        <w:ind w:left="6480" w:hanging="360"/>
+      </w:pPr>
+      <w:rPr>
+        <w:rFonts w:ascii="Wingdings" w:hAnsi="Wingdings" w:hint="default"/>
+        <w:sz w:val="20"/>
+      </w:rPr>
+    </w:lvl>
+  </w:abstractNum>
+  <w:abstractNum w:abstractNumId="8" w15:restartNumberingAfterBreak="0">
+    <w:nsid w:val="6CE7347D"/>
+    <w:multiLevelType w:val="multilevel"/>
+    <w:tmpl w:val="A8486236"/>
+    <w:lvl w:ilvl="0">
+      <w:start w:val="1"/>
+      <w:numFmt w:val="bullet"/>
+      <w:lvlText w:val=""/>
+      <w:lvlJc w:val="left"/>
+      <w:pPr>
+        <w:tabs>
+          <w:tab w:val="num" w:pos="720"/>
+        </w:tabs>
+        <w:ind w:left="720" w:hanging="360"/>
+      </w:pPr>
+      <w:rPr>
+        <w:rFonts w:ascii="Symbol" w:hAnsi="Symbol" w:hint="default"/>
+        <w:sz w:val="20"/>
+      </w:rPr>
+    </w:lvl>
+    <w:lvl w:ilvl="1" w:tentative="1">
+      <w:start w:val="1"/>
+      <w:numFmt w:val="bullet"/>
+      <w:lvlText w:val="o"/>
+      <w:lvlJc w:val="left"/>
+      <w:pPr>
+        <w:tabs>
+          <w:tab w:val="num" w:pos="1440"/>
+        </w:tabs>
+        <w:ind w:left="1440" w:hanging="360"/>
+      </w:pPr>
+      <w:rPr>
+        <w:rFonts w:ascii="Courier New" w:hAnsi="Courier New" w:hint="default"/>
+        <w:sz w:val="20"/>
+      </w:rPr>
+    </w:lvl>
+    <w:lvl w:ilvl="2" w:tentative="1">
+      <w:start w:val="1"/>
+      <w:numFmt w:val="bullet"/>
+      <w:lvlText w:val=""/>
+      <w:lvlJc w:val="left"/>
+      <w:pPr>
+        <w:tabs>
+          <w:tab w:val="num" w:pos="2160"/>
+        </w:tabs>
+        <w:ind w:left="2160" w:hanging="360"/>
+      </w:pPr>
+      <w:rPr>
+        <w:rFonts w:ascii="Wingdings" w:hAnsi="Wingdings" w:hint="default"/>
+        <w:sz w:val="20"/>
+      </w:rPr>
+    </w:lvl>
+    <w:lvl w:ilvl="3" w:tentative="1">
+      <w:start w:val="1"/>
+      <w:numFmt w:val="bullet"/>
+      <w:lvlText w:val=""/>
+      <w:lvlJc w:val="left"/>
+      <w:pPr>
+        <w:tabs>
+          <w:tab w:val="num" w:pos="2880"/>
+        </w:tabs>
+        <w:ind w:left="2880" w:hanging="360"/>
+      </w:pPr>
+      <w:rPr>
+        <w:rFonts w:ascii="Wingdings" w:hAnsi="Wingdings" w:hint="default"/>
+        <w:sz w:val="20"/>
+      </w:rPr>
+    </w:lvl>
+    <w:lvl w:ilvl="4" w:tentative="1">
+      <w:start w:val="1"/>
+      <w:numFmt w:val="bullet"/>
+      <w:lvlText w:val=""/>
+      <w:lvlJc w:val="left"/>
+      <w:pPr>
+        <w:tabs>
+          <w:tab w:val="num" w:pos="3600"/>
+        </w:tabs>
+        <w:ind w:left="3600" w:hanging="360"/>
+      </w:pPr>
+      <w:rPr>
+        <w:rFonts w:ascii="Wingdings" w:hAnsi="Wingdings" w:hint="default"/>
+        <w:sz w:val="20"/>
+      </w:rPr>
+    </w:lvl>
+    <w:lvl w:ilvl="5" w:tentative="1">
+      <w:start w:val="1"/>
+      <w:numFmt w:val="bullet"/>
+      <w:lvlText w:val=""/>
+      <w:lvlJc w:val="left"/>
+      <w:pPr>
+        <w:tabs>
+          <w:tab w:val="num" w:pos="4320"/>
+        </w:tabs>
+        <w:ind w:left="4320" w:hanging="360"/>
+      </w:pPr>
+      <w:rPr>
+        <w:rFonts w:ascii="Wingdings" w:hAnsi="Wingdings" w:hint="default"/>
+        <w:sz w:val="20"/>
+      </w:rPr>
+    </w:lvl>
+    <w:lvl w:ilvl="6" w:tentative="1">
+      <w:start w:val="1"/>
+      <w:numFmt w:val="bullet"/>
+      <w:lvlText w:val=""/>
+      <w:lvlJc w:val="left"/>
+      <w:pPr>
+        <w:tabs>
+          <w:tab w:val="num" w:pos="5040"/>
+        </w:tabs>
+        <w:ind w:left="5040" w:hanging="360"/>
+      </w:pPr>
+      <w:rPr>
+        <w:rFonts w:ascii="Wingdings" w:hAnsi="Wingdings" w:hint="default"/>
+        <w:sz w:val="20"/>
+      </w:rPr>
+    </w:lvl>
+    <w:lvl w:ilvl="7" w:tentative="1">
+      <w:start w:val="1"/>
+      <w:numFmt w:val="bullet"/>
+      <w:lvlText w:val=""/>
+      <w:lvlJc w:val="left"/>
+      <w:pPr>
+        <w:tabs>
+          <w:tab w:val="num" w:pos="5760"/>
+        </w:tabs>
+        <w:ind w:left="5760" w:hanging="360"/>
+      </w:pPr>
+      <w:rPr>
+        <w:rFonts w:ascii="Wingdings" w:hAnsi="Wingdings" w:hint="default"/>
+        <w:sz w:val="20"/>
+      </w:rPr>
+    </w:lvl>
+    <w:lvl w:ilvl="8" w:tentative="1">
+      <w:start w:val="1"/>
+      <w:numFmt w:val="bullet"/>
+      <w:lvlText w:val=""/>
+      <w:lvlJc w:val="left"/>
+      <w:pPr>
+        <w:tabs>
+          <w:tab w:val="num" w:pos="6480"/>
+        </w:tabs>
+        <w:ind w:left="6480" w:hanging="360"/>
+      </w:pPr>
+      <w:rPr>
+        <w:rFonts w:ascii="Wingdings" w:hAnsi="Wingdings" w:hint="default"/>
+        <w:sz w:val="20"/>
+      </w:rPr>
+    </w:lvl>
+  </w:abstractNum>
+  <w:abstractNum w:abstractNumId="9" w15:restartNumberingAfterBreak="0">
     <w:nsid w:val="733B71F5"/>
     <w:multiLevelType w:val="hybridMultilevel"/>
     <w:tmpl w:val="3DCE6FE0"/>
@@ -21643,13 +27586,31 @@
     <w:abstractNumId w:val="1"/>
   </w:num>
   <w:num w:numId="2" w16cid:durableId="1993413245">
-    <w:abstractNumId w:val="3"/>
+    <w:abstractNumId w:val="9"/>
   </w:num>
   <w:num w:numId="3" w16cid:durableId="1994286943">
     <w:abstractNumId w:val="0"/>
   </w:num>
   <w:num w:numId="4" w16cid:durableId="533882285">
+    <w:abstractNumId w:val="8"/>
+  </w:num>
+  <w:num w:numId="5" w16cid:durableId="1565752511">
+    <w:abstractNumId w:val="3"/>
+  </w:num>
+  <w:num w:numId="6" w16cid:durableId="990056904">
     <w:abstractNumId w:val="2"/>
+  </w:num>
+  <w:num w:numId="7" w16cid:durableId="247203155">
+    <w:abstractNumId w:val="7"/>
+  </w:num>
+  <w:num w:numId="8" w16cid:durableId="1247032028">
+    <w:abstractNumId w:val="6"/>
+  </w:num>
+  <w:num w:numId="9" w16cid:durableId="1602638378">
+    <w:abstractNumId w:val="4"/>
+  </w:num>
+  <w:num w:numId="10" w16cid:durableId="110826744">
+    <w:abstractNumId w:val="5"/>
   </w:num>
 </w:numbering>
 </file>
@@ -22705,6 +28666,32 @@
       <w:u w:val="single"/>
     </w:rPr>
   </w:style>
+  <w:style w:type="character" w:styleId="HTML">
+    <w:name w:val="HTML Code"/>
+    <w:basedOn w:val="a0"/>
+    <w:uiPriority w:val="99"/>
+    <w:semiHidden/>
+    <w:unhideWhenUsed/>
+    <w:rsid w:val="00597D5E"/>
+    <w:rPr>
+      <w:rFonts w:ascii="Courier New" w:eastAsia="Times New Roman" w:hAnsi="Courier New" w:cs="Courier New"/>
+      <w:sz w:val="20"/>
+      <w:szCs w:val="20"/>
+    </w:rPr>
+  </w:style>
+  <w:style w:type="paragraph" w:customStyle="1" w:styleId="p4">
+    <w:name w:val="p4"/>
+    <w:basedOn w:val="a"/>
+    <w:rsid w:val="00597D5E"/>
+    <w:pPr>
+      <w:spacing w:before="100" w:beforeAutospacing="1" w:after="100" w:afterAutospacing="1" w:line="240" w:lineRule="auto"/>
+    </w:pPr>
+    <w:rPr>
+      <w:rFonts w:cs="Times New Roman"/>
+      <w:szCs w:val="24"/>
+      <w:lang w:val="ru-RU" w:eastAsia="ru-RU"/>
+    </w:rPr>
+  </w:style>
 </w:styles>
 </file>
 
